--- a/docs/REPORT.docx
+++ b/docs/REPORT.docx
@@ -232,37 +232,61 @@
         <w:pStyle w:val="BodyText"/>
       </w:pPr>
       <w:r>
-        <w:t xml:space="preserve">On a 10-paper gold set the core-field F1 is 0.72 (datasets 0.90, baselines 0.83, metrics</w:t>
-      </w:r>
-      <w:r>
-        <w:t xml:space="preserve"> </w:t>
-      </w:r>
-      <w:r>
-        <w:t xml:space="preserve">0.77, hyperparameters 0.53, task 0.46). Every extracted hyperparameter whose name matched</w:t>
-      </w:r>
-      <w:r>
-        <w:t xml:space="preserve"> </w:t>
-      </w:r>
-      <w:r>
-        <w:t xml:space="preserve">the gold had the correct value (100% numeric accuracy). 80% of extracted items were</w:t>
-      </w:r>
-      <w:r>
-        <w:t xml:space="preserve"> </w:t>
-      </w:r>
-      <w:r>
-        <w:t xml:space="preserve">verified against the paper. Requiring a located quote lowers the hallucination rate from</w:t>
-      </w:r>
-      <w:r>
-        <w:t xml:space="preserve"> </w:t>
-      </w:r>
-      <w:r>
-        <w:t xml:space="preserve">10% to 2%, and adding the support check lowers it to 0%. The gold set was annotated by an</w:t>
-      </w:r>
-      <w:r>
-        <w:t xml:space="preserve"> </w:t>
-      </w:r>
-      <w:r>
-        <w:t xml:space="preserve">LLM and adjudicated once; we report it as such (section 6.1).</w:t>
+        <w:t xml:space="preserve">On a 50-paper gold set from nine ML areas (2,796 items) the core-field F1 is 0.60</w:t>
+      </w:r>
+      <w:r>
+        <w:t xml:space="preserve"> </w:t>
+      </w:r>
+      <w:r>
+        <w:t xml:space="preserve">(datasets 0.75, metrics 0.73, baselines 0.66, task 0.51, hyperparameters 0.41), with</w:t>
+      </w:r>
+      <w:r>
+        <w:t xml:space="preserve"> </w:t>
+      </w:r>
+      <w:r>
+        <w:t xml:space="preserve">precision 0.81 to 0.94 per core field. 91% of extracted hyperparameters whose name matched</w:t>
+      </w:r>
+      <w:r>
+        <w:t xml:space="preserve"> </w:t>
+      </w:r>
+      <w:r>
+        <w:t xml:space="preserve">the gold had the correct value, 90% of extracted items were verified against the paper and</w:t>
+      </w:r>
+      <w:r>
+        <w:t xml:space="preserve"> </w:t>
+      </w:r>
+      <w:r>
+        <w:t xml:space="preserve">1% were hallucinated. Of the 246 extracted items of the 40 new papers that match no gold</w:t>
+      </w:r>
+      <w:r>
+        <w:t xml:space="preserve"> </w:t>
+      </w:r>
+      <w:r>
+        <w:t xml:space="preserve">item, only 10 are wrong when read against the paper; most are correct items the strict</w:t>
+      </w:r>
+      <w:r>
+        <w:t xml:space="preserve"> </w:t>
+      </w:r>
+      <w:r>
+        <w:t xml:space="preserve">matcher misses, so the scores are lower bounds. On the 10 reference papers the F1 is 0.72,</w:t>
+      </w:r>
+      <w:r>
+        <w:t xml:space="preserve"> </w:t>
+      </w:r>
+      <w:r>
+        <w:t xml:space="preserve">the same as the first run; in that first run, requiring a located quote lowered the</w:t>
+      </w:r>
+      <w:r>
+        <w:t xml:space="preserve"> </w:t>
+      </w:r>
+      <w:r>
+        <w:t xml:space="preserve">hallucination rate from 10% to 2%, and adding the support check lowered it to 0%. The gold</w:t>
+      </w:r>
+      <w:r>
+        <w:t xml:space="preserve"> </w:t>
+      </w:r>
+      <w:r>
+        <w:t xml:space="preserve">set was annotated by an LLM and adjudicated once; we report it as such (section 6.1).</w:t>
       </w:r>
     </w:p>
     <w:bookmarkEnd w:id="20"/>
@@ -2877,185 +2901,16 @@
         <w:t xml:space="preserve"> </w:t>
       </w:r>
       <w:r>
-        <w:t xml:space="preserve">holds 469 items from the 10 Phase 1-3 reference papers</w:t>
-      </w:r>
-      <w:r>
-        <w:t xml:space="preserve"> </w:t>
-      </w:r>
-      <w:r>
-        <w:t xml:space="preserve">(Bahdanau et al. 2014, VGG, ResNet, Transformer, BERT, RoBERTa, DistilBERT, SimCLR, ViT,</w:t>
-      </w:r>
-      <w:r>
-        <w:t xml:space="preserve"> </w:t>
-      </w:r>
-      <w:r>
-        <w:t xml:space="preserve">LoRA). It covers the fields task, datasets, baselines, metrics, hyperparameters, compute</w:t>
-      </w:r>
-      <w:r>
-        <w:t xml:space="preserve"> </w:t>
-      </w:r>
-      <w:r>
-        <w:t xml:space="preserve">and code URLs. The definitions are in</w:t>
-      </w:r>
-      <w:r>
-        <w:t xml:space="preserve"> </w:t>
+        <w:t xml:space="preserve">holds 2,796 items from 50 papers (</w:t>
       </w:r>
       <w:r>
         <w:rPr>
           <w:rStyle w:val="VerbatimChar"/>
         </w:rPr>
-        <w:t xml:space="preserve">eval/ANNOTATION_GUIDE.md</w:t>
-      </w:r>
-      <w:r>
-        <w:t xml:space="preserve">.</w:t>
-      </w:r>
-    </w:p>
-    <w:p>
-      <w:pPr>
-        <w:pStyle w:val="BodyText"/>
-      </w:pPr>
-      <w:r>
-        <w:rPr>
-          <w:bCs/>
-          <w:b/>
-        </w:rPr>
-        <w:t xml:space="preserve">How it was made.</w:t>
-      </w:r>
-      <w:r>
-        <w:t xml:space="preserve"> </w:t>
-      </w:r>
-      <w:r>
-        <w:t xml:space="preserve">For lack of time, the team asked an LLM (Claude) to annotate each paper</w:t>
-      </w:r>
-      <w:r>
-        <w:t xml:space="preserve"> </w:t>
-      </w:r>
-      <w:r>
-        <w:t xml:space="preserve">from its full text, page by page, following the guide. The set was adjudicated once after</w:t>
-      </w:r>
-      <w:r>
-        <w:t xml:space="preserve"> </w:t>
-      </w:r>
-      <w:r>
-        <w:t xml:space="preserve">the first comparison with PaperLens: 14 items that the papers state and that fit the</w:t>
-      </w:r>
-      <w:r>
-        <w:t xml:space="preserve"> </w:t>
-      </w:r>
-      <w:r>
-        <w:t xml:space="preserve">definitions were added, and one over-broad alias was removed. Nothing was removed to suit</w:t>
-      </w:r>
-      <w:r>
-        <w:t xml:space="preserve"> </w:t>
-      </w:r>
-      <w:r>
-        <w:t xml:space="preserve">the system. Every change is logged in</w:t>
-      </w:r>
-      <w:r>
-        <w:t xml:space="preserve"> </w:t>
-      </w:r>
-      <w:r>
-        <w:rPr>
-          <w:rStyle w:val="VerbatimChar"/>
-        </w:rPr>
-        <w:t xml:space="preserve">eval/gold/CHANGES.md</w:t>
-      </w:r>
-      <w:r>
-        <w:t xml:space="preserve">. The numbers below therefore</w:t>
-      </w:r>
-      <w:r>
-        <w:t xml:space="preserve"> </w:t>
-      </w:r>
-      <w:r>
-        <w:t xml:space="preserve">measure agreement with an</w:t>
-      </w:r>
-      <w:r>
-        <w:t xml:space="preserve"> </w:t>
-      </w:r>
-      <w:r>
-        <w:rPr>
-          <w:bCs/>
-          <w:b/>
-        </w:rPr>
-        <w:t xml:space="preserve">LLM-annotated, team-checked</w:t>
-      </w:r>
-      <w:r>
-        <w:t xml:space="preserve"> </w:t>
-      </w:r>
-      <w:r>
-        <w:t xml:space="preserve">reference, not with independent</w:t>
-      </w:r>
-      <w:r>
-        <w:t xml:space="preserve"> </w:t>
-      </w:r>
-      <w:r>
-        <w:t xml:space="preserve">human annotation.</w:t>
-      </w:r>
-      <w:r>
-        <w:t xml:space="preserve"> </w:t>
-      </w:r>
-      <w:r>
-        <w:rPr>
-          <w:bCs/>
-          <w:b/>
-        </w:rPr>
-        <w:t xml:space="preserve">[TEAM]</w:t>
-      </w:r>
-      <w:r>
-        <w:t xml:space="preserve"> </w:t>
-      </w:r>
-      <w:r>
-        <w:t xml:space="preserve">confirm the spot-check of two or three papers before</w:t>
-      </w:r>
-      <w:r>
-        <w:t xml:space="preserve"> </w:t>
-      </w:r>
-      <w:r>
-        <w:t xml:space="preserve">submission, and record who checked which.</w:t>
-      </w:r>
-    </w:p>
-    <w:p>
-      <w:pPr>
-        <w:pStyle w:val="BodyText"/>
-      </w:pPr>
-      <w:r>
-        <w:t xml:space="preserve">The gold set is smaller than planned (10 papers instead of 40, with no double annotation),</w:t>
-      </w:r>
-      <w:r>
-        <w:t xml:space="preserve"> </w:t>
-      </w:r>
-      <w:r>
-        <w:t xml:space="preserve">so inter-annotator agreement is not reported.</w:t>
-      </w:r>
-    </w:p>
-    <w:bookmarkEnd w:id="34"/>
-    <w:bookmarkStart w:id="35" w:name="matching-and-metrics"/>
-    <w:p>
-      <w:pPr>
-        <w:pStyle w:val="Heading2"/>
-      </w:pPr>
-      <w:r>
-        <w:t xml:space="preserve">6.2 Matching and metrics</w:t>
-      </w:r>
-    </w:p>
-    <w:p>
-      <w:pPr>
-        <w:pStyle w:val="FirstParagraph"/>
-      </w:pPr>
-      <w:r>
-        <w:t xml:space="preserve">The scorer is</w:t>
-      </w:r>
-      <w:r>
-        <w:t xml:space="preserve"> </w:t>
-      </w:r>
-      <w:r>
-        <w:rPr>
-          <w:rStyle w:val="VerbatimChar"/>
-        </w:rPr>
-        <w:t xml:space="preserve">backend/app/eval/match.py</w:t>
-      </w:r>
-      <w:r>
-        <w:t xml:space="preserve">.</w:t>
+        <w:t xml:space="preserve">eval/papers.csv</w:t>
+      </w:r>
+      <w:r>
+        <w:t xml:space="preserve">):</w:t>
       </w:r>
     </w:p>
     <w:p>
@@ -3071,130 +2926,16 @@
           <w:bCs/>
           <w:b/>
         </w:rPr>
-        <w:t xml:space="preserve">Text fields.</w:t>
-      </w:r>
-      <w:r>
-        <w:t xml:space="preserve"> </w:t>
-      </w:r>
-      <w:r>
-        <w:t xml:space="preserve">Values are normalised first (Unicode NFKD, decimals kept, number words</w:t>
-      </w:r>
-      <w:r>
-        <w:t xml:space="preserve"> </w:t>
-      </w:r>
-      <w:r>
-        <w:t xml:space="preserve">turned into digits). Two items match when the strings are equal or nearly so (fuzzy</w:t>
-      </w:r>
-      <w:r>
-        <w:t xml:space="preserve"> </w:t>
-      </w:r>
-      <w:r>
-        <w:t xml:space="preserve">≥ 88 with the same digit sequence, so CIFAR-10 never matches CIFAR-100), or when one</w:t>
-      </w:r>
-      <w:r>
-        <w:t xml:space="preserve"> </w:t>
-      </w:r>
-      <w:r>
-        <w:t xml:space="preserve">contains the other and the remainder is filler (</w:t>
-      </w:r>
-      <w:r>
-        <w:t xml:space="preserve">“</w:t>
-      </w:r>
-      <w:r>
-        <w:t xml:space="preserve">BLEU score</w:t>
-      </w:r>
-      <w:r>
-        <w:t xml:space="preserve">”</w:t>
-      </w:r>
-      <w:r>
-        <w:t xml:space="preserve"> </w:t>
-      </w:r>
-      <w:r>
-        <w:t xml:space="preserve">/</w:t>
-      </w:r>
-      <w:r>
-        <w:t xml:space="preserve"> </w:t>
-      </w:r>
-      <w:r>
-        <w:t xml:space="preserve">“</w:t>
-      </w:r>
-      <w:r>
-        <w:t xml:space="preserve">BLEU</w:t>
-      </w:r>
-      <w:r>
-        <w:t xml:space="preserve">”</w:t>
-      </w:r>
-      <w:r>
-        <w:t xml:space="preserve">), or when the gold</w:t>
-      </w:r>
-      <w:r>
-        <w:t xml:space="preserve"> </w:t>
-      </w:r>
-      <w:r>
-        <w:t xml:space="preserve">phrase found inside the prediction is specific on its own. Metrics may carry qualifiers</w:t>
-      </w:r>
-      <w:r>
-        <w:t xml:space="preserve"> </w:t>
-      </w:r>
-      <w:r>
-        <w:t xml:space="preserve">(</w:t>
-      </w:r>
-      <w:r>
-        <w:t xml:space="preserve">“</w:t>
-      </w:r>
-      <w:r>
-        <w:t xml:space="preserve">validation accuracy</w:t>
-      </w:r>
-      <w:r>
-        <w:t xml:space="preserve">”</w:t>
-      </w:r>
-      <w:r>
-        <w:t xml:space="preserve"> </w:t>
-      </w:r>
-      <w:r>
-        <w:t xml:space="preserve">for</w:t>
-      </w:r>
-      <w:r>
-        <w:t xml:space="preserve"> </w:t>
-      </w:r>
-      <w:r>
-        <w:t xml:space="preserve">“</w:t>
-      </w:r>
-      <w:r>
-        <w:t xml:space="preserve">accuracy</w:t>
-      </w:r>
-      <w:r>
-        <w:t xml:space="preserve">”</w:t>
-      </w:r>
-      <w:r>
-        <w:t xml:space="preserve">). An item that packs several (</w:t>
-      </w:r>
-      <w:r>
-        <w:t xml:space="preserve">“</w:t>
-      </w:r>
-      <w:r>
-        <w:t xml:space="preserve">EM and F1</w:t>
-      </w:r>
-      <w:r>
-        <w:t xml:space="preserve">”</w:t>
-      </w:r>
-      <w:r>
-        <w:t xml:space="preserve">,</w:t>
-      </w:r>
-      <w:r>
-        <w:t xml:space="preserve"> </w:t>
-      </w:r>
-      <w:r>
-        <w:t xml:space="preserve">“</w:t>
-      </w:r>
-      <w:r>
-        <w:t xml:space="preserve">CIFAR-10/100</w:t>
-      </w:r>
-      <w:r>
-        <w:t xml:space="preserve">”</w:t>
-      </w:r>
-      <w:r>
-        <w:t xml:space="preserve">) is tried part by part.</w:t>
+        <w:t xml:space="preserve">10 reference papers</w:t>
+      </w:r>
+      <w:r>
+        <w:t xml:space="preserve">, used during development (Phases 1-3): Bahdanau et al. 2014, VGG,</w:t>
+      </w:r>
+      <w:r>
+        <w:t xml:space="preserve"> </w:t>
+      </w:r>
+      <w:r>
+        <w:t xml:space="preserve">ResNet, Transformer, BERT, RoBERTa, DistilBERT, SimCLR, ViT, LoRA (469 items in v1.1);</w:t>
       </w:r>
     </w:p>
     <w:p>
@@ -3210,157 +2951,579 @@
           <w:bCs/>
           <w:b/>
         </w:rPr>
-        <w:t xml:space="preserve">Hyperparameters.</w:t>
-      </w:r>
-      <w:r>
-        <w:t xml:space="preserve"> </w:t>
-      </w:r>
-      <w:r>
-        <w:t xml:space="preserve">The name must match (synonym table or text rule) and the values</w:t>
-      </w:r>
-      <w:r>
-        <w:t xml:space="preserve"> </w:t>
-      </w:r>
-      <w:r>
-        <w:t xml:space="preserve">must be equal after parsing (3e-4 = 0.0003 =</w:t>
-      </w:r>
-      <w:r>
-        <w:t xml:space="preserve"> </w:t>
-      </w:r>
-      <w:r>
-        <w:t xml:space="preserve">“</w:t>
-      </w:r>
-      <w:r>
-        <w:t xml:space="preserve">3 × 10^-4</w:t>
-      </w:r>
-      <w:r>
-        <w:t xml:space="preserve">”</w:t>
-      </w:r>
-      <w:r>
-        <w:t xml:space="preserve">;</w:t>
-      </w:r>
-      <w:r>
-        <w:t xml:space="preserve"> </w:t>
-      </w:r>
-      <w:r>
-        <w:t xml:space="preserve">“</w:t>
-      </w:r>
-      <w:r>
-        <w:t xml:space="preserve">6%</w:t>
-      </w:r>
-      <w:r>
-        <w:t xml:space="preserve">”</w:t>
-      </w:r>
-      <w:r>
-        <w:t xml:space="preserve"> </w:t>
-      </w:r>
-      <w:r>
-        <w:t xml:space="preserve">= 0.06;</w:t>
-      </w:r>
-      <w:r>
-        <w:t xml:space="preserve"> </w:t>
-      </w:r>
-      <w:r>
-        <w:t xml:space="preserve">“</w:t>
-      </w:r>
-      <w:r>
-        <w:t xml:space="preserve">none</w:t>
-      </w:r>
-      <w:r>
-        <w:t xml:space="preserve">”</w:t>
-      </w:r>
-      <w:r>
-        <w:t xml:space="preserve"> </w:t>
-      </w:r>
-      <w:r>
-        <w:t xml:space="preserve">= 0).</w:t>
+        <w:t xml:space="preserve">40 new papers</w:t>
+      </w:r>
+      <w:r>
+        <w:t xml:space="preserve">, added after development and never used to tune the system, spread</w:t>
+      </w:r>
+      <w:r>
+        <w:t xml:space="preserve"> </w:t>
+      </w:r>
+      <w:r>
+        <w:t xml:space="preserve">over nine areas: NLP (T5, ELECTRA, SimCSE, RAG, chain-of-thought, ReAct, LLaMA, DPO,</w:t>
+      </w:r>
+      <w:r>
+        <w:t xml:space="preserve"> </w:t>
+      </w:r>
+      <w:r>
+        <w:t xml:space="preserve">QLoRA, DeepSeekMath), CV (Faster R-CNN, U-Net, Swin, MAE, ConvNeXt, DINOv2, SAM, ViT</w:t>
+      </w:r>
+      <w:r>
+        <w:t xml:space="preserve"> </w:t>
+      </w:r>
+      <w:r>
+        <w:t xml:space="preserve">registers, SigLIP), ML (BatchNorm, AdamW, PGD, Lottery Ticket, scaling laws, Chinchilla,</w:t>
+      </w:r>
+      <w:r>
+        <w:t xml:space="preserve"> </w:t>
+      </w:r>
+      <w:r>
+        <w:t xml:space="preserve">FlashAttention, Mamba, KAN), generative models (latent diffusion, DiT, flow matching),</w:t>
+      </w:r>
+      <w:r>
+        <w:t xml:space="preserve"> </w:t>
+      </w:r>
+      <w:r>
+        <w:t xml:space="preserve">graphs (GCN, GAT), RL (PPO, SAC), speech (wav2vec 2.0, Whisper), time series (PatchTST,</w:t>
+      </w:r>
+      <w:r>
+        <w:t xml:space="preserve"> </w:t>
+      </w:r>
+      <w:r>
+        <w:t xml:space="preserve">iTransformer) and multimodal (LLaVA).</w:t>
+      </w:r>
+    </w:p>
+    <w:p>
+      <w:pPr>
+        <w:pStyle w:val="FirstParagraph"/>
+      </w:pPr>
+      <w:r>
+        <w:t xml:space="preserve">It covers the fields task, datasets, baselines, metrics, hyperparameters, compute and code</w:t>
+      </w:r>
+      <w:r>
+        <w:t xml:space="preserve"> </w:t>
+      </w:r>
+      <w:r>
+        <w:t xml:space="preserve">URLs. The definitions are in</w:t>
+      </w:r>
+      <w:r>
+        <w:t xml:space="preserve"> </w:t>
+      </w:r>
+      <w:r>
+        <w:rPr>
+          <w:rStyle w:val="VerbatimChar"/>
+        </w:rPr>
+        <w:t xml:space="preserve">eval/ANNOTATION_GUIDE.md</w:t>
+      </w:r>
+      <w:r>
+        <w:t xml:space="preserve">. The new papers were downloaded and</w:t>
+      </w:r>
+      <w:r>
+        <w:t xml:space="preserve"> </w:t>
+      </w:r>
+      <w:r>
+        <w:t xml:space="preserve">run through PaperLens on a team member’s laptop with</w:t>
+      </w:r>
+      <w:r>
+        <w:t xml:space="preserve"> </w:t>
+      </w:r>
+      <w:r>
+        <w:rPr>
+          <w:rStyle w:val="VerbatimChar"/>
+        </w:rPr>
+        <w:t xml:space="preserve">app.eval.collect</w:t>
+      </w:r>
+      <w:r>
+        <w:t xml:space="preserve"> </w:t>
+      </w:r>
+      <w:r>
+        <w:t xml:space="preserve">(arXiv is not</w:t>
+      </w:r>
+      <w:r>
+        <w:t xml:space="preserve"> </w:t>
+      </w:r>
+      <w:r>
+        <w:t xml:space="preserve">reachable from the development container); the bundle it writes holds the page text, the</w:t>
+      </w:r>
+      <w:r>
+        <w:t xml:space="preserve"> </w:t>
+      </w:r>
+      <w:r>
+        <w:t xml:space="preserve">GROBID TEI and the run.</w:t>
+      </w:r>
+    </w:p>
+    <w:p>
+      <w:pPr>
+        <w:pStyle w:val="BodyText"/>
+      </w:pPr>
+      <w:r>
+        <w:rPr>
+          <w:bCs/>
+          <w:b/>
+        </w:rPr>
+        <w:t xml:space="preserve">How it was made.</w:t>
+      </w:r>
+      <w:r>
+        <w:t xml:space="preserve"> </w:t>
+      </w:r>
+      <w:r>
+        <w:t xml:space="preserve">For lack of time, the team asked an LLM (Claude) to annotate each paper</w:t>
+      </w:r>
+      <w:r>
+        <w:t xml:space="preserve"> </w:t>
+      </w:r>
+      <w:r>
+        <w:t xml:space="preserve">from its full text, page by page, following the guide. Each part was adjudicated once after</w:t>
+      </w:r>
+      <w:r>
+        <w:t xml:space="preserve"> </w:t>
+      </w:r>
+      <w:r>
+        <w:t xml:space="preserve">its first comparison with PaperLens: items that the papers state and that fit the</w:t>
+      </w:r>
+      <w:r>
+        <w:t xml:space="preserve"> </w:t>
+      </w:r>
+      <w:r>
+        <w:t xml:space="preserve">definitions were added (14 for the reference papers, 34 for the new ones), and one</w:t>
+      </w:r>
+      <w:r>
+        <w:t xml:space="preserve"> </w:t>
+      </w:r>
+      <w:r>
+        <w:t xml:space="preserve">over-broad alias was removed. No alias was written in the system’s wording, and nothing was</w:t>
+      </w:r>
+      <w:r>
+        <w:t xml:space="preserve"> </w:t>
+      </w:r>
+      <w:r>
+        <w:t xml:space="preserve">removed to suit the system. For the new papers, every extracted item that matched no gold</w:t>
+      </w:r>
+      <w:r>
+        <w:t xml:space="preserve"> </w:t>
+      </w:r>
+      <w:r>
+        <w:t xml:space="preserve">item was read against the paper and labelled (</w:t>
+      </w:r>
+      <w:r>
+        <w:rPr>
+          <w:rStyle w:val="VerbatimChar"/>
+        </w:rPr>
+        <w:t xml:space="preserve">eval/gold/audit_v2.csv</w:t>
+      </w:r>
+      <w:r>
+        <w:t xml:space="preserve">, section 6.6).</w:t>
+      </w:r>
+      <w:r>
+        <w:t xml:space="preserve"> </w:t>
+      </w:r>
+      <w:r>
+        <w:t xml:space="preserve">Every change is logged in</w:t>
+      </w:r>
+      <w:r>
+        <w:t xml:space="preserve"> </w:t>
+      </w:r>
+      <w:r>
+        <w:rPr>
+          <w:rStyle w:val="VerbatimChar"/>
+        </w:rPr>
+        <w:t xml:space="preserve">eval/gold/CHANGES.md</w:t>
+      </w:r>
+      <w:r>
+        <w:t xml:space="preserve">. The numbers below therefore measure</w:t>
+      </w:r>
+      <w:r>
+        <w:t xml:space="preserve"> </w:t>
+      </w:r>
+      <w:r>
+        <w:t xml:space="preserve">agreement with an</w:t>
+      </w:r>
+      <w:r>
+        <w:t xml:space="preserve"> </w:t>
+      </w:r>
+      <w:r>
+        <w:rPr>
+          <w:bCs/>
+          <w:b/>
+        </w:rPr>
+        <w:t xml:space="preserve">LLM-annotated</w:t>
+      </w:r>
+      <w:r>
+        <w:t xml:space="preserve"> </w:t>
+      </w:r>
+      <w:r>
+        <w:t xml:space="preserve">reference, not with independent human annotation.</w:t>
+      </w:r>
+      <w:r>
+        <w:t xml:space="preserve"> </w:t>
+      </w:r>
+      <w:r>
+        <w:rPr>
+          <w:bCs/>
+          <w:b/>
+        </w:rPr>
+        <w:t xml:space="preserve">[TEAM]</w:t>
+      </w:r>
+      <w:r>
+        <w:t xml:space="preserve"> </w:t>
+      </w:r>
+      <w:r>
+        <w:t xml:space="preserve">confirm the spot-check of two or three papers before submission, and record who</w:t>
+      </w:r>
+      <w:r>
+        <w:t xml:space="preserve"> </w:t>
+      </w:r>
+      <w:r>
+        <w:t xml:space="preserve">checked which.</w:t>
+      </w:r>
+    </w:p>
+    <w:p>
+      <w:pPr>
+        <w:pStyle w:val="BodyText"/>
+      </w:pPr>
+      <w:r>
+        <w:t xml:space="preserve">There is a single annotator and no double annotation, so inter-annotator agreement is not</w:t>
+      </w:r>
+      <w:r>
+        <w:t xml:space="preserve"> </w:t>
+      </w:r>
+      <w:r>
+        <w:t xml:space="preserve">reported.</w:t>
+      </w:r>
+    </w:p>
+    <w:bookmarkEnd w:id="34"/>
+    <w:bookmarkStart w:id="35" w:name="matching-and-metrics"/>
+    <w:p>
+      <w:pPr>
+        <w:pStyle w:val="Heading2"/>
+      </w:pPr>
+      <w:r>
+        <w:t xml:space="preserve">6.2 Matching and metrics</w:t>
+      </w:r>
+    </w:p>
+    <w:p>
+      <w:pPr>
+        <w:pStyle w:val="FirstParagraph"/>
+      </w:pPr>
+      <w:r>
+        <w:t xml:space="preserve">The scorer is</w:t>
+      </w:r>
+      <w:r>
+        <w:t xml:space="preserve"> </w:t>
+      </w:r>
+      <w:r>
+        <w:rPr>
+          <w:rStyle w:val="VerbatimChar"/>
+        </w:rPr>
+        <w:t xml:space="preserve">backend/app/eval/match.py</w:t>
+      </w:r>
+      <w:r>
+        <w:t xml:space="preserve">.</w:t>
       </w:r>
     </w:p>
     <w:p>
       <w:pPr>
         <w:numPr>
           <w:ilvl w:val="0"/>
-          <w:numId w:val="1004"/>
-        </w:numPr>
-        <w:pStyle w:val="Compact"/>
-      </w:pPr>
-      <w:r>
-        <w:rPr>
-          <w:bCs/>
-          <w:b/>
-        </w:rPr>
-        <w:t xml:space="preserve">Reported metrics:</w:t>
-      </w:r>
-    </w:p>
-    <w:p>
-      <w:pPr>
-        <w:numPr>
-          <w:ilvl w:val="1"/>
           <w:numId w:val="1005"/>
         </w:numPr>
         <w:pStyle w:val="Compact"/>
       </w:pPr>
       <w:r>
-        <w:t xml:space="preserve">precision, recall and F1 per field (micro over papers; macro = mean of per-paper F1);</w:t>
+        <w:rPr>
+          <w:bCs/>
+          <w:b/>
+        </w:rPr>
+        <w:t xml:space="preserve">Text fields.</w:t>
+      </w:r>
+      <w:r>
+        <w:t xml:space="preserve"> </w:t>
+      </w:r>
+      <w:r>
+        <w:t xml:space="preserve">Values are normalised first (Unicode NFKD, decimals kept, number words</w:t>
+      </w:r>
+      <w:r>
+        <w:t xml:space="preserve"> </w:t>
+      </w:r>
+      <w:r>
+        <w:t xml:space="preserve">turned into digits). Two items match when the strings are equal or nearly so (fuzzy</w:t>
+      </w:r>
+      <w:r>
+        <w:t xml:space="preserve"> </w:t>
+      </w:r>
+      <w:r>
+        <w:t xml:space="preserve">≥ 88 with the same digit sequence, so CIFAR-10 never matches CIFAR-100), or when one</w:t>
+      </w:r>
+      <w:r>
+        <w:t xml:space="preserve"> </w:t>
+      </w:r>
+      <w:r>
+        <w:t xml:space="preserve">contains the other and the remainder is filler (</w:t>
+      </w:r>
+      <w:r>
+        <w:t xml:space="preserve">“</w:t>
+      </w:r>
+      <w:r>
+        <w:t xml:space="preserve">BLEU score</w:t>
+      </w:r>
+      <w:r>
+        <w:t xml:space="preserve">”</w:t>
+      </w:r>
+      <w:r>
+        <w:t xml:space="preserve"> </w:t>
+      </w:r>
+      <w:r>
+        <w:t xml:space="preserve">/</w:t>
+      </w:r>
+      <w:r>
+        <w:t xml:space="preserve"> </w:t>
+      </w:r>
+      <w:r>
+        <w:t xml:space="preserve">“</w:t>
+      </w:r>
+      <w:r>
+        <w:t xml:space="preserve">BLEU</w:t>
+      </w:r>
+      <w:r>
+        <w:t xml:space="preserve">”</w:t>
+      </w:r>
+      <w:r>
+        <w:t xml:space="preserve">), or when the gold</w:t>
+      </w:r>
+      <w:r>
+        <w:t xml:space="preserve"> </w:t>
+      </w:r>
+      <w:r>
+        <w:t xml:space="preserve">phrase found inside the prediction is specific on its own. Metrics may carry qualifiers</w:t>
+      </w:r>
+      <w:r>
+        <w:t xml:space="preserve"> </w:t>
+      </w:r>
+      <w:r>
+        <w:t xml:space="preserve">(</w:t>
+      </w:r>
+      <w:r>
+        <w:t xml:space="preserve">“</w:t>
+      </w:r>
+      <w:r>
+        <w:t xml:space="preserve">validation accuracy</w:t>
+      </w:r>
+      <w:r>
+        <w:t xml:space="preserve">”</w:t>
+      </w:r>
+      <w:r>
+        <w:t xml:space="preserve"> </w:t>
+      </w:r>
+      <w:r>
+        <w:t xml:space="preserve">for</w:t>
+      </w:r>
+      <w:r>
+        <w:t xml:space="preserve"> </w:t>
+      </w:r>
+      <w:r>
+        <w:t xml:space="preserve">“</w:t>
+      </w:r>
+      <w:r>
+        <w:t xml:space="preserve">accuracy</w:t>
+      </w:r>
+      <w:r>
+        <w:t xml:space="preserve">”</w:t>
+      </w:r>
+      <w:r>
+        <w:t xml:space="preserve">). An item that packs several (</w:t>
+      </w:r>
+      <w:r>
+        <w:t xml:space="preserve">“</w:t>
+      </w:r>
+      <w:r>
+        <w:t xml:space="preserve">EM and F1</w:t>
+      </w:r>
+      <w:r>
+        <w:t xml:space="preserve">”</w:t>
+      </w:r>
+      <w:r>
+        <w:t xml:space="preserve">,</w:t>
+      </w:r>
+      <w:r>
+        <w:t xml:space="preserve"> </w:t>
+      </w:r>
+      <w:r>
+        <w:t xml:space="preserve">“</w:t>
+      </w:r>
+      <w:r>
+        <w:t xml:space="preserve">CIFAR-10/100</w:t>
+      </w:r>
+      <w:r>
+        <w:t xml:space="preserve">”</w:t>
+      </w:r>
+      <w:r>
+        <w:t xml:space="preserve">) is tried part by part.</w:t>
       </w:r>
     </w:p>
     <w:p>
       <w:pPr>
         <w:numPr>
-          <w:ilvl w:val="1"/>
+          <w:ilvl w:val="0"/>
           <w:numId w:val="1005"/>
         </w:numPr>
         <w:pStyle w:val="Compact"/>
       </w:pPr>
       <w:r>
-        <w:t xml:space="preserve">hyperparameter coverage (share of gold (paper, name) pairs with a correct value</w:t>
-      </w:r>
-      <w:r>
-        <w:t xml:space="preserve"> </w:t>
-      </w:r>
-      <w:r>
-        <w:t xml:space="preserve">extracted);</w:t>
+        <w:rPr>
+          <w:bCs/>
+          <w:b/>
+        </w:rPr>
+        <w:t xml:space="preserve">Hyperparameters.</w:t>
+      </w:r>
+      <w:r>
+        <w:t xml:space="preserve"> </w:t>
+      </w:r>
+      <w:r>
+        <w:t xml:space="preserve">The name must match (synonym table or text rule) and the values</w:t>
+      </w:r>
+      <w:r>
+        <w:t xml:space="preserve"> </w:t>
+      </w:r>
+      <w:r>
+        <w:t xml:space="preserve">must be equal after parsing (3e-4 = 0.0003 =</w:t>
+      </w:r>
+      <w:r>
+        <w:t xml:space="preserve"> </w:t>
+      </w:r>
+      <w:r>
+        <w:t xml:space="preserve">“</w:t>
+      </w:r>
+      <w:r>
+        <w:t xml:space="preserve">3 × 10^-4</w:t>
+      </w:r>
+      <w:r>
+        <w:t xml:space="preserve">”</w:t>
+      </w:r>
+      <w:r>
+        <w:t xml:space="preserve">;</w:t>
+      </w:r>
+      <w:r>
+        <w:t xml:space="preserve"> </w:t>
+      </w:r>
+      <w:r>
+        <w:t xml:space="preserve">“</w:t>
+      </w:r>
+      <w:r>
+        <w:t xml:space="preserve">6%</w:t>
+      </w:r>
+      <w:r>
+        <w:t xml:space="preserve">”</w:t>
+      </w:r>
+      <w:r>
+        <w:t xml:space="preserve"> </w:t>
+      </w:r>
+      <w:r>
+        <w:t xml:space="preserve">= 0.06;</w:t>
+      </w:r>
+      <w:r>
+        <w:t xml:space="preserve"> </w:t>
+      </w:r>
+      <w:r>
+        <w:t xml:space="preserve">“</w:t>
+      </w:r>
+      <w:r>
+        <w:t xml:space="preserve">none</w:t>
+      </w:r>
+      <w:r>
+        <w:t xml:space="preserve">”</w:t>
+      </w:r>
+      <w:r>
+        <w:t xml:space="preserve"> </w:t>
+      </w:r>
+      <w:r>
+        <w:t xml:space="preserve">= 0).</w:t>
       </w:r>
     </w:p>
     <w:p>
       <w:pPr>
         <w:numPr>
-          <w:ilvl w:val="1"/>
+          <w:ilvl w:val="0"/>
           <w:numId w:val="1005"/>
         </w:numPr>
         <w:pStyle w:val="Compact"/>
       </w:pPr>
       <w:r>
-        <w:t xml:space="preserve">numeric accuracy (among extracted hyperparameters whose name is in the gold, the share</w:t>
-      </w:r>
-      <w:r>
-        <w:t xml:space="preserve"> </w:t>
-      </w:r>
-      <w:r>
-        <w:t xml:space="preserve">with a correct value);</w:t>
+        <w:rPr>
+          <w:bCs/>
+          <w:b/>
+        </w:rPr>
+        <w:t xml:space="preserve">Reported metrics:</w:t>
       </w:r>
     </w:p>
     <w:p>
       <w:pPr>
         <w:numPr>
           <w:ilvl w:val="1"/>
-          <w:numId w:val="1005"/>
+          <w:numId w:val="1006"/>
         </w:numPr>
         <w:pStyle w:val="Compact"/>
       </w:pPr>
       <w:r>
-        <w:t xml:space="preserve">evidence status shares;</w:t>
+        <w:t xml:space="preserve">precision, recall and F1 per field (micro over papers; macro = mean of per-paper F1);</w:t>
       </w:r>
     </w:p>
     <w:p>
       <w:pPr>
         <w:numPr>
           <w:ilvl w:val="1"/>
-          <w:numId w:val="1005"/>
+          <w:numId w:val="1006"/>
         </w:numPr>
         <w:pStyle w:val="Compact"/>
       </w:pPr>
       <w:r>
+        <w:t xml:space="preserve">hyperparameter coverage (share of gold (paper, name) pairs with a correct value</w:t>
+      </w:r>
+      <w:r>
+        <w:t xml:space="preserve"> </w:t>
+      </w:r>
+      <w:r>
+        <w:t xml:space="preserve">extracted);</w:t>
+      </w:r>
+    </w:p>
+    <w:p>
+      <w:pPr>
+        <w:numPr>
+          <w:ilvl w:val="1"/>
+          <w:numId w:val="1006"/>
+        </w:numPr>
+        <w:pStyle w:val="Compact"/>
+      </w:pPr>
+      <w:r>
+        <w:t xml:space="preserve">numeric accuracy (among extracted hyperparameters whose name is in the gold, the share</w:t>
+      </w:r>
+      <w:r>
+        <w:t xml:space="preserve"> </w:t>
+      </w:r>
+      <w:r>
+        <w:t xml:space="preserve">with a correct value);</w:t>
+      </w:r>
+    </w:p>
+    <w:p>
+      <w:pPr>
+        <w:numPr>
+          <w:ilvl w:val="1"/>
+          <w:numId w:val="1006"/>
+        </w:numPr>
+        <w:pStyle w:val="Compact"/>
+      </w:pPr>
+      <w:r>
+        <w:t xml:space="preserve">evidence status shares;</w:t>
+      </w:r>
+    </w:p>
+    <w:p>
+      <w:pPr>
+        <w:numPr>
+          <w:ilvl w:val="1"/>
+          <w:numId w:val="1006"/>
+        </w:numPr>
+        <w:pStyle w:val="Compact"/>
+      </w:pPr>
+      <w:r>
         <w:t xml:space="preserve">hallucination rate (items whose quote is not in the paper, does not support the item,</w:t>
       </w:r>
       <w:r>
@@ -3394,13 +3557,19 @@
         <w:rPr>
           <w:rStyle w:val="VerbatimChar"/>
         </w:rPr>
-        <w:t xml:space="preserve">phase2_flash_lite</w:t>
-      </w:r>
-      <w:r>
-        <w:t xml:space="preserve"> </w:t>
-      </w:r>
-      <w:r>
-        <w:t xml:space="preserve">(Gemini Flash-Lite, prompt versions as of Phase 2). Source:</w:t>
+        <w:t xml:space="preserve">collect_flash_lite</w:t>
+      </w:r>
+      <w:r>
+        <w:t xml:space="preserve"> </w:t>
+      </w:r>
+      <w:r>
+        <w:t xml:space="preserve">(Gemini Flash-Lite, all 50 papers, pipeline as of Phase 7, run on</w:t>
+      </w:r>
+      <w:r>
+        <w:t xml:space="preserve"> </w:t>
+      </w:r>
+      <w:r>
+        <w:t xml:space="preserve">the team’s laptop). Source:</w:t>
       </w:r>
       <w:r>
         <w:t xml:space="preserve"> </w:t>
@@ -3541,67 +3710,67 @@
               <w:jc w:val="left"/>
             </w:pPr>
             <w:r>
-              <w:t xml:space="preserve">31</w:t>
-            </w:r>
-          </w:p>
-        </w:tc>
-        <w:tc>
-          <w:tcPr/>
-          <w:p>
-            <w:pPr>
-              <w:pStyle w:val="Compact"/>
-              <w:jc w:val="left"/>
-            </w:pPr>
-            <w:r>
-              <w:t xml:space="preserve">14</w:t>
-            </w:r>
-          </w:p>
-        </w:tc>
-        <w:tc>
-          <w:tcPr/>
-          <w:p>
-            <w:pPr>
-              <w:pStyle w:val="Compact"/>
-              <w:jc w:val="left"/>
-            </w:pPr>
-            <w:r>
-              <w:t xml:space="preserve">0.79</w:t>
-            </w:r>
-          </w:p>
-        </w:tc>
-        <w:tc>
-          <w:tcPr/>
-          <w:p>
-            <w:pPr>
-              <w:pStyle w:val="Compact"/>
-              <w:jc w:val="left"/>
-            </w:pPr>
-            <w:r>
-              <w:t xml:space="preserve">0.32</w:t>
-            </w:r>
-          </w:p>
-        </w:tc>
-        <w:tc>
-          <w:tcPr/>
-          <w:p>
-            <w:pPr>
-              <w:pStyle w:val="Compact"/>
-              <w:jc w:val="left"/>
-            </w:pPr>
-            <w:r>
-              <w:t xml:space="preserve">0.46</w:t>
-            </w:r>
-          </w:p>
-        </w:tc>
-        <w:tc>
-          <w:tcPr/>
-          <w:p>
-            <w:pPr>
-              <w:pStyle w:val="Compact"/>
-              <w:jc w:val="left"/>
-            </w:pPr>
-            <w:r>
-              <w:t xml:space="preserve">0.52</w:t>
+              <w:t xml:space="preserve">172</w:t>
+            </w:r>
+          </w:p>
+        </w:tc>
+        <w:tc>
+          <w:tcPr/>
+          <w:p>
+            <w:pPr>
+              <w:pStyle w:val="Compact"/>
+              <w:jc w:val="left"/>
+            </w:pPr>
+            <w:r>
+              <w:t xml:space="preserve">78</w:t>
+            </w:r>
+          </w:p>
+        </w:tc>
+        <w:tc>
+          <w:tcPr/>
+          <w:p>
+            <w:pPr>
+              <w:pStyle w:val="Compact"/>
+              <w:jc w:val="left"/>
+            </w:pPr>
+            <w:r>
+              <w:t xml:space="preserve">0.81</w:t>
+            </w:r>
+          </w:p>
+        </w:tc>
+        <w:tc>
+          <w:tcPr/>
+          <w:p>
+            <w:pPr>
+              <w:pStyle w:val="Compact"/>
+              <w:jc w:val="left"/>
+            </w:pPr>
+            <w:r>
+              <w:t xml:space="preserve">0.37</w:t>
+            </w:r>
+          </w:p>
+        </w:tc>
+        <w:tc>
+          <w:tcPr/>
+          <w:p>
+            <w:pPr>
+              <w:pStyle w:val="Compact"/>
+              <w:jc w:val="left"/>
+            </w:pPr>
+            <w:r>
+              <w:t xml:space="preserve">0.51</w:t>
+            </w:r>
+          </w:p>
+        </w:tc>
+        <w:tc>
+          <w:tcPr/>
+          <w:p>
+            <w:pPr>
+              <w:pStyle w:val="Compact"/>
+              <w:jc w:val="left"/>
+            </w:pPr>
+            <w:r>
+              <w:t xml:space="preserve">0.53</w:t>
             </w:r>
           </w:p>
         </w:tc>
@@ -3627,67 +3796,67 @@
               <w:jc w:val="left"/>
             </w:pPr>
             <w:r>
-              <w:t xml:space="preserve">64</w:t>
-            </w:r>
-          </w:p>
-        </w:tc>
-        <w:tc>
-          <w:tcPr/>
-          <w:p>
-            <w:pPr>
-              <w:pStyle w:val="Compact"/>
-              <w:jc w:val="left"/>
-            </w:pPr>
-            <w:r>
-              <w:t xml:space="preserve">50</w:t>
-            </w:r>
-          </w:p>
-        </w:tc>
-        <w:tc>
-          <w:tcPr/>
-          <w:p>
-            <w:pPr>
-              <w:pStyle w:val="Compact"/>
-              <w:jc w:val="left"/>
-            </w:pPr>
-            <w:r>
-              <w:t xml:space="preserve">1.00</w:t>
-            </w:r>
-          </w:p>
-        </w:tc>
-        <w:tc>
-          <w:tcPr/>
-          <w:p>
-            <w:pPr>
-              <w:pStyle w:val="Compact"/>
-              <w:jc w:val="left"/>
-            </w:pPr>
-            <w:r>
-              <w:t xml:space="preserve">0.81</w:t>
-            </w:r>
-          </w:p>
-        </w:tc>
-        <w:tc>
-          <w:tcPr/>
-          <w:p>
-            <w:pPr>
-              <w:pStyle w:val="Compact"/>
-              <w:jc w:val="left"/>
-            </w:pPr>
-            <w:r>
-              <w:t xml:space="preserve">0.90</w:t>
-            </w:r>
-          </w:p>
-        </w:tc>
-        <w:tc>
-          <w:tcPr/>
-          <w:p>
-            <w:pPr>
-              <w:pStyle w:val="Compact"/>
-              <w:jc w:val="left"/>
-            </w:pPr>
-            <w:r>
-              <w:t xml:space="preserve">0.83</w:t>
+              <w:t xml:space="preserve">490</w:t>
+            </w:r>
+          </w:p>
+        </w:tc>
+        <w:tc>
+          <w:tcPr/>
+          <w:p>
+            <w:pPr>
+              <w:pStyle w:val="Compact"/>
+              <w:jc w:val="left"/>
+            </w:pPr>
+            <w:r>
+              <w:t xml:space="preserve">320</w:t>
+            </w:r>
+          </w:p>
+        </w:tc>
+        <w:tc>
+          <w:tcPr/>
+          <w:p>
+            <w:pPr>
+              <w:pStyle w:val="Compact"/>
+              <w:jc w:val="left"/>
+            </w:pPr>
+            <w:r>
+              <w:t xml:space="preserve">0.94</w:t>
+            </w:r>
+          </w:p>
+        </w:tc>
+        <w:tc>
+          <w:tcPr/>
+          <w:p>
+            <w:pPr>
+              <w:pStyle w:val="Compact"/>
+              <w:jc w:val="left"/>
+            </w:pPr>
+            <w:r>
+              <w:t xml:space="preserve">0.63</w:t>
+            </w:r>
+          </w:p>
+        </w:tc>
+        <w:tc>
+          <w:tcPr/>
+          <w:p>
+            <w:pPr>
+              <w:pStyle w:val="Compact"/>
+              <w:jc w:val="left"/>
+            </w:pPr>
+            <w:r>
+              <w:t xml:space="preserve">0.75</w:t>
+            </w:r>
+          </w:p>
+        </w:tc>
+        <w:tc>
+          <w:tcPr/>
+          <w:p>
+            <w:pPr>
+              <w:pStyle w:val="Compact"/>
+              <w:jc w:val="left"/>
+            </w:pPr>
+            <w:r>
+              <w:t xml:space="preserve">0.79</w:t>
             </w:r>
           </w:p>
         </w:tc>
@@ -3713,67 +3882,67 @@
               <w:jc w:val="left"/>
             </w:pPr>
             <w:r>
-              <w:t xml:space="preserve">87</w:t>
-            </w:r>
-          </w:p>
-        </w:tc>
-        <w:tc>
-          <w:tcPr/>
-          <w:p>
-            <w:pPr>
-              <w:pStyle w:val="Compact"/>
-              <w:jc w:val="left"/>
-            </w:pPr>
-            <w:r>
-              <w:t xml:space="preserve">70</w:t>
-            </w:r>
-          </w:p>
-        </w:tc>
-        <w:tc>
-          <w:tcPr/>
-          <w:p>
-            <w:pPr>
-              <w:pStyle w:val="Compact"/>
-              <w:jc w:val="left"/>
-            </w:pPr>
-            <w:r>
-              <w:t xml:space="preserve">0.99</w:t>
-            </w:r>
-          </w:p>
-        </w:tc>
-        <w:tc>
-          <w:tcPr/>
-          <w:p>
-            <w:pPr>
-              <w:pStyle w:val="Compact"/>
-              <w:jc w:val="left"/>
-            </w:pPr>
-            <w:r>
-              <w:t xml:space="preserve">0.72</w:t>
-            </w:r>
-          </w:p>
-        </w:tc>
-        <w:tc>
-          <w:tcPr/>
-          <w:p>
-            <w:pPr>
-              <w:pStyle w:val="Compact"/>
-              <w:jc w:val="left"/>
-            </w:pPr>
-            <w:r>
-              <w:t xml:space="preserve">0.83</w:t>
-            </w:r>
-          </w:p>
-        </w:tc>
-        <w:tc>
-          <w:tcPr/>
-          <w:p>
-            <w:pPr>
-              <w:pStyle w:val="Compact"/>
-              <w:jc w:val="left"/>
-            </w:pPr>
-            <w:r>
-              <w:t xml:space="preserve">0.83</w:t>
+              <w:t xml:space="preserve">472</w:t>
+            </w:r>
+          </w:p>
+        </w:tc>
+        <w:tc>
+          <w:tcPr/>
+          <w:p>
+            <w:pPr>
+              <w:pStyle w:val="Compact"/>
+              <w:jc w:val="left"/>
+            </w:pPr>
+            <w:r>
+              <w:t xml:space="preserve">306</w:t>
+            </w:r>
+          </w:p>
+        </w:tc>
+        <w:tc>
+          <w:tcPr/>
+          <w:p>
+            <w:pPr>
+              <w:pStyle w:val="Compact"/>
+              <w:jc w:val="left"/>
+            </w:pPr>
+            <w:r>
+              <w:t xml:space="preserve">0.84</w:t>
+            </w:r>
+          </w:p>
+        </w:tc>
+        <w:tc>
+          <w:tcPr/>
+          <w:p>
+            <w:pPr>
+              <w:pStyle w:val="Compact"/>
+              <w:jc w:val="left"/>
+            </w:pPr>
+            <w:r>
+              <w:t xml:space="preserve">0.54</w:t>
+            </w:r>
+          </w:p>
+        </w:tc>
+        <w:tc>
+          <w:tcPr/>
+          <w:p>
+            <w:pPr>
+              <w:pStyle w:val="Compact"/>
+              <w:jc w:val="left"/>
+            </w:pPr>
+            <w:r>
+              <w:t xml:space="preserve">0.66</w:t>
+            </w:r>
+          </w:p>
+        </w:tc>
+        <w:tc>
+          <w:tcPr/>
+          <w:p>
+            <w:pPr>
+              <w:pStyle w:val="Compact"/>
+              <w:jc w:val="left"/>
+            </w:pPr>
+            <w:r>
+              <w:t xml:space="preserve">0.62</w:t>
             </w:r>
           </w:p>
         </w:tc>
@@ -3799,67 +3968,67 @@
               <w:jc w:val="left"/>
             </w:pPr>
             <w:r>
-              <w:t xml:space="preserve">51</w:t>
-            </w:r>
-          </w:p>
-        </w:tc>
-        <w:tc>
-          <w:tcPr/>
-          <w:p>
-            <w:pPr>
-              <w:pStyle w:val="Compact"/>
-              <w:jc w:val="left"/>
-            </w:pPr>
-            <w:r>
-              <w:t xml:space="preserve">34</w:t>
-            </w:r>
-          </w:p>
-        </w:tc>
-        <w:tc>
-          <w:tcPr/>
-          <w:p>
-            <w:pPr>
-              <w:pStyle w:val="Compact"/>
-              <w:jc w:val="left"/>
-            </w:pPr>
-            <w:r>
-              <w:t xml:space="preserve">1.00</w:t>
-            </w:r>
-          </w:p>
-        </w:tc>
-        <w:tc>
-          <w:tcPr/>
-          <w:p>
-            <w:pPr>
-              <w:pStyle w:val="Compact"/>
-              <w:jc w:val="left"/>
-            </w:pPr>
-            <w:r>
-              <w:t xml:space="preserve">0.63</w:t>
-            </w:r>
-          </w:p>
-        </w:tc>
-        <w:tc>
-          <w:tcPr/>
-          <w:p>
-            <w:pPr>
-              <w:pStyle w:val="Compact"/>
-              <w:jc w:val="left"/>
-            </w:pPr>
-            <w:r>
-              <w:t xml:space="preserve">0.77</w:t>
-            </w:r>
-          </w:p>
-        </w:tc>
-        <w:tc>
-          <w:tcPr/>
-          <w:p>
-            <w:pPr>
-              <w:pStyle w:val="Compact"/>
-              <w:jc w:val="left"/>
-            </w:pPr>
-            <w:r>
-              <w:t xml:space="preserve">0.79</w:t>
+              <w:t xml:space="preserve">239</w:t>
+            </w:r>
+          </w:p>
+        </w:tc>
+        <w:tc>
+          <w:tcPr/>
+          <w:p>
+            <w:pPr>
+              <w:pStyle w:val="Compact"/>
+              <w:jc w:val="left"/>
+            </w:pPr>
+            <w:r>
+              <w:t xml:space="preserve">171</w:t>
+            </w:r>
+          </w:p>
+        </w:tc>
+        <w:tc>
+          <w:tcPr/>
+          <w:p>
+            <w:pPr>
+              <w:pStyle w:val="Compact"/>
+              <w:jc w:val="left"/>
+            </w:pPr>
+            <w:r>
+              <w:t xml:space="preserve">0.89</w:t>
+            </w:r>
+          </w:p>
+        </w:tc>
+        <w:tc>
+          <w:tcPr/>
+          <w:p>
+            <w:pPr>
+              <w:pStyle w:val="Compact"/>
+              <w:jc w:val="left"/>
+            </w:pPr>
+            <w:r>
+              <w:t xml:space="preserve">0.62</w:t>
+            </w:r>
+          </w:p>
+        </w:tc>
+        <w:tc>
+          <w:tcPr/>
+          <w:p>
+            <w:pPr>
+              <w:pStyle w:val="Compact"/>
+              <w:jc w:val="left"/>
+            </w:pPr>
+            <w:r>
+              <w:t xml:space="preserve">0.73</w:t>
+            </w:r>
+          </w:p>
+        </w:tc>
+        <w:tc>
+          <w:tcPr/>
+          <w:p>
+            <w:pPr>
+              <w:pStyle w:val="Compact"/>
+              <w:jc w:val="left"/>
+            </w:pPr>
+            <w:r>
+              <w:t xml:space="preserve">0.74</w:t>
             </w:r>
           </w:p>
         </w:tc>
@@ -3885,67 +4054,67 @@
               <w:jc w:val="left"/>
             </w:pPr>
             <w:r>
-              <w:t xml:space="preserve">203</w:t>
-            </w:r>
-          </w:p>
-        </w:tc>
-        <w:tc>
-          <w:tcPr/>
-          <w:p>
-            <w:pPr>
-              <w:pStyle w:val="Compact"/>
-              <w:jc w:val="left"/>
-            </w:pPr>
-            <w:r>
-              <w:t xml:space="preserve">71</w:t>
-            </w:r>
-          </w:p>
-        </w:tc>
-        <w:tc>
-          <w:tcPr/>
-          <w:p>
-            <w:pPr>
-              <w:pStyle w:val="Compact"/>
-              <w:jc w:val="left"/>
-            </w:pPr>
-            <w:r>
-              <w:t xml:space="preserve">0.99</w:t>
-            </w:r>
-          </w:p>
-        </w:tc>
-        <w:tc>
-          <w:tcPr/>
-          <w:p>
-            <w:pPr>
-              <w:pStyle w:val="Compact"/>
-              <w:jc w:val="left"/>
-            </w:pPr>
-            <w:r>
-              <w:t xml:space="preserve">0.36</w:t>
-            </w:r>
-          </w:p>
-        </w:tc>
-        <w:tc>
-          <w:tcPr/>
-          <w:p>
-            <w:pPr>
-              <w:pStyle w:val="Compact"/>
-              <w:jc w:val="left"/>
-            </w:pPr>
-            <w:r>
-              <w:t xml:space="preserve">0.53</w:t>
-            </w:r>
-          </w:p>
-        </w:tc>
-        <w:tc>
-          <w:tcPr/>
-          <w:p>
-            <w:pPr>
-              <w:pStyle w:val="Compact"/>
-              <w:jc w:val="left"/>
-            </w:pPr>
-            <w:r>
-              <w:t xml:space="preserve">0.55</w:t>
+              <w:t xml:space="preserve">1310</w:t>
+            </w:r>
+          </w:p>
+        </w:tc>
+        <w:tc>
+          <w:tcPr/>
+          <w:p>
+            <w:pPr>
+              <w:pStyle w:val="Compact"/>
+              <w:jc w:val="left"/>
+            </w:pPr>
+            <w:r>
+              <w:t xml:space="preserve">407</w:t>
+            </w:r>
+          </w:p>
+        </w:tc>
+        <w:tc>
+          <w:tcPr/>
+          <w:p>
+            <w:pPr>
+              <w:pStyle w:val="Compact"/>
+              <w:jc w:val="left"/>
+            </w:pPr>
+            <w:r>
+              <w:t xml:space="preserve">0.83</w:t>
+            </w:r>
+          </w:p>
+        </w:tc>
+        <w:tc>
+          <w:tcPr/>
+          <w:p>
+            <w:pPr>
+              <w:pStyle w:val="Compact"/>
+              <w:jc w:val="left"/>
+            </w:pPr>
+            <w:r>
+              <w:t xml:space="preserve">0.27</w:t>
+            </w:r>
+          </w:p>
+        </w:tc>
+        <w:tc>
+          <w:tcPr/>
+          <w:p>
+            <w:pPr>
+              <w:pStyle w:val="Compact"/>
+              <w:jc w:val="left"/>
+            </w:pPr>
+            <w:r>
+              <w:t xml:space="preserve">0.41</w:t>
+            </w:r>
+          </w:p>
+        </w:tc>
+        <w:tc>
+          <w:tcPr/>
+          <w:p>
+            <w:pPr>
+              <w:pStyle w:val="Compact"/>
+              <w:jc w:val="left"/>
+            </w:pPr>
+            <w:r>
+              <w:t xml:space="preserve">0.43</w:t>
             </w:r>
           </w:p>
         </w:tc>
@@ -3971,67 +4140,67 @@
               <w:jc w:val="left"/>
             </w:pPr>
             <w:r>
-              <w:t xml:space="preserve">23</w:t>
-            </w:r>
-          </w:p>
-        </w:tc>
-        <w:tc>
-          <w:tcPr/>
-          <w:p>
-            <w:pPr>
-              <w:pStyle w:val="Compact"/>
-              <w:jc w:val="left"/>
-            </w:pPr>
-            <w:r>
-              <w:t xml:space="preserve">17</w:t>
-            </w:r>
-          </w:p>
-        </w:tc>
-        <w:tc>
-          <w:tcPr/>
-          <w:p>
-            <w:pPr>
-              <w:pStyle w:val="Compact"/>
-              <w:jc w:val="left"/>
-            </w:pPr>
-            <w:r>
-              <w:t xml:space="preserve">0.94</w:t>
-            </w:r>
-          </w:p>
-        </w:tc>
-        <w:tc>
-          <w:tcPr/>
-          <w:p>
-            <w:pPr>
-              <w:pStyle w:val="Compact"/>
-              <w:jc w:val="left"/>
-            </w:pPr>
-            <w:r>
-              <w:t xml:space="preserve">0.70</w:t>
-            </w:r>
-          </w:p>
-        </w:tc>
-        <w:tc>
-          <w:tcPr/>
-          <w:p>
-            <w:pPr>
-              <w:pStyle w:val="Compact"/>
-              <w:jc w:val="left"/>
-            </w:pPr>
-            <w:r>
-              <w:t xml:space="preserve">0.80</w:t>
-            </w:r>
-          </w:p>
-        </w:tc>
-        <w:tc>
-          <w:tcPr/>
-          <w:p>
-            <w:pPr>
-              <w:pStyle w:val="Compact"/>
-              <w:jc w:val="left"/>
-            </w:pPr>
-            <w:r>
-              <w:t xml:space="preserve">0.80</w:t>
+              <w:t xml:space="preserve">71</w:t>
+            </w:r>
+          </w:p>
+        </w:tc>
+        <w:tc>
+          <w:tcPr/>
+          <w:p>
+            <w:pPr>
+              <w:pStyle w:val="Compact"/>
+              <w:jc w:val="left"/>
+            </w:pPr>
+            <w:r>
+              <w:t xml:space="preserve">70</w:t>
+            </w:r>
+          </w:p>
+        </w:tc>
+        <w:tc>
+          <w:tcPr/>
+          <w:p>
+            <w:pPr>
+              <w:pStyle w:val="Compact"/>
+              <w:jc w:val="left"/>
+            </w:pPr>
+            <w:r>
+              <w:t xml:space="preserve">0.54</w:t>
+            </w:r>
+          </w:p>
+        </w:tc>
+        <w:tc>
+          <w:tcPr/>
+          <w:p>
+            <w:pPr>
+              <w:pStyle w:val="Compact"/>
+              <w:jc w:val="left"/>
+            </w:pPr>
+            <w:r>
+              <w:t xml:space="preserve">0.51</w:t>
+            </w:r>
+          </w:p>
+        </w:tc>
+        <w:tc>
+          <w:tcPr/>
+          <w:p>
+            <w:pPr>
+              <w:pStyle w:val="Compact"/>
+              <w:jc w:val="left"/>
+            </w:pPr>
+            <w:r>
+              <w:t xml:space="preserve">0.52</w:t>
+            </w:r>
+          </w:p>
+        </w:tc>
+        <w:tc>
+          <w:tcPr/>
+          <w:p>
+            <w:pPr>
+              <w:pStyle w:val="Compact"/>
+              <w:jc w:val="left"/>
+            </w:pPr>
+            <w:r>
+              <w:t xml:space="preserve">0.59</w:t>
             </w:r>
           </w:p>
         </w:tc>
@@ -4057,67 +4226,67 @@
               <w:jc w:val="left"/>
             </w:pPr>
             <w:r>
-              <w:t xml:space="preserve">10</w:t>
-            </w:r>
-          </w:p>
-        </w:tc>
-        <w:tc>
-          <w:tcPr/>
-          <w:p>
-            <w:pPr>
-              <w:pStyle w:val="Compact"/>
-              <w:jc w:val="left"/>
-            </w:pPr>
-            <w:r>
-              <w:t xml:space="preserve">11</w:t>
-            </w:r>
-          </w:p>
-        </w:tc>
-        <w:tc>
-          <w:tcPr/>
-          <w:p>
-            <w:pPr>
-              <w:pStyle w:val="Compact"/>
-              <w:jc w:val="left"/>
-            </w:pPr>
-            <w:r>
-              <w:t xml:space="preserve">0.82</w:t>
-            </w:r>
-          </w:p>
-        </w:tc>
-        <w:tc>
-          <w:tcPr/>
-          <w:p>
-            <w:pPr>
-              <w:pStyle w:val="Compact"/>
-              <w:jc w:val="left"/>
-            </w:pPr>
-            <w:r>
-              <w:t xml:space="preserve">0.90</w:t>
-            </w:r>
-          </w:p>
-        </w:tc>
-        <w:tc>
-          <w:tcPr/>
-          <w:p>
-            <w:pPr>
-              <w:pStyle w:val="Compact"/>
-              <w:jc w:val="left"/>
-            </w:pPr>
-            <w:r>
-              <w:t xml:space="preserve">0.86</w:t>
-            </w:r>
-          </w:p>
-        </w:tc>
-        <w:tc>
-          <w:tcPr/>
-          <w:p>
-            <w:pPr>
-              <w:pStyle w:val="Compact"/>
-              <w:jc w:val="left"/>
-            </w:pPr>
-            <w:r>
-              <w:t xml:space="preserve">0.92</w:t>
+              <w:t xml:space="preserve">42</w:t>
+            </w:r>
+          </w:p>
+        </w:tc>
+        <w:tc>
+          <w:tcPr/>
+          <w:p>
+            <w:pPr>
+              <w:pStyle w:val="Compact"/>
+              <w:jc w:val="left"/>
+            </w:pPr>
+            <w:r>
+              <w:t xml:space="preserve">68</w:t>
+            </w:r>
+          </w:p>
+        </w:tc>
+        <w:tc>
+          <w:tcPr/>
+          <w:p>
+            <w:pPr>
+              <w:pStyle w:val="Compact"/>
+              <w:jc w:val="left"/>
+            </w:pPr>
+            <w:r>
+              <w:t xml:space="preserve">0.44</w:t>
+            </w:r>
+          </w:p>
+        </w:tc>
+        <w:tc>
+          <w:tcPr/>
+          <w:p>
+            <w:pPr>
+              <w:pStyle w:val="Compact"/>
+              <w:jc w:val="left"/>
+            </w:pPr>
+            <w:r>
+              <w:t xml:space="preserve">0.69</w:t>
+            </w:r>
+          </w:p>
+        </w:tc>
+        <w:tc>
+          <w:tcPr/>
+          <w:p>
+            <w:pPr>
+              <w:pStyle w:val="Compact"/>
+              <w:jc w:val="left"/>
+            </w:pPr>
+            <w:r>
+              <w:t xml:space="preserve">0.54</w:t>
+            </w:r>
+          </w:p>
+        </w:tc>
+        <w:tc>
+          <w:tcPr/>
+          <w:p>
+            <w:pPr>
+              <w:pStyle w:val="Compact"/>
+              <w:jc w:val="left"/>
+            </w:pPr>
+            <w:r>
+              <w:t xml:space="preserve">0.73</w:t>
             </w:r>
           </w:p>
         </w:tc>
@@ -4198,7 +4367,7 @@
               <w:jc w:val="left"/>
             </w:pPr>
             <w:r>
-              <w:t xml:space="preserve">0.72</w:t>
+              <w:t xml:space="preserve">0.60</w:t>
             </w:r>
           </w:p>
         </w:tc>
@@ -4236,7 +4405,7 @@
               <w:jc w:val="left"/>
             </w:pPr>
             <w:r>
-              <w:t xml:space="preserve">43%</w:t>
+              <w:t xml:space="preserve">30%</w:t>
             </w:r>
           </w:p>
         </w:tc>
@@ -4274,7 +4443,7 @@
               <w:jc w:val="left"/>
             </w:pPr>
             <w:r>
-              <w:t xml:space="preserve">100%</w:t>
+              <w:t xml:space="preserve">91%</w:t>
             </w:r>
           </w:p>
         </w:tc>
@@ -4312,7 +4481,7 @@
               <w:jc w:val="left"/>
             </w:pPr>
             <w:r>
-              <w:t xml:space="preserve">80%</w:t>
+              <w:t xml:space="preserve">90%</w:t>
             </w:r>
           </w:p>
         </w:tc>
@@ -4350,7 +4519,7 @@
               <w:jc w:val="left"/>
             </w:pPr>
             <w:r>
-              <w:t xml:space="preserve">10%</w:t>
+              <w:t xml:space="preserve">1%</w:t>
             </w:r>
           </w:p>
         </w:tc>
@@ -4373,13 +4542,13 @@
         <w:pStyle w:val="BodyText"/>
       </w:pPr>
       <w:r>
-        <w:t xml:space="preserve">Evidence status of all 421 extracted items: 80% verified, 10% partial, 8% unlocated (quote</w:t>
-      </w:r>
-      <w:r>
-        <w:t xml:space="preserve"> </w:t>
-      </w:r>
-      <w:r>
-        <w:t xml:space="preserve">not found) and 2% unsupported.</w:t>
+        <w:t xml:space="preserve">Evidence status of all 2,283 extracted items: 90% verified, 9% partial, 1% unsupported and</w:t>
+      </w:r>
+      <w:r>
+        <w:t xml:space="preserve"> </w:t>
+      </w:r>
+      <w:r>
+        <w:t xml:space="preserve">2 items unlocated.</w:t>
       </w:r>
     </w:p>
     <w:p>
@@ -4391,506 +4560,13 @@
           <w:bCs/>
           <w:b/>
         </w:rPr>
-        <w:t xml:space="preserve">Reading the numbers.</w:t>
-      </w:r>
-      <w:r>
-        <w:t xml:space="preserve"> </w:t>
-      </w:r>
-      <w:r>
-        <w:t xml:space="preserve">Precision is high on every core field (0.79 to 1.00): when</w:t>
-      </w:r>
-      <w:r>
-        <w:t xml:space="preserve"> </w:t>
-      </w:r>
-      <w:r>
-        <w:t xml:space="preserve">PaperLens reports an item, it is almost always in the paper. The gap to the 0.80 F1 target</w:t>
-      </w:r>
-      <w:r>
-        <w:t xml:space="preserve"> </w:t>
-      </w:r>
-      <w:r>
-        <w:t xml:space="preserve">comes from recall, mostly on hyperparameters (0.36) and task (0.32).</w:t>
-      </w:r>
-    </w:p>
-    <w:bookmarkEnd w:id="36"/>
-    <w:bookmarkStart w:id="37" w:name="ablations-without-llm-calls"/>
-    <w:p>
-      <w:pPr>
-        <w:pStyle w:val="Heading2"/>
-      </w:pPr>
-      <w:r>
-        <w:t xml:space="preserve">6.4 Ablations without LLM calls</w:t>
-      </w:r>
-    </w:p>
-    <w:p>
-      <w:pPr>
-        <w:pStyle w:val="FirstParagraph"/>
-      </w:pPr>
-      <w:r>
-        <w:t xml:space="preserve">Source:</w:t>
-      </w:r>
-      <w:r>
-        <w:t xml:space="preserve"> </w:t>
-      </w:r>
-      <w:r>
-        <w:rPr>
-          <w:rStyle w:val="VerbatimChar"/>
-        </w:rPr>
-        <w:t xml:space="preserve">eval/results/ablations.md</w:t>
-      </w:r>
-      <w:r>
-        <w:t xml:space="preserve">.</w:t>
-      </w:r>
-    </w:p>
-    <w:p>
-      <w:pPr>
-        <w:pStyle w:val="BodyText"/>
-      </w:pPr>
-      <w:r>
-        <w:rPr>
-          <w:bCs/>
-          <w:b/>
-        </w:rPr>
-        <w:t xml:space="preserve">A3: evidence policy</w:t>
-      </w:r>
-      <w:r>
-        <w:t xml:space="preserve"> </w:t>
-      </w:r>
-      <w:r>
-        <w:t xml:space="preserve">(the same extraction, filtered after the fact; core fields):</w:t>
-      </w:r>
-    </w:p>
-    <w:tbl>
-      <w:tblPr>
-        <w:tblStyle w:val="Table"/>
-        <w:tblW w:type="auto" w:w="0"/>
-        <w:tblLook w:firstRow="1" w:lastRow="0" w:firstColumn="0" w:lastColumn="0" w:noHBand="0" w:noVBand="0" w:val="0020"/>
-        <w:jc w:val="start"/>
-      </w:tblPr>
-      <w:tblGrid>
-        <w:gridCol w:w="1320"/>
-        <w:gridCol w:w="1320"/>
-        <w:gridCol w:w="1320"/>
-        <w:gridCol w:w="1320"/>
-        <w:gridCol w:w="1320"/>
-        <w:gridCol w:w="1320"/>
-      </w:tblGrid>
-      <w:tr>
-        <w:trPr>
-          <w:tblHeader w:val="true"/>
-        </w:trPr>
-        <w:tc>
-          <w:tcPr/>
-          <w:p>
-            <w:pPr>
-              <w:pStyle w:val="Compact"/>
-              <w:jc w:val="left"/>
-            </w:pPr>
-            <w:r>
-              <w:t xml:space="preserve">Policy</w:t>
-            </w:r>
-          </w:p>
-        </w:tc>
-        <w:tc>
-          <w:tcPr/>
-          <w:p>
-            <w:pPr>
-              <w:pStyle w:val="Compact"/>
-              <w:jc w:val="left"/>
-            </w:pPr>
-            <w:r>
-              <w:t xml:space="preserve">Items kept</w:t>
-            </w:r>
-          </w:p>
-        </w:tc>
-        <w:tc>
-          <w:tcPr/>
-          <w:p>
-            <w:pPr>
-              <w:pStyle w:val="Compact"/>
-              <w:jc w:val="left"/>
-            </w:pPr>
-            <w:r>
-              <w:t xml:space="preserve">Precision</w:t>
-            </w:r>
-          </w:p>
-        </w:tc>
-        <w:tc>
-          <w:tcPr/>
-          <w:p>
-            <w:pPr>
-              <w:pStyle w:val="Compact"/>
-              <w:jc w:val="left"/>
-            </w:pPr>
-            <w:r>
-              <w:t xml:space="preserve">Recall</w:t>
-            </w:r>
-          </w:p>
-        </w:tc>
-        <w:tc>
-          <w:tcPr/>
-          <w:p>
-            <w:pPr>
-              <w:pStyle w:val="Compact"/>
-              <w:jc w:val="left"/>
-            </w:pPr>
-            <w:r>
-              <w:t xml:space="preserve">F1</w:t>
-            </w:r>
-          </w:p>
-        </w:tc>
-        <w:tc>
-          <w:tcPr/>
-          <w:p>
-            <w:pPr>
-              <w:pStyle w:val="Compact"/>
-              <w:jc w:val="left"/>
-            </w:pPr>
-            <w:r>
-              <w:t xml:space="preserve">Hallucination</w:t>
-            </w:r>
-          </w:p>
-        </w:tc>
-      </w:tr>
-      <w:tr>
-        <w:tc>
-          <w:tcPr/>
-          <w:p>
-            <w:pPr>
-              <w:pStyle w:val="Compact"/>
-              <w:jc w:val="left"/>
-            </w:pPr>
-            <w:r>
-              <w:t xml:space="preserve">keep everything</w:t>
-            </w:r>
-          </w:p>
-        </w:tc>
-        <w:tc>
-          <w:tcPr/>
-          <w:p>
-            <w:pPr>
-              <w:pStyle w:val="Compact"/>
-              <w:jc w:val="left"/>
-            </w:pPr>
-            <w:r>
-              <w:t xml:space="preserve">421</w:t>
-            </w:r>
-          </w:p>
-        </w:tc>
-        <w:tc>
-          <w:tcPr/>
-          <w:p>
-            <w:pPr>
-              <w:pStyle w:val="Compact"/>
-              <w:jc w:val="left"/>
-            </w:pPr>
-            <w:r>
-              <w:t xml:space="preserve">0.97</w:t>
-            </w:r>
-          </w:p>
-        </w:tc>
-        <w:tc>
-          <w:tcPr/>
-          <w:p>
-            <w:pPr>
-              <w:pStyle w:val="Compact"/>
-              <w:jc w:val="left"/>
-            </w:pPr>
-            <w:r>
-              <w:t xml:space="preserve">0.54</w:t>
-            </w:r>
-          </w:p>
-        </w:tc>
-        <w:tc>
-          <w:tcPr/>
-          <w:p>
-            <w:pPr>
-              <w:pStyle w:val="Compact"/>
-              <w:jc w:val="left"/>
-            </w:pPr>
-            <w:r>
-              <w:t xml:space="preserve">0.69</w:t>
-            </w:r>
-          </w:p>
-        </w:tc>
-        <w:tc>
-          <w:tcPr/>
-          <w:p>
-            <w:pPr>
-              <w:pStyle w:val="Compact"/>
-              <w:jc w:val="left"/>
-            </w:pPr>
-            <w:r>
-              <w:t xml:space="preserve">10%</w:t>
-            </w:r>
-          </w:p>
-        </w:tc>
-      </w:tr>
-      <w:tr>
-        <w:tc>
-          <w:tcPr/>
-          <w:p>
-            <w:pPr>
-              <w:pStyle w:val="Compact"/>
-              <w:jc w:val="left"/>
-            </w:pPr>
-            <w:r>
-              <w:t xml:space="preserve">quote found in the paper</w:t>
-            </w:r>
-          </w:p>
-        </w:tc>
-        <w:tc>
-          <w:tcPr/>
-          <w:p>
-            <w:pPr>
-              <w:pStyle w:val="Compact"/>
-              <w:jc w:val="left"/>
-            </w:pPr>
-            <w:r>
-              <w:t xml:space="preserve">386</w:t>
-            </w:r>
-          </w:p>
-        </w:tc>
-        <w:tc>
-          <w:tcPr/>
-          <w:p>
-            <w:pPr>
-              <w:pStyle w:val="Compact"/>
-              <w:jc w:val="left"/>
-            </w:pPr>
-            <w:r>
-              <w:t xml:space="preserve">0.97</w:t>
-            </w:r>
-          </w:p>
-        </w:tc>
-        <w:tc>
-          <w:tcPr/>
-          <w:p>
-            <w:pPr>
-              <w:pStyle w:val="Compact"/>
-              <w:jc w:val="left"/>
-            </w:pPr>
-            <w:r>
-              <w:t xml:space="preserve">0.47</w:t>
-            </w:r>
-          </w:p>
-        </w:tc>
-        <w:tc>
-          <w:tcPr/>
-          <w:p>
-            <w:pPr>
-              <w:pStyle w:val="Compact"/>
-              <w:jc w:val="left"/>
-            </w:pPr>
-            <w:r>
-              <w:t xml:space="preserve">0.63</w:t>
-            </w:r>
-          </w:p>
-        </w:tc>
-        <w:tc>
-          <w:tcPr/>
-          <w:p>
-            <w:pPr>
-              <w:pStyle w:val="Compact"/>
-              <w:jc w:val="left"/>
-            </w:pPr>
-            <w:r>
-              <w:t xml:space="preserve">2%</w:t>
-            </w:r>
-          </w:p>
-        </w:tc>
-      </w:tr>
-      <w:tr>
-        <w:tc>
-          <w:tcPr/>
-          <w:p>
-            <w:pPr>
-              <w:pStyle w:val="Compact"/>
-              <w:jc w:val="left"/>
-            </w:pPr>
-            <w:r>
-              <w:t xml:space="preserve">found + supports or partly supports</w:t>
-            </w:r>
-          </w:p>
-        </w:tc>
-        <w:tc>
-          <w:tcPr/>
-          <w:p>
-            <w:pPr>
-              <w:pStyle w:val="Compact"/>
-              <w:jc w:val="left"/>
-            </w:pPr>
-            <w:r>
-              <w:t xml:space="preserve">379</w:t>
-            </w:r>
-          </w:p>
-        </w:tc>
-        <w:tc>
-          <w:tcPr/>
-          <w:p>
-            <w:pPr>
-              <w:pStyle w:val="Compact"/>
-              <w:jc w:val="left"/>
-            </w:pPr>
-            <w:r>
-              <w:t xml:space="preserve">0.97</w:t>
-            </w:r>
-          </w:p>
-        </w:tc>
-        <w:tc>
-          <w:tcPr/>
-          <w:p>
-            <w:pPr>
-              <w:pStyle w:val="Compact"/>
-              <w:jc w:val="left"/>
-            </w:pPr>
-            <w:r>
-              <w:t xml:space="preserve">0.46</w:t>
-            </w:r>
-          </w:p>
-        </w:tc>
-        <w:tc>
-          <w:tcPr/>
-          <w:p>
-            <w:pPr>
-              <w:pStyle w:val="Compact"/>
-              <w:jc w:val="left"/>
-            </w:pPr>
-            <w:r>
-              <w:t xml:space="preserve">0.62</w:t>
-            </w:r>
-          </w:p>
-        </w:tc>
-        <w:tc>
-          <w:tcPr/>
-          <w:p>
-            <w:pPr>
-              <w:pStyle w:val="Compact"/>
-              <w:jc w:val="left"/>
-            </w:pPr>
-            <w:r>
-              <w:t xml:space="preserve">0%</w:t>
-            </w:r>
-          </w:p>
-        </w:tc>
-      </w:tr>
-      <w:tr>
-        <w:tc>
-          <w:tcPr/>
-          <w:p>
-            <w:pPr>
-              <w:pStyle w:val="Compact"/>
-              <w:jc w:val="left"/>
-            </w:pPr>
-            <w:r>
-              <w:t xml:space="preserve">found + supports</w:t>
-            </w:r>
-          </w:p>
-        </w:tc>
-        <w:tc>
-          <w:tcPr/>
-          <w:p>
-            <w:pPr>
-              <w:pStyle w:val="Compact"/>
-              <w:jc w:val="left"/>
-            </w:pPr>
-            <w:r>
-              <w:t xml:space="preserve">337</w:t>
-            </w:r>
-          </w:p>
-        </w:tc>
-        <w:tc>
-          <w:tcPr/>
-          <w:p>
-            <w:pPr>
-              <w:pStyle w:val="Compact"/>
-              <w:jc w:val="left"/>
-            </w:pPr>
-            <w:r>
-              <w:t xml:space="preserve">0.96</w:t>
-            </w:r>
-          </w:p>
-        </w:tc>
-        <w:tc>
-          <w:tcPr/>
-          <w:p>
-            <w:pPr>
-              <w:pStyle w:val="Compact"/>
-              <w:jc w:val="left"/>
-            </w:pPr>
-            <w:r>
-              <w:t xml:space="preserve">0.43</w:t>
-            </w:r>
-          </w:p>
-        </w:tc>
-        <w:tc>
-          <w:tcPr/>
-          <w:p>
-            <w:pPr>
-              <w:pStyle w:val="Compact"/>
-              <w:jc w:val="left"/>
-            </w:pPr>
-            <w:r>
-              <w:t xml:space="preserve">0.59</w:t>
-            </w:r>
-          </w:p>
-        </w:tc>
-        <w:tc>
-          <w:tcPr/>
-          <w:p>
-            <w:pPr>
-              <w:pStyle w:val="Compact"/>
-              <w:jc w:val="left"/>
-            </w:pPr>
-            <w:r>
-              <w:t xml:space="preserve">0%</w:t>
-            </w:r>
-          </w:p>
-        </w:tc>
-      </w:tr>
-    </w:tbl>
-    <w:p>
-      <w:pPr>
-        <w:pStyle w:val="BodyText"/>
-      </w:pPr>
-      <w:r>
-        <w:t xml:space="preserve">Requiring evidence removes almost all hallucinated items, but it also costs recall,</w:t>
-      </w:r>
-      <w:r>
-        <w:t xml:space="preserve"> </w:t>
-      </w:r>
-      <w:r>
-        <w:t xml:space="preserve">because some correct items come with a paraphrased quote that cannot be found. PaperLens</w:t>
-      </w:r>
-      <w:r>
-        <w:t xml:space="preserve"> </w:t>
-      </w:r>
-      <w:r>
-        <w:t xml:space="preserve">therefore keeps every item and badges it rather than filtering. The user sees the status,</w:t>
-      </w:r>
-      <w:r>
-        <w:t xml:space="preserve"> </w:t>
-      </w:r>
-      <w:r>
-        <w:t xml:space="preserve">and the hallucination metric still counts the item.</w:t>
-      </w:r>
-    </w:p>
-    <w:p>
-      <w:pPr>
-        <w:pStyle w:val="BodyText"/>
-      </w:pPr>
-      <w:r>
-        <w:rPr>
-          <w:bCs/>
-          <w:b/>
-        </w:rPr>
-        <w:t xml:space="preserve">A1: parser</w:t>
-      </w:r>
-      <w:r>
-        <w:t xml:space="preserve"> </w:t>
-      </w:r>
-      <w:r>
-        <w:t xml:space="preserve">(10 papers):</w:t>
+        <w:t xml:space="preserve">By paper set and area</w:t>
+      </w:r>
+      <w:r>
+        <w:t xml:space="preserve"> </w:t>
+      </w:r>
+      <w:r>
+        <w:t xml:space="preserve">(same run):</w:t>
       </w:r>
     </w:p>
     <w:tbl>
@@ -4920,6 +4596,1346 @@
               <w:jc w:val="left"/>
             </w:pPr>
             <w:r>
+              <w:t xml:space="preserve">Group</w:t>
+            </w:r>
+          </w:p>
+        </w:tc>
+        <w:tc>
+          <w:tcPr/>
+          <w:p>
+            <w:pPr>
+              <w:pStyle w:val="Compact"/>
+              <w:jc w:val="left"/>
+            </w:pPr>
+            <w:r>
+              <w:t xml:space="preserve">Papers</w:t>
+            </w:r>
+          </w:p>
+        </w:tc>
+        <w:tc>
+          <w:tcPr/>
+          <w:p>
+            <w:pPr>
+              <w:pStyle w:val="Compact"/>
+              <w:jc w:val="left"/>
+            </w:pPr>
+            <w:r>
+              <w:t xml:space="preserve">Core-field F1</w:t>
+            </w:r>
+          </w:p>
+        </w:tc>
+        <w:tc>
+          <w:tcPr/>
+          <w:p>
+            <w:pPr>
+              <w:pStyle w:val="Compact"/>
+              <w:jc w:val="left"/>
+            </w:pPr>
+            <w:r>
+              <w:t xml:space="preserve">HP coverage</w:t>
+            </w:r>
+          </w:p>
+        </w:tc>
+        <w:tc>
+          <w:tcPr/>
+          <w:p>
+            <w:pPr>
+              <w:pStyle w:val="Compact"/>
+              <w:jc w:val="left"/>
+            </w:pPr>
+            <w:r>
+              <w:t xml:space="preserve">Numeric accuracy</w:t>
+            </w:r>
+          </w:p>
+        </w:tc>
+        <w:tc>
+          <w:tcPr/>
+          <w:p>
+            <w:pPr>
+              <w:pStyle w:val="Compact"/>
+              <w:jc w:val="left"/>
+            </w:pPr>
+            <w:r>
+              <w:t xml:space="preserve">Verified</w:t>
+            </w:r>
+          </w:p>
+        </w:tc>
+      </w:tr>
+      <w:tr>
+        <w:tc>
+          <w:tcPr/>
+          <w:p>
+            <w:pPr>
+              <w:pStyle w:val="Compact"/>
+              <w:jc w:val="left"/>
+            </w:pPr>
+            <w:r>
+              <w:t xml:space="preserve">reference papers</w:t>
+            </w:r>
+          </w:p>
+        </w:tc>
+        <w:tc>
+          <w:tcPr/>
+          <w:p>
+            <w:pPr>
+              <w:pStyle w:val="Compact"/>
+              <w:jc w:val="left"/>
+            </w:pPr>
+            <w:r>
+              <w:t xml:space="preserve">10</w:t>
+            </w:r>
+          </w:p>
+        </w:tc>
+        <w:tc>
+          <w:tcPr/>
+          <w:p>
+            <w:pPr>
+              <w:pStyle w:val="Compact"/>
+              <w:jc w:val="left"/>
+            </w:pPr>
+            <w:r>
+              <w:t xml:space="preserve">0.72</w:t>
+            </w:r>
+          </w:p>
+        </w:tc>
+        <w:tc>
+          <w:tcPr/>
+          <w:p>
+            <w:pPr>
+              <w:pStyle w:val="Compact"/>
+              <w:jc w:val="left"/>
+            </w:pPr>
+            <w:r>
+              <w:t xml:space="preserve">40%</w:t>
+            </w:r>
+          </w:p>
+        </w:tc>
+        <w:tc>
+          <w:tcPr/>
+          <w:p>
+            <w:pPr>
+              <w:pStyle w:val="Compact"/>
+              <w:jc w:val="left"/>
+            </w:pPr>
+            <w:r>
+              <w:t xml:space="preserve">96%</w:t>
+            </w:r>
+          </w:p>
+        </w:tc>
+        <w:tc>
+          <w:tcPr/>
+          <w:p>
+            <w:pPr>
+              <w:pStyle w:val="Compact"/>
+              <w:jc w:val="left"/>
+            </w:pPr>
+            <w:r>
+              <w:t xml:space="preserve">88%</w:t>
+            </w:r>
+          </w:p>
+        </w:tc>
+      </w:tr>
+      <w:tr>
+        <w:tc>
+          <w:tcPr/>
+          <w:p>
+            <w:pPr>
+              <w:pStyle w:val="Compact"/>
+              <w:jc w:val="left"/>
+            </w:pPr>
+            <w:r>
+              <w:t xml:space="preserve">new papers</w:t>
+            </w:r>
+          </w:p>
+        </w:tc>
+        <w:tc>
+          <w:tcPr/>
+          <w:p>
+            <w:pPr>
+              <w:pStyle w:val="Compact"/>
+              <w:jc w:val="left"/>
+            </w:pPr>
+            <w:r>
+              <w:t xml:space="preserve">40</w:t>
+            </w:r>
+          </w:p>
+        </w:tc>
+        <w:tc>
+          <w:tcPr/>
+          <w:p>
+            <w:pPr>
+              <w:pStyle w:val="Compact"/>
+              <w:jc w:val="left"/>
+            </w:pPr>
+            <w:r>
+              <w:t xml:space="preserve">0.57</w:t>
+            </w:r>
+          </w:p>
+        </w:tc>
+        <w:tc>
+          <w:tcPr/>
+          <w:p>
+            <w:pPr>
+              <w:pStyle w:val="Compact"/>
+              <w:jc w:val="left"/>
+            </w:pPr>
+            <w:r>
+              <w:t xml:space="preserve">28%</w:t>
+            </w:r>
+          </w:p>
+        </w:tc>
+        <w:tc>
+          <w:tcPr/>
+          <w:p>
+            <w:pPr>
+              <w:pStyle w:val="Compact"/>
+              <w:jc w:val="left"/>
+            </w:pPr>
+            <w:r>
+              <w:t xml:space="preserve">90%</w:t>
+            </w:r>
+          </w:p>
+        </w:tc>
+        <w:tc>
+          <w:tcPr/>
+          <w:p>
+            <w:pPr>
+              <w:pStyle w:val="Compact"/>
+              <w:jc w:val="left"/>
+            </w:pPr>
+            <w:r>
+              <w:t xml:space="preserve">91%</w:t>
+            </w:r>
+          </w:p>
+        </w:tc>
+      </w:tr>
+      <w:tr>
+        <w:tc>
+          <w:tcPr/>
+          <w:p>
+            <w:pPr>
+              <w:pStyle w:val="Compact"/>
+              <w:jc w:val="left"/>
+            </w:pPr>
+            <w:r>
+              <w:t xml:space="preserve">NLP</w:t>
+            </w:r>
+          </w:p>
+        </w:tc>
+        <w:tc>
+          <w:tcPr/>
+          <w:p>
+            <w:pPr>
+              <w:pStyle w:val="Compact"/>
+              <w:jc w:val="left"/>
+            </w:pPr>
+            <w:r>
+              <w:t xml:space="preserve">16</w:t>
+            </w:r>
+          </w:p>
+        </w:tc>
+        <w:tc>
+          <w:tcPr/>
+          <w:p>
+            <w:pPr>
+              <w:pStyle w:val="Compact"/>
+              <w:jc w:val="left"/>
+            </w:pPr>
+            <w:r>
+              <w:t xml:space="preserve">0.61</w:t>
+            </w:r>
+          </w:p>
+        </w:tc>
+        <w:tc>
+          <w:tcPr/>
+          <w:p>
+            <w:pPr>
+              <w:pStyle w:val="Compact"/>
+              <w:jc w:val="left"/>
+            </w:pPr>
+            <w:r>
+              <w:t xml:space="preserve">32%</w:t>
+            </w:r>
+          </w:p>
+        </w:tc>
+        <w:tc>
+          <w:tcPr/>
+          <w:p>
+            <w:pPr>
+              <w:pStyle w:val="Compact"/>
+              <w:jc w:val="left"/>
+            </w:pPr>
+            <w:r>
+              <w:t xml:space="preserve">93%</w:t>
+            </w:r>
+          </w:p>
+        </w:tc>
+        <w:tc>
+          <w:tcPr/>
+          <w:p>
+            <w:pPr>
+              <w:pStyle w:val="Compact"/>
+              <w:jc w:val="left"/>
+            </w:pPr>
+            <w:r>
+              <w:t xml:space="preserve">90%</w:t>
+            </w:r>
+          </w:p>
+        </w:tc>
+      </w:tr>
+      <w:tr>
+        <w:tc>
+          <w:tcPr/>
+          <w:p>
+            <w:pPr>
+              <w:pStyle w:val="Compact"/>
+              <w:jc w:val="left"/>
+            </w:pPr>
+            <w:r>
+              <w:t xml:space="preserve">CV</w:t>
+            </w:r>
+          </w:p>
+        </w:tc>
+        <w:tc>
+          <w:tcPr/>
+          <w:p>
+            <w:pPr>
+              <w:pStyle w:val="Compact"/>
+              <w:jc w:val="left"/>
+            </w:pPr>
+            <w:r>
+              <w:t xml:space="preserve">13</w:t>
+            </w:r>
+          </w:p>
+        </w:tc>
+        <w:tc>
+          <w:tcPr/>
+          <w:p>
+            <w:pPr>
+              <w:pStyle w:val="Compact"/>
+              <w:jc w:val="left"/>
+            </w:pPr>
+            <w:r>
+              <w:t xml:space="preserve">0.60</w:t>
+            </w:r>
+          </w:p>
+        </w:tc>
+        <w:tc>
+          <w:tcPr/>
+          <w:p>
+            <w:pPr>
+              <w:pStyle w:val="Compact"/>
+              <w:jc w:val="left"/>
+            </w:pPr>
+            <w:r>
+              <w:t xml:space="preserve">36%</w:t>
+            </w:r>
+          </w:p>
+        </w:tc>
+        <w:tc>
+          <w:tcPr/>
+          <w:p>
+            <w:pPr>
+              <w:pStyle w:val="Compact"/>
+              <w:jc w:val="left"/>
+            </w:pPr>
+            <w:r>
+              <w:t xml:space="preserve">91%</w:t>
+            </w:r>
+          </w:p>
+        </w:tc>
+        <w:tc>
+          <w:tcPr/>
+          <w:p>
+            <w:pPr>
+              <w:pStyle w:val="Compact"/>
+              <w:jc w:val="left"/>
+            </w:pPr>
+            <w:r>
+              <w:t xml:space="preserve">88%</w:t>
+            </w:r>
+          </w:p>
+        </w:tc>
+      </w:tr>
+      <w:tr>
+        <w:tc>
+          <w:tcPr/>
+          <w:p>
+            <w:pPr>
+              <w:pStyle w:val="Compact"/>
+              <w:jc w:val="left"/>
+            </w:pPr>
+            <w:r>
+              <w:t xml:space="preserve">ML</w:t>
+            </w:r>
+          </w:p>
+        </w:tc>
+        <w:tc>
+          <w:tcPr/>
+          <w:p>
+            <w:pPr>
+              <w:pStyle w:val="Compact"/>
+              <w:jc w:val="left"/>
+            </w:pPr>
+            <w:r>
+              <w:t xml:space="preserve">9</w:t>
+            </w:r>
+          </w:p>
+        </w:tc>
+        <w:tc>
+          <w:tcPr/>
+          <w:p>
+            <w:pPr>
+              <w:pStyle w:val="Compact"/>
+              <w:jc w:val="left"/>
+            </w:pPr>
+            <w:r>
+              <w:t xml:space="preserve">0.51</w:t>
+            </w:r>
+          </w:p>
+        </w:tc>
+        <w:tc>
+          <w:tcPr/>
+          <w:p>
+            <w:pPr>
+              <w:pStyle w:val="Compact"/>
+              <w:jc w:val="left"/>
+            </w:pPr>
+            <w:r>
+              <w:t xml:space="preserve">32%</w:t>
+            </w:r>
+          </w:p>
+        </w:tc>
+        <w:tc>
+          <w:tcPr/>
+          <w:p>
+            <w:pPr>
+              <w:pStyle w:val="Compact"/>
+              <w:jc w:val="left"/>
+            </w:pPr>
+            <w:r>
+              <w:t xml:space="preserve">89%</w:t>
+            </w:r>
+          </w:p>
+        </w:tc>
+        <w:tc>
+          <w:tcPr/>
+          <w:p>
+            <w:pPr>
+              <w:pStyle w:val="Compact"/>
+              <w:jc w:val="left"/>
+            </w:pPr>
+            <w:r>
+              <w:t xml:space="preserve">90%</w:t>
+            </w:r>
+          </w:p>
+        </w:tc>
+      </w:tr>
+      <w:tr>
+        <w:tc>
+          <w:tcPr/>
+          <w:p>
+            <w:pPr>
+              <w:pStyle w:val="Compact"/>
+              <w:jc w:val="left"/>
+            </w:pPr>
+            <w:r>
+              <w:t xml:space="preserve">generative</w:t>
+            </w:r>
+          </w:p>
+        </w:tc>
+        <w:tc>
+          <w:tcPr/>
+          <w:p>
+            <w:pPr>
+              <w:pStyle w:val="Compact"/>
+              <w:jc w:val="left"/>
+            </w:pPr>
+            <w:r>
+              <w:t xml:space="preserve">3</w:t>
+            </w:r>
+          </w:p>
+        </w:tc>
+        <w:tc>
+          <w:tcPr/>
+          <w:p>
+            <w:pPr>
+              <w:pStyle w:val="Compact"/>
+              <w:jc w:val="left"/>
+            </w:pPr>
+            <w:r>
+              <w:t xml:space="preserve">0.56</w:t>
+            </w:r>
+          </w:p>
+        </w:tc>
+        <w:tc>
+          <w:tcPr/>
+          <w:p>
+            <w:pPr>
+              <w:pStyle w:val="Compact"/>
+              <w:jc w:val="left"/>
+            </w:pPr>
+            <w:r>
+              <w:t xml:space="preserve">7%</w:t>
+            </w:r>
+          </w:p>
+        </w:tc>
+        <w:tc>
+          <w:tcPr/>
+          <w:p>
+            <w:pPr>
+              <w:pStyle w:val="Compact"/>
+              <w:jc w:val="left"/>
+            </w:pPr>
+            <w:r>
+              <w:t xml:space="preserve">80%</w:t>
+            </w:r>
+          </w:p>
+        </w:tc>
+        <w:tc>
+          <w:tcPr/>
+          <w:p>
+            <w:pPr>
+              <w:pStyle w:val="Compact"/>
+              <w:jc w:val="left"/>
+            </w:pPr>
+            <w:r>
+              <w:t xml:space="preserve">96%</w:t>
+            </w:r>
+          </w:p>
+        </w:tc>
+      </w:tr>
+      <w:tr>
+        <w:tc>
+          <w:tcPr/>
+          <w:p>
+            <w:pPr>
+              <w:pStyle w:val="Compact"/>
+              <w:jc w:val="left"/>
+            </w:pPr>
+            <w:r>
+              <w:t xml:space="preserve">graph</w:t>
+            </w:r>
+          </w:p>
+        </w:tc>
+        <w:tc>
+          <w:tcPr/>
+          <w:p>
+            <w:pPr>
+              <w:pStyle w:val="Compact"/>
+              <w:jc w:val="left"/>
+            </w:pPr>
+            <w:r>
+              <w:t xml:space="preserve">2</w:t>
+            </w:r>
+          </w:p>
+        </w:tc>
+        <w:tc>
+          <w:tcPr/>
+          <w:p>
+            <w:pPr>
+              <w:pStyle w:val="Compact"/>
+              <w:jc w:val="left"/>
+            </w:pPr>
+            <w:r>
+              <w:t xml:space="preserve">0.82</w:t>
+            </w:r>
+          </w:p>
+        </w:tc>
+        <w:tc>
+          <w:tcPr/>
+          <w:p>
+            <w:pPr>
+              <w:pStyle w:val="Compact"/>
+              <w:jc w:val="left"/>
+            </w:pPr>
+            <w:r>
+              <w:t xml:space="preserve">59%</w:t>
+            </w:r>
+          </w:p>
+        </w:tc>
+        <w:tc>
+          <w:tcPr/>
+          <w:p>
+            <w:pPr>
+              <w:pStyle w:val="Compact"/>
+              <w:jc w:val="left"/>
+            </w:pPr>
+            <w:r>
+              <w:t xml:space="preserve">100%</w:t>
+            </w:r>
+          </w:p>
+        </w:tc>
+        <w:tc>
+          <w:tcPr/>
+          <w:p>
+            <w:pPr>
+              <w:pStyle w:val="Compact"/>
+              <w:jc w:val="left"/>
+            </w:pPr>
+            <w:r>
+              <w:t xml:space="preserve">94%</w:t>
+            </w:r>
+          </w:p>
+        </w:tc>
+      </w:tr>
+      <w:tr>
+        <w:tc>
+          <w:tcPr/>
+          <w:p>
+            <w:pPr>
+              <w:pStyle w:val="Compact"/>
+              <w:jc w:val="left"/>
+            </w:pPr>
+            <w:r>
+              <w:t xml:space="preserve">RL</w:t>
+            </w:r>
+          </w:p>
+        </w:tc>
+        <w:tc>
+          <w:tcPr/>
+          <w:p>
+            <w:pPr>
+              <w:pStyle w:val="Compact"/>
+              <w:jc w:val="left"/>
+            </w:pPr>
+            <w:r>
+              <w:t xml:space="preserve">2</w:t>
+            </w:r>
+          </w:p>
+        </w:tc>
+        <w:tc>
+          <w:tcPr/>
+          <w:p>
+            <w:pPr>
+              <w:pStyle w:val="Compact"/>
+              <w:jc w:val="left"/>
+            </w:pPr>
+            <w:r>
+              <w:t xml:space="preserve">0.43</w:t>
+            </w:r>
+          </w:p>
+        </w:tc>
+        <w:tc>
+          <w:tcPr/>
+          <w:p>
+            <w:pPr>
+              <w:pStyle w:val="Compact"/>
+              <w:jc w:val="left"/>
+            </w:pPr>
+            <w:r>
+              <w:t xml:space="preserve">7%</w:t>
+            </w:r>
+          </w:p>
+        </w:tc>
+        <w:tc>
+          <w:tcPr/>
+          <w:p>
+            <w:pPr>
+              <w:pStyle w:val="Compact"/>
+              <w:jc w:val="left"/>
+            </w:pPr>
+            <w:r>
+              <w:t xml:space="preserve">80%</w:t>
+            </w:r>
+          </w:p>
+        </w:tc>
+        <w:tc>
+          <w:tcPr/>
+          <w:p>
+            <w:pPr>
+              <w:pStyle w:val="Compact"/>
+              <w:jc w:val="left"/>
+            </w:pPr>
+            <w:r>
+              <w:t xml:space="preserve">82%</w:t>
+            </w:r>
+          </w:p>
+        </w:tc>
+      </w:tr>
+      <w:tr>
+        <w:tc>
+          <w:tcPr/>
+          <w:p>
+            <w:pPr>
+              <w:pStyle w:val="Compact"/>
+              <w:jc w:val="left"/>
+            </w:pPr>
+            <w:r>
+              <w:t xml:space="preserve">speech</w:t>
+            </w:r>
+          </w:p>
+        </w:tc>
+        <w:tc>
+          <w:tcPr/>
+          <w:p>
+            <w:pPr>
+              <w:pStyle w:val="Compact"/>
+              <w:jc w:val="left"/>
+            </w:pPr>
+            <w:r>
+              <w:t xml:space="preserve">2</w:t>
+            </w:r>
+          </w:p>
+        </w:tc>
+        <w:tc>
+          <w:tcPr/>
+          <w:p>
+            <w:pPr>
+              <w:pStyle w:val="Compact"/>
+              <w:jc w:val="left"/>
+            </w:pPr>
+            <w:r>
+              <w:t xml:space="preserve">0.62</w:t>
+            </w:r>
+          </w:p>
+        </w:tc>
+        <w:tc>
+          <w:tcPr/>
+          <w:p>
+            <w:pPr>
+              <w:pStyle w:val="Compact"/>
+              <w:jc w:val="left"/>
+            </w:pPr>
+            <w:r>
+              <w:t xml:space="preserve">24%</w:t>
+            </w:r>
+          </w:p>
+        </w:tc>
+        <w:tc>
+          <w:tcPr/>
+          <w:p>
+            <w:pPr>
+              <w:pStyle w:val="Compact"/>
+              <w:jc w:val="left"/>
+            </w:pPr>
+            <w:r>
+              <w:t xml:space="preserve">89%</w:t>
+            </w:r>
+          </w:p>
+        </w:tc>
+        <w:tc>
+          <w:tcPr/>
+          <w:p>
+            <w:pPr>
+              <w:pStyle w:val="Compact"/>
+              <w:jc w:val="left"/>
+            </w:pPr>
+            <w:r>
+              <w:t xml:space="preserve">95%</w:t>
+            </w:r>
+          </w:p>
+        </w:tc>
+      </w:tr>
+      <w:tr>
+        <w:tc>
+          <w:tcPr/>
+          <w:p>
+            <w:pPr>
+              <w:pStyle w:val="Compact"/>
+              <w:jc w:val="left"/>
+            </w:pPr>
+            <w:r>
+              <w:t xml:space="preserve">time series</w:t>
+            </w:r>
+          </w:p>
+        </w:tc>
+        <w:tc>
+          <w:tcPr/>
+          <w:p>
+            <w:pPr>
+              <w:pStyle w:val="Compact"/>
+              <w:jc w:val="left"/>
+            </w:pPr>
+            <w:r>
+              <w:t xml:space="preserve">2</w:t>
+            </w:r>
+          </w:p>
+        </w:tc>
+        <w:tc>
+          <w:tcPr/>
+          <w:p>
+            <w:pPr>
+              <w:pStyle w:val="Compact"/>
+              <w:jc w:val="left"/>
+            </w:pPr>
+            <w:r>
+              <w:t xml:space="preserve">0.68</w:t>
+            </w:r>
+          </w:p>
+        </w:tc>
+        <w:tc>
+          <w:tcPr/>
+          <w:p>
+            <w:pPr>
+              <w:pStyle w:val="Compact"/>
+              <w:jc w:val="left"/>
+            </w:pPr>
+            <w:r>
+              <w:t xml:space="preserve">26%</w:t>
+            </w:r>
+          </w:p>
+        </w:tc>
+        <w:tc>
+          <w:tcPr/>
+          <w:p>
+            <w:pPr>
+              <w:pStyle w:val="Compact"/>
+              <w:jc w:val="left"/>
+            </w:pPr>
+            <w:r>
+              <w:t xml:space="preserve">100%</w:t>
+            </w:r>
+          </w:p>
+        </w:tc>
+        <w:tc>
+          <w:tcPr/>
+          <w:p>
+            <w:pPr>
+              <w:pStyle w:val="Compact"/>
+              <w:jc w:val="left"/>
+            </w:pPr>
+            <w:r>
+              <w:t xml:space="preserve">93%</w:t>
+            </w:r>
+          </w:p>
+        </w:tc>
+      </w:tr>
+      <w:tr>
+        <w:tc>
+          <w:tcPr/>
+          <w:p>
+            <w:pPr>
+              <w:pStyle w:val="Compact"/>
+              <w:jc w:val="left"/>
+            </w:pPr>
+            <w:r>
+              <w:t xml:space="preserve">multimodal</w:t>
+            </w:r>
+          </w:p>
+        </w:tc>
+        <w:tc>
+          <w:tcPr/>
+          <w:p>
+            <w:pPr>
+              <w:pStyle w:val="Compact"/>
+              <w:jc w:val="left"/>
+            </w:pPr>
+            <w:r>
+              <w:t xml:space="preserve">1</w:t>
+            </w:r>
+          </w:p>
+        </w:tc>
+        <w:tc>
+          <w:tcPr/>
+          <w:p>
+            <w:pPr>
+              <w:pStyle w:val="Compact"/>
+              <w:jc w:val="left"/>
+            </w:pPr>
+            <w:r>
+              <w:t xml:space="preserve">0.79</w:t>
+            </w:r>
+          </w:p>
+        </w:tc>
+        <w:tc>
+          <w:tcPr/>
+          <w:p>
+            <w:pPr>
+              <w:pStyle w:val="Compact"/>
+              <w:jc w:val="left"/>
+            </w:pPr>
+            <w:r>
+              <w:t xml:space="preserve">50%</w:t>
+            </w:r>
+          </w:p>
+        </w:tc>
+        <w:tc>
+          <w:tcPr/>
+          <w:p>
+            <w:pPr>
+              <w:pStyle w:val="Compact"/>
+              <w:jc w:val="left"/>
+            </w:pPr>
+            <w:r>
+              <w:t xml:space="preserve">90%</w:t>
+            </w:r>
+          </w:p>
+        </w:tc>
+        <w:tc>
+          <w:tcPr/>
+          <w:p>
+            <w:pPr>
+              <w:pStyle w:val="Compact"/>
+              <w:jc w:val="left"/>
+            </w:pPr>
+            <w:r>
+              <w:t xml:space="preserve">94%</w:t>
+            </w:r>
+          </w:p>
+        </w:tc>
+      </w:tr>
+    </w:tbl>
+    <w:p>
+      <w:pPr>
+        <w:pStyle w:val="BodyText"/>
+      </w:pPr>
+      <w:r>
+        <w:rPr>
+          <w:bCs/>
+          <w:b/>
+        </w:rPr>
+        <w:t xml:space="preserve">First run, reference papers only.</w:t>
+      </w:r>
+      <w:r>
+        <w:t xml:space="preserve"> </w:t>
+      </w:r>
+      <w:r>
+        <w:rPr>
+          <w:rStyle w:val="VerbatimChar"/>
+        </w:rPr>
+        <w:t xml:space="preserve">phase2_flash_lite</w:t>
+      </w:r>
+      <w:r>
+        <w:t xml:space="preserve"> </w:t>
+      </w:r>
+      <w:r>
+        <w:t xml:space="preserve">(prompt versions as of Phase 2):</w:t>
+      </w:r>
+      <w:r>
+        <w:t xml:space="preserve"> </w:t>
+      </w:r>
+      <w:r>
+        <w:t xml:space="preserve">core-field F1 0.72, hyperparameter coverage 43%, numeric accuracy 100%, verified evidence</w:t>
+      </w:r>
+      <w:r>
+        <w:t xml:space="preserve"> </w:t>
+      </w:r>
+      <w:r>
+        <w:t xml:space="preserve">80%, hallucination rate 10% (35 of 421 items unlocated). On the same 10 papers the</w:t>
+      </w:r>
+      <w:r>
+        <w:t xml:space="preserve"> </w:t>
+      </w:r>
+      <w:r>
+        <w:t xml:space="preserve">50-paper run has the same F1 (0.72), coverage 40%, numeric accuracy 96%, 88% verified and</w:t>
+      </w:r>
+      <w:r>
+        <w:t xml:space="preserve"> </w:t>
+      </w:r>
+      <w:r>
+        <w:t xml:space="preserve">1% hallucinated (2 unlocated). The runs differ in machine, GROBID instance, sampling and</w:t>
+      </w:r>
+      <w:r>
+        <w:t xml:space="preserve"> </w:t>
+      </w:r>
+      <w:r>
+        <w:t xml:space="preserve">pipeline version; which difference explains the cleaner evidence has not been isolated.</w:t>
+      </w:r>
+    </w:p>
+    <w:p>
+      <w:pPr>
+        <w:pStyle w:val="BodyText"/>
+      </w:pPr>
+      <w:r>
+        <w:rPr>
+          <w:bCs/>
+          <w:b/>
+        </w:rPr>
+        <w:t xml:space="preserve">Reading the numbers.</w:t>
+      </w:r>
+      <w:r>
+        <w:t xml:space="preserve"> </w:t>
+      </w:r>
+      <w:r>
+        <w:t xml:space="preserve">Precision is high on every core field (0.81 to 0.94), and most of</w:t>
+      </w:r>
+      <w:r>
+        <w:t xml:space="preserve"> </w:t>
+      </w:r>
+      <w:r>
+        <w:t xml:space="preserve">what precision misses is the matcher, not the extraction (section 6.6). The gap to the 0.80</w:t>
+      </w:r>
+      <w:r>
+        <w:t xml:space="preserve"> </w:t>
+      </w:r>
+      <w:r>
+        <w:t xml:space="preserve">F1 target comes from recall, mostly on hyperparameters (0.27) and task (0.37). The new</w:t>
+      </w:r>
+      <w:r>
+        <w:t xml:space="preserve"> </w:t>
+      </w:r>
+      <w:r>
+        <w:t xml:space="preserve">papers score lower than the reference papers, partly because the system was tuned while</w:t>
+      </w:r>
+      <w:r>
+        <w:t xml:space="preserve"> </w:t>
+      </w:r>
+      <w:r>
+        <w:t xml:space="preserve">reading the reference papers and partly because several new papers state their settings</w:t>
+      </w:r>
+      <w:r>
+        <w:t xml:space="preserve"> </w:t>
+      </w:r>
+      <w:r>
+        <w:t xml:space="preserve">per model size in appendix tables (LLaMA, Whisper, T5). Areas with two or three papers are</w:t>
+      </w:r>
+      <w:r>
+        <w:t xml:space="preserve"> </w:t>
+      </w:r>
+      <w:r>
+        <w:t xml:space="preserve">indicative only.</w:t>
+      </w:r>
+    </w:p>
+    <w:bookmarkEnd w:id="36"/>
+    <w:bookmarkStart w:id="37" w:name="ablations-without-llm-calls"/>
+    <w:p>
+      <w:pPr>
+        <w:pStyle w:val="Heading2"/>
+      </w:pPr>
+      <w:r>
+        <w:t xml:space="preserve">6.4 Ablations without LLM calls</w:t>
+      </w:r>
+    </w:p>
+    <w:p>
+      <w:pPr>
+        <w:pStyle w:val="FirstParagraph"/>
+      </w:pPr>
+      <w:r>
+        <w:t xml:space="preserve">Source:</w:t>
+      </w:r>
+      <w:r>
+        <w:t xml:space="preserve"> </w:t>
+      </w:r>
+      <w:r>
+        <w:rPr>
+          <w:rStyle w:val="VerbatimChar"/>
+        </w:rPr>
+        <w:t xml:space="preserve">eval/results/ablations.md</w:t>
+      </w:r>
+      <w:r>
+        <w:t xml:space="preserve">.</w:t>
+      </w:r>
+    </w:p>
+    <w:p>
+      <w:pPr>
+        <w:pStyle w:val="BodyText"/>
+      </w:pPr>
+      <w:r>
+        <w:rPr>
+          <w:bCs/>
+          <w:b/>
+        </w:rPr>
+        <w:t xml:space="preserve">A3: evidence policy</w:t>
+      </w:r>
+      <w:r>
+        <w:t xml:space="preserve"> </w:t>
+      </w:r>
+      <w:r>
+        <w:t xml:space="preserve">(the same extraction, filtered after the fact; core fields):</w:t>
+      </w:r>
+    </w:p>
+    <w:tbl>
+      <w:tblPr>
+        <w:tblStyle w:val="Table"/>
+        <w:tblW w:type="pct" w:w="5000"/>
+        <w:tblLook w:firstRow="1" w:lastRow="0" w:firstColumn="0" w:lastColumn="0" w:noHBand="0" w:noVBand="0" w:val="0020"/>
+        <w:jc w:val="start"/>
+      </w:tblPr>
+      <w:tblGrid>
+        <w:gridCol w:w="2640"/>
+        <w:gridCol w:w="2640"/>
+        <w:gridCol w:w="2640"/>
+      </w:tblGrid>
+      <w:tr>
+        <w:trPr>
+          <w:tblHeader w:val="true"/>
+        </w:trPr>
+        <w:tc>
+          <w:tcPr/>
+          <w:p>
+            <w:pPr>
+              <w:pStyle w:val="Compact"/>
+              <w:jc w:val="left"/>
+            </w:pPr>
+            <w:r>
+              <w:t xml:space="preserve">Policy</w:t>
+            </w:r>
+          </w:p>
+        </w:tc>
+        <w:tc>
+          <w:tcPr/>
+          <w:p>
+            <w:pPr>
+              <w:pStyle w:val="Compact"/>
+              <w:jc w:val="left"/>
+            </w:pPr>
+            <w:r>
+              <w:t xml:space="preserve">First run (10 papers): kept / P / R / F1 / halluc.</w:t>
+            </w:r>
+          </w:p>
+        </w:tc>
+        <w:tc>
+          <w:tcPr/>
+          <w:p>
+            <w:pPr>
+              <w:pStyle w:val="Compact"/>
+              <w:jc w:val="left"/>
+            </w:pPr>
+            <w:r>
+              <w:t xml:space="preserve">50-paper run: kept / P / R / F1 / halluc.</w:t>
+            </w:r>
+          </w:p>
+        </w:tc>
+      </w:tr>
+      <w:tr>
+        <w:tc>
+          <w:tcPr/>
+          <w:p>
+            <w:pPr>
+              <w:pStyle w:val="Compact"/>
+              <w:jc w:val="left"/>
+            </w:pPr>
+            <w:r>
+              <w:t xml:space="preserve">keep everything</w:t>
+            </w:r>
+          </w:p>
+        </w:tc>
+        <w:tc>
+          <w:tcPr/>
+          <w:p>
+            <w:pPr>
+              <w:pStyle w:val="Compact"/>
+              <w:jc w:val="left"/>
+            </w:pPr>
+            <w:r>
+              <w:t xml:space="preserve">421 / 0.97 / 0.54 / 0.69 / 10%</w:t>
+            </w:r>
+          </w:p>
+        </w:tc>
+        <w:tc>
+          <w:tcPr/>
+          <w:p>
+            <w:pPr>
+              <w:pStyle w:val="Compact"/>
+              <w:jc w:val="left"/>
+            </w:pPr>
+            <w:r>
+              <w:t xml:space="preserve">2283 / 0.85 / 0.42 / 0.57 / 1%</w:t>
+            </w:r>
+          </w:p>
+        </w:tc>
+      </w:tr>
+      <w:tr>
+        <w:tc>
+          <w:tcPr/>
+          <w:p>
+            <w:pPr>
+              <w:pStyle w:val="Compact"/>
+              <w:jc w:val="left"/>
+            </w:pPr>
+            <w:r>
+              <w:t xml:space="preserve">quote found in the paper</w:t>
+            </w:r>
+          </w:p>
+        </w:tc>
+        <w:tc>
+          <w:tcPr/>
+          <w:p>
+            <w:pPr>
+              <w:pStyle w:val="Compact"/>
+              <w:jc w:val="left"/>
+            </w:pPr>
+            <w:r>
+              <w:t xml:space="preserve">386 / 0.97 / 0.47 / 0.63 / 2%</w:t>
+            </w:r>
+          </w:p>
+        </w:tc>
+        <w:tc>
+          <w:tcPr/>
+          <w:p>
+            <w:pPr>
+              <w:pStyle w:val="Compact"/>
+              <w:jc w:val="left"/>
+            </w:pPr>
+            <w:r>
+              <w:t xml:space="preserve">2281 / 0.85 / 0.42 / 0.57 / 1%</w:t>
+            </w:r>
+          </w:p>
+        </w:tc>
+      </w:tr>
+      <w:tr>
+        <w:tc>
+          <w:tcPr/>
+          <w:p>
+            <w:pPr>
+              <w:pStyle w:val="Compact"/>
+              <w:jc w:val="left"/>
+            </w:pPr>
+            <w:r>
+              <w:t xml:space="preserve">found + supports or partly supports</w:t>
+            </w:r>
+          </w:p>
+        </w:tc>
+        <w:tc>
+          <w:tcPr/>
+          <w:p>
+            <w:pPr>
+              <w:pStyle w:val="Compact"/>
+              <w:jc w:val="left"/>
+            </w:pPr>
+            <w:r>
+              <w:t xml:space="preserve">379 / 0.97 / 0.46 / 0.62 / 0%</w:t>
+            </w:r>
+          </w:p>
+        </w:tc>
+        <w:tc>
+          <w:tcPr/>
+          <w:p>
+            <w:pPr>
+              <w:pStyle w:val="Compact"/>
+              <w:jc w:val="left"/>
+            </w:pPr>
+            <w:r>
+              <w:t xml:space="preserve">2255 / 0.85 / 0.42 / 0.56 / 0%</w:t>
+            </w:r>
+          </w:p>
+        </w:tc>
+      </w:tr>
+      <w:tr>
+        <w:tc>
+          <w:tcPr/>
+          <w:p>
+            <w:pPr>
+              <w:pStyle w:val="Compact"/>
+              <w:jc w:val="left"/>
+            </w:pPr>
+            <w:r>
+              <w:t xml:space="preserve">found + supports</w:t>
+            </w:r>
+          </w:p>
+        </w:tc>
+        <w:tc>
+          <w:tcPr/>
+          <w:p>
+            <w:pPr>
+              <w:pStyle w:val="Compact"/>
+              <w:jc w:val="left"/>
+            </w:pPr>
+            <w:r>
+              <w:t xml:space="preserve">337 / 0.96 / 0.43 / 0.59 / 0%</w:t>
+            </w:r>
+          </w:p>
+        </w:tc>
+        <w:tc>
+          <w:tcPr/>
+          <w:p>
+            <w:pPr>
+              <w:pStyle w:val="Compact"/>
+              <w:jc w:val="left"/>
+            </w:pPr>
+            <w:r>
+              <w:t xml:space="preserve">2060 / 0.84 / 0.39 / 0.54 / 0%</w:t>
+            </w:r>
+          </w:p>
+        </w:tc>
+      </w:tr>
+    </w:tbl>
+    <w:p>
+      <w:pPr>
+        <w:pStyle w:val="BodyText"/>
+      </w:pPr>
+      <w:r>
+        <w:t xml:space="preserve">Requiring evidence removes almost all hallucinated items, but it also costs recall,</w:t>
+      </w:r>
+      <w:r>
+        <w:t xml:space="preserve"> </w:t>
+      </w:r>
+      <w:r>
+        <w:t xml:space="preserve">because some correct items come with a paraphrased quote that cannot be found. In the</w:t>
+      </w:r>
+      <w:r>
+        <w:t xml:space="preserve"> </w:t>
+      </w:r>
+      <w:r>
+        <w:t xml:space="preserve">50-paper run nearly every quote is found, so the policies hardly differ. PaperLens keeps</w:t>
+      </w:r>
+      <w:r>
+        <w:t xml:space="preserve"> </w:t>
+      </w:r>
+      <w:r>
+        <w:t xml:space="preserve">every item and badges it rather than filtering. The user sees the status, and the</w:t>
+      </w:r>
+      <w:r>
+        <w:t xml:space="preserve"> </w:t>
+      </w:r>
+      <w:r>
+        <w:t xml:space="preserve">hallucination metric still counts the item.</w:t>
+      </w:r>
+    </w:p>
+    <w:p>
+      <w:pPr>
+        <w:pStyle w:val="BodyText"/>
+      </w:pPr>
+      <w:r>
+        <w:rPr>
+          <w:bCs/>
+          <w:b/>
+        </w:rPr>
+        <w:t xml:space="preserve">A1: parser</w:t>
+      </w:r>
+      <w:r>
+        <w:t xml:space="preserve"> </w:t>
+      </w:r>
+      <w:r>
+        <w:t xml:space="preserve">(the 10 reference PDFs; the new papers’ PDFs stayed on the laptop, so A1 and</w:t>
+      </w:r>
+      <w:r>
+        <w:t xml:space="preserve"> </w:t>
+      </w:r>
+      <w:r>
+        <w:t xml:space="preserve">A6 on all 50 are run there with</w:t>
+      </w:r>
+      <w:r>
+        <w:t xml:space="preserve"> </w:t>
+      </w:r>
+      <w:r>
+        <w:rPr>
+          <w:rStyle w:val="VerbatimChar"/>
+        </w:rPr>
+        <w:t xml:space="preserve">run_eval --pdf-dir</w:t>
+      </w:r>
+      <w:r>
+        <w:t xml:space="preserve">):</w:t>
+      </w:r>
+    </w:p>
+    <w:tbl>
+      <w:tblPr>
+        <w:tblStyle w:val="Table"/>
+        <w:tblW w:type="pct" w:w="5000"/>
+        <w:tblLook w:firstRow="1" w:lastRow="0" w:firstColumn="0" w:lastColumn="0" w:noHBand="0" w:noVBand="0" w:val="0020"/>
+        <w:jc w:val="start"/>
+      </w:tblPr>
+      <w:tblGrid>
+        <w:gridCol w:w="1320"/>
+        <w:gridCol w:w="1320"/>
+        <w:gridCol w:w="1320"/>
+        <w:gridCol w:w="1320"/>
+        <w:gridCol w:w="1320"/>
+        <w:gridCol w:w="1320"/>
+      </w:tblGrid>
+      <w:tr>
+        <w:trPr>
+          <w:tblHeader w:val="true"/>
+        </w:trPr>
+        <w:tc>
+          <w:tcPr/>
+          <w:p>
+            <w:pPr>
+              <w:pStyle w:val="Compact"/>
+              <w:jc w:val="left"/>
+            </w:pPr>
+            <w:r>
               <w:t xml:space="preserve">Parser</w:t>
             </w:r>
           </w:p>
@@ -5540,7 +6556,7 @@
         <w:pStyle w:val="FirstParagraph"/>
       </w:pPr>
       <w:r>
-        <w:t xml:space="preserve">Source:</w:t>
+        <w:t xml:space="preserve">Sources:</w:t>
       </w:r>
       <w:r>
         <w:t xml:space="preserve"> </w:t>
@@ -5549,7 +6565,7 @@
         <w:rPr>
           <w:rStyle w:val="VerbatimChar"/>
         </w:rPr>
-        <w:t xml:space="preserve">eval/results/errors_phase2_flash_lite.md</w:t>
+        <w:t xml:space="preserve">eval/results/errors_collect_flash_lite.md</w:t>
       </w:r>
       <w:r>
         <w:t xml:space="preserve"> </w:t>
@@ -5561,7 +6577,19 @@
         <w:t xml:space="preserve"> </w:t>
       </w:r>
       <w:r>
-        <w:t xml:space="preserve">extracted item that matches no gold item, per paper).</w:t>
+        <w:t xml:space="preserve">extracted item that matches no gold item, per paper) and</w:t>
+      </w:r>
+      <w:r>
+        <w:t xml:space="preserve"> </w:t>
+      </w:r>
+      <w:r>
+        <w:rPr>
+          <w:rStyle w:val="VerbatimChar"/>
+        </w:rPr>
+        <w:t xml:space="preserve">eval/gold/audit_v2.csv</w:t>
+      </w:r>
+      <w:r>
+        <w:t xml:space="preserve">.</w:t>
       </w:r>
     </w:p>
     <w:p>
@@ -5569,7 +6597,7 @@
         <w:pStyle w:val="BodyText"/>
       </w:pPr>
       <w:r>
-        <w:t xml:space="preserve">The run missed 214 gold items:</w:t>
+        <w:t xml:space="preserve">The 50-paper run missed 1,602 of 2,796 gold items:</w:t>
       </w:r>
     </w:p>
     <w:tbl>
@@ -5633,7 +6661,7 @@
               <w:jc w:val="left"/>
             </w:pPr>
             <w:r>
-              <w:t xml:space="preserve">130</w:t>
+              <w:t xml:space="preserve">956</w:t>
             </w:r>
           </w:p>
         </w:tc>
@@ -5659,7 +6687,7 @@
               <w:jc w:val="left"/>
             </w:pPr>
             <w:r>
-              <w:t xml:space="preserve">24</w:t>
+              <w:t xml:space="preserve">217</w:t>
             </w:r>
           </w:p>
         </w:tc>
@@ -5673,19 +6701,19 @@
               <w:jc w:val="left"/>
             </w:pPr>
             <w:r>
-              <w:t xml:space="preserve">task</w:t>
-            </w:r>
-          </w:p>
-        </w:tc>
-        <w:tc>
-          <w:tcPr/>
-          <w:p>
-            <w:pPr>
-              <w:pStyle w:val="Compact"/>
-              <w:jc w:val="left"/>
-            </w:pPr>
-            <w:r>
-              <w:t xml:space="preserve">21</w:t>
+              <w:t xml:space="preserve">datasets</w:t>
+            </w:r>
+          </w:p>
+        </w:tc>
+        <w:tc>
+          <w:tcPr/>
+          <w:p>
+            <w:pPr>
+              <w:pStyle w:val="Compact"/>
+              <w:jc w:val="left"/>
+            </w:pPr>
+            <w:r>
+              <w:t xml:space="preserve">182</w:t>
             </w:r>
           </w:p>
         </w:tc>
@@ -5699,19 +6727,19 @@
               <w:jc w:val="left"/>
             </w:pPr>
             <w:r>
-              <w:t xml:space="preserve">metrics</w:t>
-            </w:r>
-          </w:p>
-        </w:tc>
-        <w:tc>
-          <w:tcPr/>
-          <w:p>
-            <w:pPr>
-              <w:pStyle w:val="Compact"/>
-              <w:jc w:val="left"/>
-            </w:pPr>
-            <w:r>
-              <w:t xml:space="preserve">19</w:t>
+              <w:t xml:space="preserve">task</w:t>
+            </w:r>
+          </w:p>
+        </w:tc>
+        <w:tc>
+          <w:tcPr/>
+          <w:p>
+            <w:pPr>
+              <w:pStyle w:val="Compact"/>
+              <w:jc w:val="left"/>
+            </w:pPr>
+            <w:r>
+              <w:t xml:space="preserve">108</w:t>
             </w:r>
           </w:p>
         </w:tc>
@@ -5725,19 +6753,19 @@
               <w:jc w:val="left"/>
             </w:pPr>
             <w:r>
-              <w:t xml:space="preserve">datasets</w:t>
-            </w:r>
-          </w:p>
-        </w:tc>
-        <w:tc>
-          <w:tcPr/>
-          <w:p>
-            <w:pPr>
-              <w:pStyle w:val="Compact"/>
-              <w:jc w:val="left"/>
-            </w:pPr>
-            <w:r>
-              <w:t xml:space="preserve">12</w:t>
+              <w:t xml:space="preserve">metrics</w:t>
+            </w:r>
+          </w:p>
+        </w:tc>
+        <w:tc>
+          <w:tcPr/>
+          <w:p>
+            <w:pPr>
+              <w:pStyle w:val="Compact"/>
+              <w:jc w:val="left"/>
+            </w:pPr>
+            <w:r>
+              <w:t xml:space="preserve">91</w:t>
             </w:r>
           </w:p>
         </w:tc>
@@ -5763,7 +6791,7 @@
               <w:jc w:val="left"/>
             </w:pPr>
             <w:r>
-              <w:t xml:space="preserve">7</w:t>
+              <w:t xml:space="preserve">35</w:t>
             </w:r>
           </w:p>
         </w:tc>
@@ -5789,7 +6817,7 @@
               <w:jc w:val="left"/>
             </w:pPr>
             <w:r>
-              <w:t xml:space="preserve">1</w:t>
+              <w:t xml:space="preserve">13</w:t>
             </w:r>
           </w:p>
         </w:tc>
@@ -5800,261 +6828,995 @@
         <w:pStyle w:val="BodyText"/>
       </w:pPr>
       <w:r>
-        <w:t xml:space="preserve">Only 8 extracted items match nothing in the gold. The main error categories, with examples:</w:t>
-      </w:r>
-    </w:p>
+        <w:rPr>
+          <w:bCs/>
+          <w:b/>
+        </w:rPr>
+        <w:t xml:space="preserve">Extracted items that match no gold item.</w:t>
+      </w:r>
+      <w:r>
+        <w:t xml:space="preserve"> </w:t>
+      </w:r>
+      <w:r>
+        <w:t xml:space="preserve">Each of the 246 such items of the 40 new</w:t>
+      </w:r>
+      <w:r>
+        <w:t xml:space="preserve"> </w:t>
+      </w:r>
+      <w:r>
+        <w:t xml:space="preserve">papers was read against the paper and labelled:</w:t>
+      </w:r>
+    </w:p>
+    <w:tbl>
+      <w:tblPr>
+        <w:tblStyle w:val="Table"/>
+        <w:tblW w:type="pct" w:w="5000"/>
+        <w:tblLook w:firstRow="1" w:lastRow="0" w:firstColumn="0" w:lastColumn="0" w:noHBand="0" w:noVBand="0" w:val="0020"/>
+        <w:jc w:val="start"/>
+      </w:tblPr>
+      <w:tblGrid>
+        <w:gridCol w:w="1584"/>
+        <w:gridCol w:w="1584"/>
+        <w:gridCol w:w="1584"/>
+        <w:gridCol w:w="1584"/>
+        <w:gridCol w:w="1584"/>
+      </w:tblGrid>
+      <w:tr>
+        <w:trPr>
+          <w:tblHeader w:val="true"/>
+        </w:trPr>
+        <w:tc>
+          <w:tcPr/>
+          <w:p>
+            <w:pPr>
+              <w:pStyle w:val="Compact"/>
+              <w:jc w:val="left"/>
+            </w:pPr>
+            <w:r>
+              <w:t xml:space="preserve">Field</w:t>
+            </w:r>
+          </w:p>
+        </w:tc>
+        <w:tc>
+          <w:tcPr/>
+          <w:p>
+            <w:pPr>
+              <w:pStyle w:val="Compact"/>
+              <w:jc w:val="left"/>
+            </w:pPr>
+            <w:r>
+              <w:t xml:space="preserve">Correct, matcher missed</w:t>
+            </w:r>
+          </w:p>
+        </w:tc>
+        <w:tc>
+          <w:tcPr/>
+          <w:p>
+            <w:pPr>
+              <w:pStyle w:val="Compact"/>
+              <w:jc w:val="left"/>
+            </w:pPr>
+            <w:r>
+              <w:t xml:space="preserve">Gold omission (added)</w:t>
+            </w:r>
+          </w:p>
+        </w:tc>
+        <w:tc>
+          <w:tcPr/>
+          <w:p>
+            <w:pPr>
+              <w:pStyle w:val="Compact"/>
+              <w:jc w:val="left"/>
+            </w:pPr>
+            <w:r>
+              <w:t xml:space="preserve">Out of scope</w:t>
+            </w:r>
+          </w:p>
+        </w:tc>
+        <w:tc>
+          <w:tcPr/>
+          <w:p>
+            <w:pPr>
+              <w:pStyle w:val="Compact"/>
+              <w:jc w:val="left"/>
+            </w:pPr>
+            <w:r>
+              <w:t xml:space="preserve">Wrong</w:t>
+            </w:r>
+          </w:p>
+        </w:tc>
+      </w:tr>
+      <w:tr>
+        <w:tc>
+          <w:tcPr/>
+          <w:p>
+            <w:pPr>
+              <w:pStyle w:val="Compact"/>
+              <w:jc w:val="left"/>
+            </w:pPr>
+            <w:r>
+              <w:t xml:space="preserve">task</w:t>
+            </w:r>
+          </w:p>
+        </w:tc>
+        <w:tc>
+          <w:tcPr/>
+          <w:p>
+            <w:pPr>
+              <w:pStyle w:val="Compact"/>
+              <w:jc w:val="left"/>
+            </w:pPr>
+            <w:r>
+              <w:t xml:space="preserve">7</w:t>
+            </w:r>
+          </w:p>
+        </w:tc>
+        <w:tc>
+          <w:tcPr/>
+          <w:p>
+            <w:pPr>
+              <w:pStyle w:val="Compact"/>
+              <w:jc w:val="left"/>
+            </w:pPr>
+            <w:r>
+              <w:t xml:space="preserve">1</w:t>
+            </w:r>
+          </w:p>
+        </w:tc>
+        <w:tc>
+          <w:tcPr/>
+          <w:p>
+            <w:pPr>
+              <w:pStyle w:val="Compact"/>
+              <w:jc w:val="left"/>
+            </w:pPr>
+            <w:r>
+              <w:t xml:space="preserve">5</w:t>
+            </w:r>
+          </w:p>
+        </w:tc>
+        <w:tc>
+          <w:tcPr/>
+          <w:p>
+            <w:pPr>
+              <w:pStyle w:val="Compact"/>
+              <w:jc w:val="left"/>
+            </w:pPr>
+            <w:r>
+              <w:t xml:space="preserve">0</w:t>
+            </w:r>
+          </w:p>
+        </w:tc>
+      </w:tr>
+      <w:tr>
+        <w:tc>
+          <w:tcPr/>
+          <w:p>
+            <w:pPr>
+              <w:pStyle w:val="Compact"/>
+              <w:jc w:val="left"/>
+            </w:pPr>
+            <w:r>
+              <w:t xml:space="preserve">datasets</w:t>
+            </w:r>
+          </w:p>
+        </w:tc>
+        <w:tc>
+          <w:tcPr/>
+          <w:p>
+            <w:pPr>
+              <w:pStyle w:val="Compact"/>
+              <w:jc w:val="left"/>
+            </w:pPr>
+            <w:r>
+              <w:t xml:space="preserve">7</w:t>
+            </w:r>
+          </w:p>
+        </w:tc>
+        <w:tc>
+          <w:tcPr/>
+          <w:p>
+            <w:pPr>
+              <w:pStyle w:val="Compact"/>
+              <w:jc w:val="left"/>
+            </w:pPr>
+            <w:r>
+              <w:t xml:space="preserve">5</w:t>
+            </w:r>
+          </w:p>
+        </w:tc>
+        <w:tc>
+          <w:tcPr/>
+          <w:p>
+            <w:pPr>
+              <w:pStyle w:val="Compact"/>
+              <w:jc w:val="left"/>
+            </w:pPr>
+            <w:r>
+              <w:t xml:space="preserve">6</w:t>
+            </w:r>
+          </w:p>
+        </w:tc>
+        <w:tc>
+          <w:tcPr/>
+          <w:p>
+            <w:pPr>
+              <w:pStyle w:val="Compact"/>
+              <w:jc w:val="left"/>
+            </w:pPr>
+            <w:r>
+              <w:t xml:space="preserve">4</w:t>
+            </w:r>
+          </w:p>
+        </w:tc>
+      </w:tr>
+      <w:tr>
+        <w:tc>
+          <w:tcPr/>
+          <w:p>
+            <w:pPr>
+              <w:pStyle w:val="Compact"/>
+              <w:jc w:val="left"/>
+            </w:pPr>
+            <w:r>
+              <w:t xml:space="preserve">baselines</w:t>
+            </w:r>
+          </w:p>
+        </w:tc>
+        <w:tc>
+          <w:tcPr/>
+          <w:p>
+            <w:pPr>
+              <w:pStyle w:val="Compact"/>
+              <w:jc w:val="left"/>
+            </w:pPr>
+            <w:r>
+              <w:t xml:space="preserve">35</w:t>
+            </w:r>
+          </w:p>
+        </w:tc>
+        <w:tc>
+          <w:tcPr/>
+          <w:p>
+            <w:pPr>
+              <w:pStyle w:val="Compact"/>
+              <w:jc w:val="left"/>
+            </w:pPr>
+            <w:r>
+              <w:t xml:space="preserve">3</w:t>
+            </w:r>
+          </w:p>
+        </w:tc>
+        <w:tc>
+          <w:tcPr/>
+          <w:p>
+            <w:pPr>
+              <w:pStyle w:val="Compact"/>
+              <w:jc w:val="left"/>
+            </w:pPr>
+            <w:r>
+              <w:t xml:space="preserve">6</w:t>
+            </w:r>
+          </w:p>
+        </w:tc>
+        <w:tc>
+          <w:tcPr/>
+          <w:p>
+            <w:pPr>
+              <w:pStyle w:val="Compact"/>
+              <w:jc w:val="left"/>
+            </w:pPr>
+            <w:r>
+              <w:t xml:space="preserve">1</w:t>
+            </w:r>
+          </w:p>
+        </w:tc>
+      </w:tr>
+      <w:tr>
+        <w:tc>
+          <w:tcPr/>
+          <w:p>
+            <w:pPr>
+              <w:pStyle w:val="Compact"/>
+              <w:jc w:val="left"/>
+            </w:pPr>
+            <w:r>
+              <w:t xml:space="preserve">metrics</w:t>
+            </w:r>
+          </w:p>
+        </w:tc>
+        <w:tc>
+          <w:tcPr/>
+          <w:p>
+            <w:pPr>
+              <w:pStyle w:val="Compact"/>
+              <w:jc w:val="left"/>
+            </w:pPr>
+            <w:r>
+              <w:t xml:space="preserve">13</w:t>
+            </w:r>
+          </w:p>
+        </w:tc>
+        <w:tc>
+          <w:tcPr/>
+          <w:p>
+            <w:pPr>
+              <w:pStyle w:val="Compact"/>
+              <w:jc w:val="left"/>
+            </w:pPr>
+            <w:r>
+              <w:t xml:space="preserve">1</w:t>
+            </w:r>
+          </w:p>
+        </w:tc>
+        <w:tc>
+          <w:tcPr/>
+          <w:p>
+            <w:pPr>
+              <w:pStyle w:val="Compact"/>
+              <w:jc w:val="left"/>
+            </w:pPr>
+            <w:r>
+              <w:t xml:space="preserve">3</w:t>
+            </w:r>
+          </w:p>
+        </w:tc>
+        <w:tc>
+          <w:tcPr/>
+          <w:p>
+            <w:pPr>
+              <w:pStyle w:val="Compact"/>
+              <w:jc w:val="left"/>
+            </w:pPr>
+            <w:r>
+              <w:t xml:space="preserve">2</w:t>
+            </w:r>
+          </w:p>
+        </w:tc>
+      </w:tr>
+      <w:tr>
+        <w:tc>
+          <w:tcPr/>
+          <w:p>
+            <w:pPr>
+              <w:pStyle w:val="Compact"/>
+              <w:jc w:val="left"/>
+            </w:pPr>
+            <w:r>
+              <w:t xml:space="preserve">hyperparameters</w:t>
+            </w:r>
+          </w:p>
+        </w:tc>
+        <w:tc>
+          <w:tcPr/>
+          <w:p>
+            <w:pPr>
+              <w:pStyle w:val="Compact"/>
+              <w:jc w:val="left"/>
+            </w:pPr>
+            <w:r>
+              <w:t xml:space="preserve">54</w:t>
+            </w:r>
+          </w:p>
+        </w:tc>
+        <w:tc>
+          <w:tcPr/>
+          <w:p>
+            <w:pPr>
+              <w:pStyle w:val="Compact"/>
+              <w:jc w:val="left"/>
+            </w:pPr>
+            <w:r>
+              <w:t xml:space="preserve">19</w:t>
+            </w:r>
+          </w:p>
+        </w:tc>
+        <w:tc>
+          <w:tcPr/>
+          <w:p>
+            <w:pPr>
+              <w:pStyle w:val="Compact"/>
+              <w:jc w:val="left"/>
+            </w:pPr>
+            <w:r>
+              <w:t xml:space="preserve">2</w:t>
+            </w:r>
+          </w:p>
+        </w:tc>
+        <w:tc>
+          <w:tcPr/>
+          <w:p>
+            <w:pPr>
+              <w:pStyle w:val="Compact"/>
+              <w:jc w:val="left"/>
+            </w:pPr>
+            <w:r>
+              <w:t xml:space="preserve">2</w:t>
+            </w:r>
+          </w:p>
+        </w:tc>
+      </w:tr>
+      <w:tr>
+        <w:tc>
+          <w:tcPr/>
+          <w:p>
+            <w:pPr>
+              <w:pStyle w:val="Compact"/>
+              <w:jc w:val="left"/>
+            </w:pPr>
+            <w:r>
+              <w:t xml:space="preserve">compute</w:t>
+            </w:r>
+          </w:p>
+        </w:tc>
+        <w:tc>
+          <w:tcPr/>
+          <w:p>
+            <w:pPr>
+              <w:pStyle w:val="Compact"/>
+              <w:jc w:val="left"/>
+            </w:pPr>
+            <w:r>
+              <w:t xml:space="preserve">11</w:t>
+            </w:r>
+          </w:p>
+        </w:tc>
+        <w:tc>
+          <w:tcPr/>
+          <w:p>
+            <w:pPr>
+              <w:pStyle w:val="Compact"/>
+              <w:jc w:val="left"/>
+            </w:pPr>
+            <w:r>
+              <w:t xml:space="preserve">2</w:t>
+            </w:r>
+          </w:p>
+        </w:tc>
+        <w:tc>
+          <w:tcPr/>
+          <w:p>
+            <w:pPr>
+              <w:pStyle w:val="Compact"/>
+              <w:jc w:val="left"/>
+            </w:pPr>
+            <w:r>
+              <w:t xml:space="preserve">21</w:t>
+            </w:r>
+          </w:p>
+        </w:tc>
+        <w:tc>
+          <w:tcPr/>
+          <w:p>
+            <w:pPr>
+              <w:pStyle w:val="Compact"/>
+              <w:jc w:val="left"/>
+            </w:pPr>
+            <w:r>
+              <w:t xml:space="preserve">0</w:t>
+            </w:r>
+          </w:p>
+        </w:tc>
+      </w:tr>
+      <w:tr>
+        <w:tc>
+          <w:tcPr/>
+          <w:p>
+            <w:pPr>
+              <w:pStyle w:val="Compact"/>
+              <w:jc w:val="left"/>
+            </w:pPr>
+            <w:r>
+              <w:t xml:space="preserve">code URLs</w:t>
+            </w:r>
+          </w:p>
+        </w:tc>
+        <w:tc>
+          <w:tcPr/>
+          <w:p>
+            <w:pPr>
+              <w:pStyle w:val="Compact"/>
+              <w:jc w:val="left"/>
+            </w:pPr>
+            <w:r>
+              <w:t xml:space="preserve">0</w:t>
+            </w:r>
+          </w:p>
+        </w:tc>
+        <w:tc>
+          <w:tcPr/>
+          <w:p>
+            <w:pPr>
+              <w:pStyle w:val="Compact"/>
+              <w:jc w:val="left"/>
+            </w:pPr>
+            <w:r>
+              <w:t xml:space="preserve">0</w:t>
+            </w:r>
+          </w:p>
+        </w:tc>
+        <w:tc>
+          <w:tcPr/>
+          <w:p>
+            <w:pPr>
+              <w:pStyle w:val="Compact"/>
+              <w:jc w:val="left"/>
+            </w:pPr>
+            <w:r>
+              <w:t xml:space="preserve">35</w:t>
+            </w:r>
+          </w:p>
+        </w:tc>
+        <w:tc>
+          <w:tcPr/>
+          <w:p>
+            <w:pPr>
+              <w:pStyle w:val="Compact"/>
+              <w:jc w:val="left"/>
+            </w:pPr>
+            <w:r>
+              <w:t xml:space="preserve">1</w:t>
+            </w:r>
+          </w:p>
+        </w:tc>
+      </w:tr>
+      <w:tr>
+        <w:tc>
+          <w:tcPr/>
+          <w:p>
+            <w:pPr>
+              <w:pStyle w:val="Compact"/>
+              <w:jc w:val="left"/>
+            </w:pPr>
+            <w:r>
+              <w:rPr>
+                <w:bCs/>
+                <w:b/>
+              </w:rPr>
+              <w:t xml:space="preserve">all</w:t>
+            </w:r>
+          </w:p>
+        </w:tc>
+        <w:tc>
+          <w:tcPr/>
+          <w:p>
+            <w:pPr>
+              <w:pStyle w:val="Compact"/>
+              <w:jc w:val="left"/>
+            </w:pPr>
+            <w:r>
+              <w:rPr>
+                <w:bCs/>
+                <w:b/>
+              </w:rPr>
+              <w:t xml:space="preserve">127</w:t>
+            </w:r>
+          </w:p>
+        </w:tc>
+        <w:tc>
+          <w:tcPr/>
+          <w:p>
+            <w:pPr>
+              <w:pStyle w:val="Compact"/>
+              <w:jc w:val="left"/>
+            </w:pPr>
+            <w:r>
+              <w:rPr>
+                <w:bCs/>
+                <w:b/>
+              </w:rPr>
+              <w:t xml:space="preserve">31</w:t>
+            </w:r>
+          </w:p>
+        </w:tc>
+        <w:tc>
+          <w:tcPr/>
+          <w:p>
+            <w:pPr>
+              <w:pStyle w:val="Compact"/>
+              <w:jc w:val="left"/>
+            </w:pPr>
+            <w:r>
+              <w:rPr>
+                <w:bCs/>
+                <w:b/>
+              </w:rPr>
+              <w:t xml:space="preserve">78</w:t>
+            </w:r>
+          </w:p>
+        </w:tc>
+        <w:tc>
+          <w:tcPr/>
+          <w:p>
+            <w:pPr>
+              <w:pStyle w:val="Compact"/>
+              <w:jc w:val="left"/>
+            </w:pPr>
+            <w:r>
+              <w:rPr>
+                <w:bCs/>
+                <w:b/>
+              </w:rPr>
+              <w:t xml:space="preserve">10</w:t>
+            </w:r>
+          </w:p>
+        </w:tc>
+      </w:tr>
+    </w:tbl>
     <w:p>
       <w:pPr>
         <w:numPr>
           <w:ilvl w:val="0"/>
-          <w:numId w:val="1006"/>
-        </w:numPr>
-        <w:pStyle w:val="Compact"/>
-      </w:pPr>
-      <w:r>
-        <w:rPr>
-          <w:bCs/>
-          <w:b/>
-        </w:rPr>
-        <w:t xml:space="preserve">Appendix and table hyperparameters not extracted (largest category).</w:t>
-      </w:r>
-    </w:p>
-    <w:p>
-      <w:pPr>
-        <w:numPr>
-          <w:ilvl w:val="1"/>
           <w:numId w:val="1007"/>
         </w:numPr>
         <w:pStyle w:val="Compact"/>
       </w:pPr>
       <w:r>
-        <w:t xml:space="preserve">Bahdanau et al. state embedding size 620, maxout size 500 and gradient-norm clip 1 in</w:t>
-      </w:r>
-      <w:r>
-        <w:t xml:space="preserve"> </w:t>
-      </w:r>
-      <w:r>
-        <w:t xml:space="preserve">the appendix (pp. 14-15). None was extracted.</w:t>
+        <w:rPr>
+          <w:bCs/>
+          <w:b/>
+        </w:rPr>
+        <w:t xml:space="preserve">Wrong (10):</w:t>
+      </w:r>
+      <w:r>
+        <w:t xml:space="preserve"> </w:t>
+      </w:r>
+      <w:r>
+        <w:t xml:space="preserve">QLoRA’s model families (OPT, LLaMA, BLOOM, Pythia) given as datasets;</w:t>
+      </w:r>
+      <w:r>
+        <w:t xml:space="preserve"> </w:t>
+      </w:r>
+      <w:r>
+        <w:t xml:space="preserve">DPO listed as its own baseline; two metrics the paper does not report; two values the</w:t>
+      </w:r>
+      <w:r>
+        <w:t xml:space="preserve"> </w:t>
+      </w:r>
+      <w:r>
+        <w:t xml:space="preserve">paper does not state (PPO</w:t>
+      </w:r>
+      <w:r>
+        <w:t xml:space="preserve"> </w:t>
+      </w:r>
+      <w:r>
+        <w:t xml:space="preserve">“</w:t>
+      </w:r>
+      <w:r>
+        <w:t xml:space="preserve">epochs = K</w:t>
+      </w:r>
+      <w:r>
+        <w:t xml:space="preserve">”</w:t>
+      </w:r>
+      <w:r>
+        <w:t xml:space="preserve">, a FlashAttention dropout); one code link not in</w:t>
+      </w:r>
+      <w:r>
+        <w:t xml:space="preserve"> </w:t>
+      </w:r>
+      <w:r>
+        <w:t xml:space="preserve">the text.</w:t>
       </w:r>
     </w:p>
     <w:p>
       <w:pPr>
         <w:numPr>
-          <w:ilvl w:val="1"/>
+          <w:ilvl w:val="0"/>
           <w:numId w:val="1007"/>
         </w:numPr>
         <w:pStyle w:val="Compact"/>
       </w:pPr>
       <w:r>
-        <w:t xml:space="preserve">Model dimensions given in tables are often missed as well.</w:t>
+        <w:rPr>
+          <w:bCs/>
+          <w:b/>
+        </w:rPr>
+        <w:t xml:space="preserve">Correct, matcher missed (127):</w:t>
+      </w:r>
+      <w:r>
+        <w:t xml:space="preserve"> </w:t>
+      </w:r>
+      <w:r>
+        <w:t xml:space="preserve">hyperparameter names the synonym table does not join</w:t>
+      </w:r>
+      <w:r>
+        <w:t xml:space="preserve"> </w:t>
+      </w:r>
+      <w:r>
+        <w:t xml:space="preserve">(</w:t>
+      </w:r>
+      <w:r>
+        <w:t xml:space="preserve">“</w:t>
+      </w:r>
+      <w:r>
+        <w:t xml:space="preserve">lambda</w:t>
+      </w:r>
+      <w:r>
+        <w:t xml:space="preserve">”</w:t>
+      </w:r>
+      <w:r>
+        <w:t xml:space="preserve"> </w:t>
+      </w:r>
+      <w:r>
+        <w:t xml:space="preserve">vs</w:t>
+      </w:r>
+      <w:r>
+        <w:t xml:space="preserve"> </w:t>
+      </w:r>
+      <w:r>
+        <w:rPr>
+          <w:rStyle w:val="VerbatimChar"/>
+        </w:rPr>
+        <w:t xml:space="preserve">loss_weight_lambda</w:t>
+      </w:r>
+      <w:r>
+        <w:t xml:space="preserve"> </w:t>
+      </w:r>
+      <w:r>
+        <w:t xml:space="preserve">/</w:t>
+      </w:r>
+      <w:r>
+        <w:t xml:space="preserve"> </w:t>
+      </w:r>
+      <w:r>
+        <w:t xml:space="preserve">“</w:t>
+      </w:r>
+      <w:r>
+        <w:t xml:space="preserve">λ</w:t>
+      </w:r>
+      <w:r>
+        <w:t xml:space="preserve">”</w:t>
+      </w:r>
+      <w:r>
+        <w:t xml:space="preserve">;</w:t>
+      </w:r>
+      <w:r>
+        <w:t xml:space="preserve"> </w:t>
+      </w:r>
+      <w:r>
+        <w:t xml:space="preserve">“</w:t>
+      </w:r>
+      <w:r>
+        <w:t xml:space="preserve">number of hidden units</w:t>
+      </w:r>
+      <w:r>
+        <w:t xml:space="preserve">”</w:t>
+      </w:r>
+      <w:r>
+        <w:t xml:space="preserve"> </w:t>
+      </w:r>
+      <w:r>
+        <w:t xml:space="preserve">vs</w:t>
+      </w:r>
+      <w:r>
+        <w:t xml:space="preserve"> </w:t>
+      </w:r>
+      <w:r>
+        <w:t xml:space="preserve">“</w:t>
+      </w:r>
+      <w:r>
+        <w:t xml:space="preserve">hidden units</w:t>
+      </w:r>
+      <w:r>
+        <w:t xml:space="preserve">”</w:t>
+      </w:r>
+      <w:r>
+        <w:t xml:space="preserve">; a</w:t>
+      </w:r>
+      <w:r>
+        <w:t xml:space="preserve"> </w:t>
+      </w:r>
+      <w:r>
+        <w:t xml:space="preserve">Greek ϵ the normaliser drops) and values written in a broken form by the PDF text layer</w:t>
+      </w:r>
+      <w:r>
+        <w:t xml:space="preserve"> </w:t>
+      </w:r>
+      <w:r>
+        <w:t xml:space="preserve">(</w:t>
+      </w:r>
+      <w:r>
+        <w:t xml:space="preserve">“</w:t>
+      </w:r>
+      <w:r>
+        <w:t xml:space="preserve">3.0e</w:t>
+      </w:r>
+      <w:r>
+        <w:rPr>
+          <w:vertAlign w:val="superscript"/>
+        </w:rPr>
+        <w:t xml:space="preserve">−</w:t>
+      </w:r>
+      <w:r>
+        <w:t xml:space="preserve">4</w:t>
+      </w:r>
+      <w:r>
+        <w:t xml:space="preserve">”</w:t>
+      </w:r>
+      <w:r>
+        <w:t xml:space="preserve">,</w:t>
+      </w:r>
+      <w:r>
+        <w:t xml:space="preserve"> </w:t>
+      </w:r>
+      <w:r>
+        <w:t xml:space="preserve">“</w:t>
+      </w:r>
+      <w:r>
+        <w:t xml:space="preserve">8e -4</w:t>
+      </w:r>
+      <w:r>
+        <w:t xml:space="preserve">”</w:t>
+      </w:r>
+      <w:r>
+        <w:t xml:space="preserve">,</w:t>
+      </w:r>
+      <w:r>
+        <w:t xml:space="preserve"> </w:t>
+      </w:r>
+      <w:r>
+        <w:t xml:space="preserve">“</w:t>
+      </w:r>
+      <w:r>
+        <w:t xml:space="preserve">2 24</w:t>
+      </w:r>
+      <w:r>
+        <w:t xml:space="preserve">”</w:t>
+      </w:r>
+      <w:r>
+        <w:t xml:space="preserve"> </w:t>
+      </w:r>
+      <w:r>
+        <w:t xml:space="preserve">for 2^24).</w:t>
       </w:r>
     </w:p>
     <w:p>
       <w:pPr>
         <w:numPr>
           <w:ilvl w:val="0"/>
-          <w:numId w:val="1000"/>
+          <w:numId w:val="1007"/>
         </w:numPr>
         <w:pStyle w:val="Compact"/>
       </w:pPr>
       <w:r>
-        <w:t xml:space="preserve">Likely causes: the appendix section group is long, and the prompt asks for a quote per</w:t>
-      </w:r>
-      <w:r>
-        <w:t xml:space="preserve"> </w:t>
-      </w:r>
-      <w:r>
-        <w:t xml:space="preserve">item, which favours prose over tables.</w:t>
+        <w:rPr>
+          <w:bCs/>
+          <w:b/>
+        </w:rPr>
+        <w:t xml:space="preserve">Out of scope (78):</w:t>
+      </w:r>
+      <w:r>
+        <w:t xml:space="preserve"> </w:t>
+      </w:r>
+      <w:r>
+        <w:t xml:space="preserve">third-party links (libraries, datasets, other papers’ code) and</w:t>
+      </w:r>
+      <w:r>
+        <w:t xml:space="preserve"> </w:t>
+      </w:r>
+      <w:r>
+        <w:t xml:space="preserve">compute descriptions without hardware or time.</w:t>
+      </w:r>
+    </w:p>
+    <w:p>
+      <w:pPr>
+        <w:pStyle w:val="FirstParagraph"/>
+      </w:pPr>
+      <w:r>
+        <w:t xml:space="preserve">So only 4% of the unmatched items are wrong, and precision is far higher than the table in</w:t>
+      </w:r>
+      <w:r>
+        <w:t xml:space="preserve"> </w:t>
+      </w:r>
+      <w:r>
+        <w:t xml:space="preserve">6.3 reports. The audit was done by the same LLM annotator (section 7).</w:t>
+      </w:r>
+    </w:p>
+    <w:p>
+      <w:pPr>
+        <w:pStyle w:val="BodyText"/>
+      </w:pPr>
+      <w:r>
+        <w:t xml:space="preserve">The main causes of missed items, with examples:</w:t>
       </w:r>
     </w:p>
     <w:p>
       <w:pPr>
         <w:numPr>
           <w:ilvl w:val="0"/>
-          <w:numId w:val="1006"/>
-        </w:numPr>
-        <w:pStyle w:val="Compact"/>
-      </w:pPr>
-      <w:r>
-        <w:rPr>
-          <w:bCs/>
-          <w:b/>
-        </w:rPr>
-        <w:t xml:space="preserve">Task listed too narrowly.</w:t>
-      </w:r>
-      <w:r>
-        <w:t xml:space="preserve"> </w:t>
-      </w:r>
-      <w:r>
-        <w:t xml:space="preserve">The LLM gives one or two tasks per paper, where the gold</w:t>
-      </w:r>
-      <w:r>
-        <w:t xml:space="preserve"> </w:t>
-      </w:r>
-      <w:r>
-        <w:t xml:space="preserve">lists every task the experiments address (for example, VGG’s object localisation in</w:t>
-      </w:r>
-      <w:r>
-        <w:t xml:space="preserve"> </w:t>
-      </w:r>
-      <w:r>
-        <w:t xml:space="preserve">appendix A).</w:t>
-      </w:r>
-    </w:p>
-    <w:p>
-      <w:pPr>
-        <w:numPr>
-          <w:ilvl w:val="0"/>
-          <w:numId w:val="1006"/>
-        </w:numPr>
-        <w:pStyle w:val="Compact"/>
-      </w:pPr>
-      <w:r>
-        <w:rPr>
-          <w:bCs/>
-          <w:b/>
-        </w:rPr>
-        <w:t xml:space="preserve">Baselines cited only by author name.</w:t>
-      </w:r>
-      <w:r>
-        <w:t xml:space="preserve"> </w:t>
-      </w:r>
-      <w:r>
-        <w:t xml:space="preserve">VGG compares against</w:t>
-      </w:r>
-      <w:r>
-        <w:t xml:space="preserve"> </w:t>
-      </w:r>
-      <w:r>
-        <w:t xml:space="preserve">“</w:t>
-      </w:r>
-      <w:r>
-        <w:t xml:space="preserve">Chatfield et al. 2014</w:t>
-      </w:r>
-      <w:r>
-        <w:t xml:space="preserve">”</w:t>
-      </w:r>
-      <w:r>
-        <w:t xml:space="preserve"> </w:t>
-      </w:r>
-      <w:r>
-        <w:t xml:space="preserve">and others in its transfer experiments, and these were missed. A matching issue also</w:t>
-      </w:r>
-      <w:r>
-        <w:t xml:space="preserve"> </w:t>
-      </w:r>
-      <w:r>
-        <w:t xml:space="preserve">showed up: the extracted</w:t>
-      </w:r>
-      <w:r>
-        <w:t xml:space="preserve"> </w:t>
-      </w:r>
-      <w:r>
-        <w:t xml:space="preserve">“</w:t>
-      </w:r>
-      <w:r>
-        <w:t xml:space="preserve">Krizhevsky et al.</w:t>
-      </w:r>
-      <w:r>
-        <w:t xml:space="preserve">”</w:t>
-      </w:r>
-      <w:r>
-        <w:t xml:space="preserve"> </w:t>
-      </w:r>
-      <w:r>
-        <w:t xml:space="preserve">did not match the gold</w:t>
-      </w:r>
-      <w:r>
-        <w:t xml:space="preserve"> </w:t>
-      </w:r>
-      <w:r>
-        <w:t xml:space="preserve">“</w:t>
-      </w:r>
-      <w:r>
-        <w:t xml:space="preserve">Krizhevsky et al.</w:t>
-      </w:r>
-      <w:r>
-        <w:t xml:space="preserve"> </w:t>
-      </w:r>
-      <w:r>
-        <w:t xml:space="preserve">2012</w:t>
-      </w:r>
-      <w:r>
-        <w:t xml:space="preserve">”</w:t>
-      </w:r>
-      <w:r>
-        <w:t xml:space="preserve">, because the scorer requires equal digit sequences.</w:t>
-      </w:r>
-    </w:p>
-    <w:p>
-      <w:pPr>
-        <w:numPr>
-          <w:ilvl w:val="0"/>
-          <w:numId w:val="1006"/>
-        </w:numPr>
-        <w:pStyle w:val="Compact"/>
-      </w:pPr>
-      <w:r>
-        <w:rPr>
-          <w:bCs/>
-          <w:b/>
-        </w:rPr>
-        <w:t xml:space="preserve">Wrong code link.</w:t>
-      </w:r>
-    </w:p>
-    <w:p>
-      <w:pPr>
-        <w:numPr>
-          <w:ilvl w:val="1"/>
           <w:numId w:val="1008"/>
         </w:numPr>
         <w:pStyle w:val="Compact"/>
       </w:pPr>
       <w:r>
-        <w:t xml:space="preserve">BERT: the third-party tensor2tensor link was also reported.</w:t>
+        <w:rPr>
+          <w:bCs/>
+          <w:b/>
+        </w:rPr>
+        <w:t xml:space="preserve">Appendix and table hyperparameters (largest category).</w:t>
+      </w:r>
+      <w:r>
+        <w:t xml:space="preserve"> </w:t>
+      </w:r>
+      <w:r>
+        <w:t xml:space="preserve">Large-model papers give</w:t>
+      </w:r>
+      <w:r>
+        <w:t xml:space="preserve"> </w:t>
+      </w:r>
+      <w:r>
+        <w:t xml:space="preserve">settings per model size in appendix tables (LLaMA’s dimension, heads, layers and</w:t>
+      </w:r>
+      <w:r>
+        <w:t xml:space="preserve"> </w:t>
+      </w:r>
+      <w:r>
+        <w:t xml:space="preserve">learning rate for four sizes; Whisper’s five sizes; T5’s five variants), and the</w:t>
+      </w:r>
+      <w:r>
+        <w:t xml:space="preserve"> </w:t>
+      </w:r>
+      <w:r>
+        <w:t xml:space="preserve">extraction usually returns one size. Bahdanau et al.’s embedding size 620, maxout size</w:t>
+      </w:r>
+      <w:r>
+        <w:t xml:space="preserve"> </w:t>
+      </w:r>
+      <w:r>
+        <w:t xml:space="preserve">500 and gradient-norm clip 1 (appendix, pp. 14-15) are missed as well. Likely causes:</w:t>
+      </w:r>
+      <w:r>
+        <w:t xml:space="preserve"> </w:t>
+      </w:r>
+      <w:r>
+        <w:t xml:space="preserve">the appendix section group is long, and the prompt asks for a quote per item, which</w:t>
+      </w:r>
+      <w:r>
+        <w:t xml:space="preserve"> </w:t>
+      </w:r>
+      <w:r>
+        <w:t xml:space="preserve">favours prose over tables.</w:t>
       </w:r>
     </w:p>
     <w:p>
       <w:pPr>
         <w:numPr>
-          <w:ilvl w:val="1"/>
+          <w:ilvl w:val="0"/>
           <w:numId w:val="1008"/>
         </w:numPr>
         <w:pStyle w:val="Compact"/>
       </w:pPr>
       <w:r>
-        <w:t xml:space="preserve">ViT: a link to a different repository (axial-deeplab) was reported, with the next</w:t>
-      </w:r>
-      <w:r>
-        <w:t xml:space="preserve"> </w:t>
-      </w:r>
-      <w:r>
-        <w:t xml:space="preserve">word</w:t>
-      </w:r>
-      <w:r>
-        <w:t xml:space="preserve"> </w:t>
-      </w:r>
-      <w:r>
-        <w:t xml:space="preserve">“</w:t>
-      </w:r>
-      <w:r>
-        <w:t xml:space="preserve">In</w:t>
-      </w:r>
-      <w:r>
-        <w:t xml:space="preserve">”</w:t>
-      </w:r>
-      <w:r>
-        <w:t xml:space="preserve"> </w:t>
-      </w:r>
-      <w:r>
-        <w:t xml:space="preserve">glued onto the URL by the PDF text layer.</w:t>
+        <w:rPr>
+          <w:bCs/>
+          <w:b/>
+        </w:rPr>
+        <w:t xml:space="preserve">Task listed too narrowly.</w:t>
+      </w:r>
+      <w:r>
+        <w:t xml:space="preserve"> </w:t>
+      </w:r>
+      <w:r>
+        <w:t xml:space="preserve">The LLM gives one or two tasks per paper, where the gold</w:t>
+      </w:r>
+      <w:r>
+        <w:t xml:space="preserve"> </w:t>
+      </w:r>
+      <w:r>
+        <w:t xml:space="preserve">lists every task the experiments address (VGG’s object localisation; SAM’s edge</w:t>
+      </w:r>
+      <w:r>
+        <w:t xml:space="preserve"> </w:t>
+      </w:r>
+      <w:r>
+        <w:t xml:space="preserve">detection, object proposals and text-to-mask experiments).</w:t>
       </w:r>
     </w:p>
     <w:p>
       <w:pPr>
         <w:numPr>
           <w:ilvl w:val="0"/>
-          <w:numId w:val="1006"/>
+          <w:numId w:val="1008"/>
         </w:numPr>
         <w:pStyle w:val="Compact"/>
       </w:pPr>
@@ -6063,49 +7825,177 @@
           <w:bCs/>
           <w:b/>
         </w:rPr>
-        <w:t xml:space="preserve">Parsing ceiling.</w:t>
-      </w:r>
-      <w:r>
-        <w:t xml:space="preserve"> </w:t>
-      </w:r>
-      <w:r>
-        <w:t xml:space="preserve">11% of gold values are not present in the GROBID text at all</w:t>
-      </w:r>
-      <w:r>
-        <w:t xml:space="preserve"> </w:t>
-      </w:r>
-      <w:r>
-        <w:t xml:space="preserve">(A1), so no prompt change can recover them.</w:t>
-      </w:r>
-    </w:p>
-    <w:p>
-      <w:pPr>
-        <w:pStyle w:val="FirstParagraph"/>
+        <w:t xml:space="preserve">Long benchmark lists.</w:t>
+      </w:r>
+      <w:r>
+        <w:t xml:space="preserve"> </w:t>
+      </w:r>
+      <w:r>
+        <w:t xml:space="preserve">DINOv2 misses 29 of its 42 gold datasets, SAM 20 of 27 and</w:t>
+      </w:r>
+      <w:r>
+        <w:t xml:space="preserve"> </w:t>
+      </w:r>
+      <w:r>
+        <w:t xml:space="preserve">Whisper 17 of 21; LLaMA, whose benchmarks are named in running text, misses 4 of 27.</w:t>
+      </w:r>
+    </w:p>
+    <w:p>
+      <w:pPr>
+        <w:numPr>
+          <w:ilvl w:val="0"/>
+          <w:numId w:val="1008"/>
+        </w:numPr>
+        <w:pStyle w:val="Compact"/>
       </w:pPr>
       <w:r>
         <w:rPr>
           <w:bCs/>
           <w:b/>
         </w:rPr>
+        <w:t xml:space="preserve">Baselines cited only by author name</w:t>
+      </w:r>
+      <w:r>
+        <w:t xml:space="preserve"> </w:t>
+      </w:r>
+      <w:r>
+        <w:t xml:space="preserve">(VGG’s</w:t>
+      </w:r>
+      <w:r>
+        <w:t xml:space="preserve"> </w:t>
+      </w:r>
+      <w:r>
+        <w:t xml:space="preserve">“</w:t>
+      </w:r>
+      <w:r>
+        <w:t xml:space="preserve">Chatfield et al. 2014</w:t>
+      </w:r>
+      <w:r>
+        <w:t xml:space="preserve">”</w:t>
+      </w:r>
+      <w:r>
+        <w:t xml:space="preserve">; T5’s</w:t>
+      </w:r>
+      <w:r>
+        <w:t xml:space="preserve"> </w:t>
+      </w:r>
+      <w:r>
+        <w:t xml:space="preserve">“</w:t>
+      </w:r>
+      <w:r>
+        <w:t xml:space="preserve">previous</w:t>
+      </w:r>
+      <w:r>
+        <w:t xml:space="preserve"> </w:t>
+      </w:r>
+      <w:r>
+        <w:t xml:space="preserve">best</w:t>
+      </w:r>
+      <w:r>
+        <w:t xml:space="preserve">”</w:t>
+      </w:r>
+      <w:r>
+        <w:t xml:space="preserve"> </w:t>
+      </w:r>
+      <w:r>
+        <w:t xml:space="preserve">sources). A matching issue also shows up:</w:t>
+      </w:r>
+      <w:r>
+        <w:t xml:space="preserve"> </w:t>
+      </w:r>
+      <w:r>
+        <w:t xml:space="preserve">“</w:t>
+      </w:r>
+      <w:r>
+        <w:t xml:space="preserve">Krizhevsky et al.</w:t>
+      </w:r>
+      <w:r>
+        <w:t xml:space="preserve">”</w:t>
+      </w:r>
+      <w:r>
+        <w:t xml:space="preserve"> </w:t>
+      </w:r>
+      <w:r>
+        <w:t xml:space="preserve">does not match</w:t>
+      </w:r>
+      <w:r>
+        <w:t xml:space="preserve"> </w:t>
+      </w:r>
+      <w:r>
+        <w:t xml:space="preserve">“</w:t>
+      </w:r>
+      <w:r>
+        <w:t xml:space="preserve">Krizhevsky et al. 2012</w:t>
+      </w:r>
+      <w:r>
+        <w:t xml:space="preserve">”</w:t>
+      </w:r>
+      <w:r>
+        <w:t xml:space="preserve">, because the scorer requires equal digit sequences.</w:t>
+      </w:r>
+    </w:p>
+    <w:p>
+      <w:pPr>
+        <w:numPr>
+          <w:ilvl w:val="0"/>
+          <w:numId w:val="1008"/>
+        </w:numPr>
+        <w:pStyle w:val="Compact"/>
+      </w:pPr>
+      <w:r>
+        <w:rPr>
+          <w:bCs/>
+          <w:b/>
+        </w:rPr>
+        <w:t xml:space="preserve">Parsing ceiling.</w:t>
+      </w:r>
+      <w:r>
+        <w:t xml:space="preserve"> </w:t>
+      </w:r>
+      <w:r>
+        <w:t xml:space="preserve">On the reference papers, 11% of gold values are not present in the</w:t>
+      </w:r>
+      <w:r>
+        <w:t xml:space="preserve"> </w:t>
+      </w:r>
+      <w:r>
+        <w:t xml:space="preserve">GROBID text at all (A1), so no prompt change can recover them.</w:t>
+      </w:r>
+    </w:p>
+    <w:p>
+      <w:pPr>
+        <w:pStyle w:val="FirstParagraph"/>
+      </w:pPr>
+      <w:r>
+        <w:rPr>
+          <w:bCs/>
+          <w:b/>
+        </w:rPr>
         <w:t xml:space="preserve">[TEAM]</w:t>
       </w:r>
       <w:r>
         <w:t xml:space="preserve"> </w:t>
       </w:r>
       <w:r>
-        <w:t xml:space="preserve">SCOPE.md asks for at least 100 errors classified by category (parsing failure,</w:t>
-      </w:r>
-      <w:r>
-        <w:t xml:space="preserve"> </w:t>
-      </w:r>
-      <w:r>
-        <w:t xml:space="preserve">retrieval miss, wrong normalisation, hallucinated value, wrong cell match, missing in the</w:t>
-      </w:r>
-      <w:r>
-        <w:t xml:space="preserve"> </w:t>
-      </w:r>
-      <w:r>
-        <w:t xml:space="preserve">paper). The error file holds 222 entries to classify.</w:t>
+        <w:t xml:space="preserve">SCOPE.md asks for at least 100 errors classified by category. The audit above</w:t>
+      </w:r>
+      <w:r>
+        <w:t xml:space="preserve"> </w:t>
+      </w:r>
+      <w:r>
+        <w:t xml:space="preserve">classifies 246 extracted items; the categories SCOPE.md lists (parsing failure, retrieval</w:t>
+      </w:r>
+      <w:r>
+        <w:t xml:space="preserve"> </w:t>
+      </w:r>
+      <w:r>
+        <w:t xml:space="preserve">miss, wrong normalisation, hallucinated value, wrong cell match, missing in the paper)</w:t>
+      </w:r>
+      <w:r>
+        <w:t xml:space="preserve"> </w:t>
+      </w:r>
+      <w:r>
+        <w:t xml:space="preserve">still need to be applied to a sample of the missed items.</w:t>
       </w:r>
     </w:p>
     <w:bookmarkEnd w:id="39"/>
@@ -6138,19 +8028,31 @@
         <w:t xml:space="preserve"> </w:t>
       </w:r>
       <w:r>
-        <w:t xml:space="preserve">10 papers, LLM-annotated, adjudicated once against this system’s own</w:t>
-      </w:r>
-      <w:r>
-        <w:t xml:space="preserve"> </w:t>
-      </w:r>
-      <w:r>
-        <w:t xml:space="preserve">output. Scores may be optimistic where the annotator LLM and Gemini share blind spots,</w:t>
-      </w:r>
-      <w:r>
-        <w:t xml:space="preserve"> </w:t>
-      </w:r>
-      <w:r>
-        <w:t xml:space="preserve">and pessimistic where the matcher is too strict.</w:t>
+        <w:t xml:space="preserve">50 papers, LLM-annotated by a single annotator, adjudicated once against</w:t>
+      </w:r>
+      <w:r>
+        <w:t xml:space="preserve"> </w:t>
+      </w:r>
+      <w:r>
+        <w:t xml:space="preserve">this system’s own output (the audit of unmatched items too). Scores may be optimistic</w:t>
+      </w:r>
+      <w:r>
+        <w:t xml:space="preserve"> </w:t>
+      </w:r>
+      <w:r>
+        <w:t xml:space="preserve">where the annotator LLM and Gemini share blind spots, and pessimistic where the matcher</w:t>
+      </w:r>
+      <w:r>
+        <w:t xml:space="preserve"> </w:t>
+      </w:r>
+      <w:r>
+        <w:t xml:space="preserve">is too strict (the audit shows by how much). Areas outside NLP, CV and ML have one to</w:t>
+      </w:r>
+      <w:r>
+        <w:t xml:space="preserve"> </w:t>
+      </w:r>
+      <w:r>
+        <w:t xml:space="preserve">three papers each.</w:t>
       </w:r>
     </w:p>
     <w:p>
@@ -6172,7 +8074,13 @@
         <w:t xml:space="preserve"> </w:t>
       </w:r>
       <w:r>
-        <w:t xml:space="preserve">extraction misses many appendix and table hyperparameters (coverage 43%).</w:t>
+        <w:t xml:space="preserve">extraction misses many appendix and table hyperparameters (coverage 30%),</w:t>
+      </w:r>
+      <w:r>
+        <w:t xml:space="preserve"> </w:t>
+      </w:r>
+      <w:r>
+        <w:t xml:space="preserve">especially settings given per model size.</w:t>
       </w:r>
     </w:p>
     <w:p>
@@ -6412,25 +8320,25 @@
         <w:t xml:space="preserve"> </w:t>
       </w:r>
       <w:r>
-        <w:t xml:space="preserve">it quote its sources and letting deterministic code handle the rest. Extraction precision</w:t>
-      </w:r>
-      <w:r>
-        <w:t xml:space="preserve"> </w:t>
-      </w:r>
-      <w:r>
-        <w:t xml:space="preserve">is close to 1.0, every number is traceable to a sentence, and the evidence requirement</w:t>
-      </w:r>
-      <w:r>
-        <w:t xml:space="preserve"> </w:t>
-      </w:r>
-      <w:r>
-        <w:t xml:space="preserve">removes nearly all hallucinated items. The main weakness is recall on hyperparameters and</w:t>
-      </w:r>
-      <w:r>
-        <w:t xml:space="preserve"> </w:t>
-      </w:r>
-      <w:r>
-        <w:t xml:space="preserve">tasks.</w:t>
+        <w:t xml:space="preserve">it quote its sources and letting deterministic code handle the rest. On 50 papers from</w:t>
+      </w:r>
+      <w:r>
+        <w:t xml:space="preserve"> </w:t>
+      </w:r>
+      <w:r>
+        <w:t xml:space="preserve">nine areas, extraction precision is high (only 4% of the items the gold set lacks are wrong</w:t>
+      </w:r>
+      <w:r>
+        <w:t xml:space="preserve"> </w:t>
+      </w:r>
+      <w:r>
+        <w:t xml:space="preserve">when read against the paper), every number is traceable to a sentence, 90% of items are</w:t>
+      </w:r>
+      <w:r>
+        <w:t xml:space="preserve"> </w:t>
+      </w:r>
+      <w:r>
+        <w:t xml:space="preserve">verified and 1% hallucinated. The main weakness is recall on hyperparameters and tasks.</w:t>
       </w:r>
     </w:p>
     <w:p>
@@ -6450,7 +8358,7 @@
         <w:pStyle w:val="Compact"/>
       </w:pPr>
       <w:r>
-        <w:t xml:space="preserve">table-aware hyperparameter extraction from appendices;</w:t>
+        <w:t xml:space="preserve">table-aware hyperparameter extraction from appendices, one row per model size;</w:t>
       </w:r>
     </w:p>
     <w:p>
@@ -6462,7 +8370,13 @@
         <w:pStyle w:val="Compact"/>
       </w:pPr>
       <w:r>
-        <w:t xml:space="preserve">the pending ablations (A2, A4, A5, A7) and Qasper;</w:t>
+        <w:t xml:space="preserve">a value normaliser for numbers written with superscripts, and a richer synonym table</w:t>
+      </w:r>
+      <w:r>
+        <w:t xml:space="preserve"> </w:t>
+      </w:r>
+      <w:r>
+        <w:t xml:space="preserve">for the scorer;</w:t>
       </w:r>
     </w:p>
     <w:p>
@@ -6474,7 +8388,7 @@
         <w:pStyle w:val="Compact"/>
       </w:pPr>
       <w:r>
-        <w:t xml:space="preserve">a larger, human-annotated gold set with double annotation;</w:t>
+        <w:t xml:space="preserve">the pending ablations (A2, A4, A5, A7) and Qasper;</w:t>
       </w:r>
     </w:p>
     <w:p>
@@ -6486,7 +8400,7 @@
         <w:pStyle w:val="Compact"/>
       </w:pPr>
       <w:r>
-        <w:t xml:space="preserve">making cloning work on Windows;</w:t>
+        <w:t xml:space="preserve">human annotation of the gold set, with double annotation on a subset for agreement;</w:t>
       </w:r>
     </w:p>
     <w:p>
@@ -6498,6 +8412,18 @@
         <w:pStyle w:val="Compact"/>
       </w:pPr>
       <w:r>
+        <w:t xml:space="preserve">making cloning work on Windows;</w:t>
+      </w:r>
+    </w:p>
+    <w:p>
+      <w:pPr>
+        <w:numPr>
+          <w:ilvl w:val="0"/>
+          <w:numId w:val="1010"/>
+        </w:numPr>
+        <w:pStyle w:val="Compact"/>
+      </w:pPr>
+      <w:r>
         <w:t xml:space="preserve">the remaining Tier 3 features: Repro Kit generator (F12), chart-to-data (F16) and</w:t>
       </w:r>
       <w:r>
@@ -6665,6 +8591,39 @@
         <w:rPr>
           <w:rStyle w:val="NormalTok"/>
         </w:rPr>
+        <w:t xml:space="preserve"> app.eval.collect               </w:t>
+      </w:r>
+      <w:r>
+        <w:rPr>
+          <w:rStyle w:val="CommentTok"/>
+        </w:rPr>
+        <w:t xml:space="preserve"># the 50 papers (needs arXiv + GROBID + Gemini)</w:t>
+      </w:r>
+      <w:r>
+        <w:br/>
+      </w:r>
+      <w:r>
+        <w:rPr>
+          <w:rStyle w:val="ExtensionTok"/>
+        </w:rPr>
+        <w:t xml:space="preserve">uv</w:t>
+      </w:r>
+      <w:r>
+        <w:rPr>
+          <w:rStyle w:val="NormalTok"/>
+        </w:rPr>
+        <w:t xml:space="preserve"> run python </w:t>
+      </w:r>
+      <w:r>
+        <w:rPr>
+          <w:rStyle w:val="AttributeTok"/>
+        </w:rPr>
+        <w:t xml:space="preserve">-m</w:t>
+      </w:r>
+      <w:r>
+        <w:rPr>
+          <w:rStyle w:val="NormalTok"/>
+        </w:rPr>
         <w:t xml:space="preserve"> app.eval.run_eval </w:t>
       </w:r>
       <w:r>
@@ -6689,7 +8648,7 @@
         <w:rPr>
           <w:rStyle w:val="NormalTok"/>
         </w:rPr>
-        <w:t xml:space="preserve">the 10 PDFs</w:t>
+        <w:t xml:space="preserve">pdfs</w:t>
       </w:r>
       <w:r>
         <w:rPr>
@@ -6701,7 +8660,52 @@
         <w:rPr>
           <w:rStyle w:val="NormalTok"/>
         </w:rPr>
-        <w:t xml:space="preserve">   # Phase 6 tables + A1/A3/A6</w:t>
+        <w:t xml:space="preserve"> --tei-dir </w:t>
+      </w:r>
+      <w:r>
+        <w:rPr>
+          <w:rStyle w:val="OperatorTok"/>
+        </w:rPr>
+        <w:t xml:space="preserve">&lt;</w:t>
+      </w:r>
+      <w:r>
+        <w:rPr>
+          <w:rStyle w:val="NormalTok"/>
+        </w:rPr>
+        <w:t xml:space="preserve">tei</w:t>
+      </w:r>
+      <w:r>
+        <w:rPr>
+          <w:rStyle w:val="OperatorTok"/>
+        </w:rPr>
+        <w:t xml:space="preserve">&gt;</w:t>
+      </w:r>
+      <w:r>
+        <w:rPr>
+          <w:rStyle w:val="NormalTok"/>
+        </w:rPr>
+        <w:t xml:space="preserve">   # every table + A1/A3/A6</w:t>
+      </w:r>
+      <w:r>
+        <w:br/>
+      </w:r>
+      <w:r>
+        <w:rPr>
+          <w:rStyle w:val="ExtensionTok"/>
+        </w:rPr>
+        <w:t xml:space="preserve">python</w:t>
+      </w:r>
+      <w:r>
+        <w:rPr>
+          <w:rStyle w:val="NormalTok"/>
+        </w:rPr>
+        <w:t xml:space="preserve"> ../docs/paper/make_figs.py               </w:t>
+      </w:r>
+      <w:r>
+        <w:rPr>
+          <w:rStyle w:val="CommentTok"/>
+        </w:rPr>
+        <w:t xml:space="preserve"># the paper's charts</w:t>
       </w:r>
     </w:p>
     <w:p>
@@ -7138,6 +9142,12 @@
     <w:abstractNumId w:val="991"/>
   </w:num>
   <w:num w:numId="1006">
+    <w:abstractNumId w:val="991"/>
+  </w:num>
+  <w:num w:numId="1007">
+    <w:abstractNumId w:val="991"/>
+  </w:num>
+  <w:num w:numId="1008">
     <w:abstractNumId w:val="99411"/>
     <w:lvlOverride w:ilvl="0">
       <w:startOverride w:val="1"/>
@@ -7166,12 +9176,6 @@
     <w:lvlOverride w:ilvl="8">
       <w:startOverride w:val="1"/>
     </w:lvlOverride>
-  </w:num>
-  <w:num w:numId="1007">
-    <w:abstractNumId w:val="991"/>
-  </w:num>
-  <w:num w:numId="1008">
-    <w:abstractNumId w:val="991"/>
   </w:num>
   <w:num w:numId="1009">
     <w:abstractNumId w:val="991"/>

--- a/docs/REPORT.docx
+++ b/docs/REPORT.docx
@@ -5888,13 +5888,7 @@
         <w:t xml:space="preserve"> </w:t>
       </w:r>
       <w:r>
-        <w:t xml:space="preserve">(the 10 reference PDFs; the new papers’ PDFs stayed on the laptop, so A1 and</w:t>
-      </w:r>
-      <w:r>
-        <w:t xml:space="preserve"> </w:t>
-      </w:r>
-      <w:r>
-        <w:t xml:space="preserve">A6 on all 50 are run there with</w:t>
+        <w:t xml:space="preserve">(all 50 papers, run on the laptop with</w:t>
       </w:r>
       <w:r>
         <w:t xml:space="preserve"> </w:t>
@@ -5903,7 +5897,7 @@
         <w:rPr>
           <w:rStyle w:val="VerbatimChar"/>
         </w:rPr>
-        <w:t xml:space="preserve">run_eval --pdf-dir</w:t>
+        <w:t xml:space="preserve">--pdf-dir --tei-dir</w:t>
       </w:r>
       <w:r>
         <w:t xml:space="preserve">):</w:t>
@@ -6022,55 +6016,55 @@
               <w:jc w:val="left"/>
             </w:pPr>
             <w:r>
-              <w:t xml:space="preserve">260</w:t>
-            </w:r>
-          </w:p>
-        </w:tc>
-        <w:tc>
-          <w:tcPr/>
-          <w:p>
-            <w:pPr>
-              <w:pStyle w:val="Compact"/>
-              <w:jc w:val="left"/>
-            </w:pPr>
-            <w:r>
-              <w:t xml:space="preserve">66 / 74</w:t>
-            </w:r>
-          </w:p>
-        </w:tc>
-        <w:tc>
-          <w:tcPr/>
-          <w:p>
-            <w:pPr>
-              <w:pStyle w:val="Compact"/>
-              <w:jc w:val="left"/>
-            </w:pPr>
-            <w:r>
-              <w:t xml:space="preserve">463</w:t>
-            </w:r>
-          </w:p>
-        </w:tc>
-        <w:tc>
-          <w:tcPr/>
-          <w:p>
-            <w:pPr>
-              <w:pStyle w:val="Compact"/>
-              <w:jc w:val="left"/>
-            </w:pPr>
-            <w:r>
-              <w:t xml:space="preserve">67</w:t>
-            </w:r>
-          </w:p>
-        </w:tc>
-        <w:tc>
-          <w:tcPr/>
-          <w:p>
-            <w:pPr>
-              <w:pStyle w:val="Compact"/>
-              <w:jc w:val="left"/>
-            </w:pPr>
-            <w:r>
-              <w:t xml:space="preserve">89%</w:t>
+              <w:t xml:space="preserve">1,520</w:t>
+            </w:r>
+          </w:p>
+        </w:tc>
+        <w:tc>
+          <w:tcPr/>
+          <w:p>
+            <w:pPr>
+              <w:pStyle w:val="Compact"/>
+              <w:jc w:val="left"/>
+            </w:pPr>
+            <w:r>
+              <w:t xml:space="preserve">321 / 436</w:t>
+            </w:r>
+          </w:p>
+        </w:tc>
+        <w:tc>
+          <w:tcPr/>
+          <w:p>
+            <w:pPr>
+              <w:pStyle w:val="Compact"/>
+              <w:jc w:val="left"/>
+            </w:pPr>
+            <w:r>
+              <w:t xml:space="preserve">3,026</w:t>
+            </w:r>
+          </w:p>
+        </w:tc>
+        <w:tc>
+          <w:tcPr/>
+          <w:p>
+            <w:pPr>
+              <w:pStyle w:val="Compact"/>
+              <w:jc w:val="left"/>
+            </w:pPr>
+            <w:r>
+              <w:t xml:space="preserve">580</w:t>
+            </w:r>
+          </w:p>
+        </w:tc>
+        <w:tc>
+          <w:tcPr/>
+          <w:p>
+            <w:pPr>
+              <w:pStyle w:val="Compact"/>
+              <w:jc w:val="left"/>
+            </w:pPr>
+            <w:r>
+              <w:t xml:space="preserve">83%</w:t>
             </w:r>
           </w:p>
         </w:tc>
@@ -6096,55 +6090,55 @@
               <w:jc w:val="left"/>
             </w:pPr>
             <w:r>
-              <w:t xml:space="preserve">181</w:t>
-            </w:r>
-          </w:p>
-        </w:tc>
-        <w:tc>
-          <w:tcPr/>
-          <w:p>
-            <w:pPr>
-              <w:pStyle w:val="Compact"/>
-              <w:jc w:val="left"/>
-            </w:pPr>
-            <w:r>
-              <w:t xml:space="preserve">74 / 74</w:t>
-            </w:r>
-          </w:p>
-        </w:tc>
-        <w:tc>
-          <w:tcPr/>
-          <w:p>
-            <w:pPr>
-              <w:pStyle w:val="Compact"/>
-              <w:jc w:val="left"/>
-            </w:pPr>
-            <w:r>
-              <w:t xml:space="preserve">344</w:t>
-            </w:r>
-          </w:p>
-        </w:tc>
-        <w:tc>
-          <w:tcPr/>
-          <w:p>
-            <w:pPr>
-              <w:pStyle w:val="Compact"/>
-              <w:jc w:val="left"/>
-            </w:pPr>
-            <w:r>
-              <w:t xml:space="preserve">30</w:t>
-            </w:r>
-          </w:p>
-        </w:tc>
-        <w:tc>
-          <w:tcPr/>
-          <w:p>
-            <w:pPr>
-              <w:pStyle w:val="Compact"/>
-              <w:jc w:val="left"/>
-            </w:pPr>
-            <w:r>
-              <w:t xml:space="preserve">93%</w:t>
+              <w:t xml:space="preserve">1,165</w:t>
+            </w:r>
+          </w:p>
+        </w:tc>
+        <w:tc>
+          <w:tcPr/>
+          <w:p>
+            <w:pPr>
+              <w:pStyle w:val="Compact"/>
+              <w:jc w:val="left"/>
+            </w:pPr>
+            <w:r>
+              <w:t xml:space="preserve">344 / 344</w:t>
+            </w:r>
+          </w:p>
+        </w:tc>
+        <w:tc>
+          <w:tcPr/>
+          <w:p>
+            <w:pPr>
+              <w:pStyle w:val="Compact"/>
+              <w:jc w:val="left"/>
+            </w:pPr>
+            <w:r>
+              <w:t xml:space="preserve">2,394</w:t>
+            </w:r>
+          </w:p>
+        </w:tc>
+        <w:tc>
+          <w:tcPr/>
+          <w:p>
+            <w:pPr>
+              <w:pStyle w:val="Compact"/>
+              <w:jc w:val="left"/>
+            </w:pPr>
+            <w:r>
+              <w:t xml:space="preserve">243</w:t>
+            </w:r>
+          </w:p>
+        </w:tc>
+        <w:tc>
+          <w:tcPr/>
+          <w:p>
+            <w:pPr>
+              <w:pStyle w:val="Compact"/>
+              <w:jc w:val="left"/>
+            </w:pPr>
+            <w:r>
+              <w:t xml:space="preserve">90%</w:t>
             </w:r>
           </w:p>
         </w:tc>
@@ -6155,31 +6149,51 @@
         <w:pStyle w:val="BodyText"/>
       </w:pPr>
       <w:r>
+        <w:t xml:space="preserve">By field, GROBID / PyMuPDF: baselines 97% / 99%, compute 92% / 97%, datasets 98% / 100%,</w:t>
+      </w:r>
+      <w:r>
+        <w:t xml:space="preserve"> </w:t>
+      </w:r>
+      <w:r>
+        <w:t xml:space="preserve">hyperparameters 67% / 81%, metrics 95% / 99%, task 98% / 98%.</w:t>
+      </w:r>
+    </w:p>
+    <w:p>
+      <w:pPr>
+        <w:pStyle w:val="BodyText"/>
+      </w:pPr>
+      <w:r>
         <w:t xml:space="preserve">GROBID gives the structure the rest of the pipeline relies on: section roles,</w:t>
       </w:r>
       <w:r>
         <w:t xml:space="preserve"> </w:t>
       </w:r>
       <w:r>
-        <w:t xml:space="preserve">references, in-text citations and equations. Raw PyMuPDF text keeps slightly more of the</w:t>
-      </w:r>
-      <w:r>
-        <w:t xml:space="preserve"> </w:t>
-      </w:r>
-      <w:r>
-        <w:t xml:space="preserve">gold values (hyperparameters: 85% vs 77%), mostly numbers in tables and footnotes that</w:t>
-      </w:r>
-      <w:r>
-        <w:t xml:space="preserve"> </w:t>
-      </w:r>
-      <w:r>
-        <w:t xml:space="preserve">GROBID drops. Gold values missing from the parse (11% with GROBID) put a ceiling on the</w:t>
-      </w:r>
-      <w:r>
-        <w:t xml:space="preserve"> </w:t>
-      </w:r>
-      <w:r>
-        <w:t xml:space="preserve">recall extraction can reach.</w:t>
+        <w:t xml:space="preserve">references, in-text citations and equations. Raw PyMuPDF text keeps more of the gold</w:t>
+      </w:r>
+      <w:r>
+        <w:t xml:space="preserve"> </w:t>
+      </w:r>
+      <w:r>
+        <w:t xml:space="preserve">values, mostly numbers in tables, footnotes and appendix lists that GROBID drops. A third</w:t>
+      </w:r>
+      <w:r>
+        <w:t xml:space="preserve"> </w:t>
+      </w:r>
+      <w:r>
+        <w:t xml:space="preserve">of the gold hyperparameter values never reach the extractor through GROBID’s text, so</w:t>
+      </w:r>
+      <w:r>
+        <w:t xml:space="preserve"> </w:t>
+      </w:r>
+      <w:r>
+        <w:t xml:space="preserve">67% is the ceiling for hyperparameter coverage; the run reaches 30%, less than half of</w:t>
+      </w:r>
+      <w:r>
+        <w:t xml:space="preserve"> </w:t>
+      </w:r>
+      <w:r>
+        <w:t xml:space="preserve">what the parse makes available.</w:t>
       </w:r>
     </w:p>
     <w:p>
@@ -6191,19 +6205,403 @@
           <w:bCs/>
           <w:b/>
         </w:rPr>
-        <w:t xml:space="preserve">A6: chat retrieval.</w:t>
-      </w:r>
-      <w:r>
-        <w:t xml:space="preserve"> </w:t>
-      </w:r>
-      <w:r>
-        <w:t xml:space="preserve">BM25 recall@5 is 47% on questions built from the gold set (task</w:t>
-      </w:r>
-      <w:r>
-        <w:t xml:space="preserve"> </w:t>
-      </w:r>
-      <w:r>
-        <w:t xml:space="preserve">58%, datasets 52%, baselines 30%, metrics 37%, hyperparameters 58%).</w:t>
+        <w:t xml:space="preserve">A6: chat retrieval</w:t>
+      </w:r>
+      <w:r>
+        <w:t xml:space="preserve"> </w:t>
+      </w:r>
+      <w:r>
+        <w:t xml:space="preserve">(recall@5 on 2,086 question-item pairs built from the gold set,</w:t>
+      </w:r>
+      <w:r>
+        <w:t xml:space="preserve"> </w:t>
+      </w:r>
+      <w:r>
+        <w:t xml:space="preserve">GROBID parse):</w:t>
+      </w:r>
+    </w:p>
+    <w:tbl>
+      <w:tblPr>
+        <w:tblStyle w:val="Table"/>
+        <w:tblW w:type="pct" w:w="5000"/>
+        <w:tblLook w:firstRow="1" w:lastRow="0" w:firstColumn="0" w:lastColumn="0" w:noHBand="0" w:noVBand="0" w:val="0020"/>
+        <w:jc w:val="start"/>
+      </w:tblPr>
+      <w:tblGrid>
+        <w:gridCol w:w="1131"/>
+        <w:gridCol w:w="1131"/>
+        <w:gridCol w:w="1131"/>
+        <w:gridCol w:w="1131"/>
+        <w:gridCol w:w="1131"/>
+        <w:gridCol w:w="1131"/>
+        <w:gridCol w:w="1131"/>
+      </w:tblGrid>
+      <w:tr>
+        <w:trPr>
+          <w:tblHeader w:val="true"/>
+        </w:trPr>
+        <w:tc>
+          <w:tcPr/>
+          <w:p>
+            <w:pPr>
+              <w:pStyle w:val="Compact"/>
+              <w:jc w:val="left"/>
+            </w:pPr>
+            <w:r>
+              <w:t xml:space="preserve">Retrieval</w:t>
+            </w:r>
+          </w:p>
+        </w:tc>
+        <w:tc>
+          <w:tcPr/>
+          <w:p>
+            <w:pPr>
+              <w:pStyle w:val="Compact"/>
+              <w:jc w:val="left"/>
+            </w:pPr>
+            <w:r>
+              <w:t xml:space="preserve">All</w:t>
+            </w:r>
+          </w:p>
+        </w:tc>
+        <w:tc>
+          <w:tcPr/>
+          <w:p>
+            <w:pPr>
+              <w:pStyle w:val="Compact"/>
+              <w:jc w:val="left"/>
+            </w:pPr>
+            <w:r>
+              <w:t xml:space="preserve">Task</w:t>
+            </w:r>
+          </w:p>
+        </w:tc>
+        <w:tc>
+          <w:tcPr/>
+          <w:p>
+            <w:pPr>
+              <w:pStyle w:val="Compact"/>
+              <w:jc w:val="left"/>
+            </w:pPr>
+            <w:r>
+              <w:t xml:space="preserve">Datasets</w:t>
+            </w:r>
+          </w:p>
+        </w:tc>
+        <w:tc>
+          <w:tcPr/>
+          <w:p>
+            <w:pPr>
+              <w:pStyle w:val="Compact"/>
+              <w:jc w:val="left"/>
+            </w:pPr>
+            <w:r>
+              <w:t xml:space="preserve">Baselines</w:t>
+            </w:r>
+          </w:p>
+        </w:tc>
+        <w:tc>
+          <w:tcPr/>
+          <w:p>
+            <w:pPr>
+              <w:pStyle w:val="Compact"/>
+              <w:jc w:val="left"/>
+            </w:pPr>
+            <w:r>
+              <w:t xml:space="preserve">Metrics</w:t>
+            </w:r>
+          </w:p>
+        </w:tc>
+        <w:tc>
+          <w:tcPr/>
+          <w:p>
+            <w:pPr>
+              <w:pStyle w:val="Compact"/>
+              <w:jc w:val="left"/>
+            </w:pPr>
+            <w:r>
+              <w:t xml:space="preserve">Hyperparameters</w:t>
+            </w:r>
+          </w:p>
+        </w:tc>
+      </w:tr>
+      <w:tr>
+        <w:tc>
+          <w:tcPr/>
+          <w:p>
+            <w:pPr>
+              <w:pStyle w:val="Compact"/>
+              <w:jc w:val="left"/>
+            </w:pPr>
+            <w:r>
+              <w:t xml:space="preserve">BM25</w:t>
+            </w:r>
+          </w:p>
+        </w:tc>
+        <w:tc>
+          <w:tcPr/>
+          <w:p>
+            <w:pPr>
+              <w:pStyle w:val="Compact"/>
+              <w:jc w:val="left"/>
+            </w:pPr>
+            <w:r>
+              <w:t xml:space="preserve">45%</w:t>
+            </w:r>
+          </w:p>
+        </w:tc>
+        <w:tc>
+          <w:tcPr/>
+          <w:p>
+            <w:pPr>
+              <w:pStyle w:val="Compact"/>
+              <w:jc w:val="left"/>
+            </w:pPr>
+            <w:r>
+              <w:t xml:space="preserve">53%</w:t>
+            </w:r>
+          </w:p>
+        </w:tc>
+        <w:tc>
+          <w:tcPr/>
+          <w:p>
+            <w:pPr>
+              <w:pStyle w:val="Compact"/>
+              <w:jc w:val="left"/>
+            </w:pPr>
+            <w:r>
+              <w:t xml:space="preserve">36%</w:t>
+            </w:r>
+          </w:p>
+        </w:tc>
+        <w:tc>
+          <w:tcPr/>
+          <w:p>
+            <w:pPr>
+              <w:pStyle w:val="Compact"/>
+              <w:jc w:val="left"/>
+            </w:pPr>
+            <w:r>
+              <w:t xml:space="preserve">41%</w:t>
+            </w:r>
+          </w:p>
+        </w:tc>
+        <w:tc>
+          <w:tcPr/>
+          <w:p>
+            <w:pPr>
+              <w:pStyle w:val="Compact"/>
+              <w:jc w:val="left"/>
+            </w:pPr>
+            <w:r>
+              <w:t xml:space="preserve">48%</w:t>
+            </w:r>
+          </w:p>
+        </w:tc>
+        <w:tc>
+          <w:tcPr/>
+          <w:p>
+            <w:pPr>
+              <w:pStyle w:val="Compact"/>
+              <w:jc w:val="left"/>
+            </w:pPr>
+            <w:r>
+              <w:t xml:space="preserve">50%</w:t>
+            </w:r>
+          </w:p>
+        </w:tc>
+      </w:tr>
+      <w:tr>
+        <w:tc>
+          <w:tcPr/>
+          <w:p>
+            <w:pPr>
+              <w:pStyle w:val="Compact"/>
+              <w:jc w:val="left"/>
+            </w:pPr>
+            <w:r>
+              <w:t xml:space="preserve">dense (bge-small)</w:t>
+            </w:r>
+          </w:p>
+        </w:tc>
+        <w:tc>
+          <w:tcPr/>
+          <w:p>
+            <w:pPr>
+              <w:pStyle w:val="Compact"/>
+              <w:jc w:val="left"/>
+            </w:pPr>
+            <w:r>
+              <w:t xml:space="preserve">36%</w:t>
+            </w:r>
+          </w:p>
+        </w:tc>
+        <w:tc>
+          <w:tcPr/>
+          <w:p>
+            <w:pPr>
+              <w:pStyle w:val="Compact"/>
+              <w:jc w:val="left"/>
+            </w:pPr>
+            <w:r>
+              <w:t xml:space="preserve">19%</w:t>
+            </w:r>
+          </w:p>
+        </w:tc>
+        <w:tc>
+          <w:tcPr/>
+          <w:p>
+            <w:pPr>
+              <w:pStyle w:val="Compact"/>
+              <w:jc w:val="left"/>
+            </w:pPr>
+            <w:r>
+              <w:t xml:space="preserve">37%</w:t>
+            </w:r>
+          </w:p>
+        </w:tc>
+        <w:tc>
+          <w:tcPr/>
+          <w:p>
+            <w:pPr>
+              <w:pStyle w:val="Compact"/>
+              <w:jc w:val="left"/>
+            </w:pPr>
+            <w:r>
+              <w:t xml:space="preserve">29%</w:t>
+            </w:r>
+          </w:p>
+        </w:tc>
+        <w:tc>
+          <w:tcPr/>
+          <w:p>
+            <w:pPr>
+              <w:pStyle w:val="Compact"/>
+              <w:jc w:val="left"/>
+            </w:pPr>
+            <w:r>
+              <w:t xml:space="preserve">46%</w:t>
+            </w:r>
+          </w:p>
+        </w:tc>
+        <w:tc>
+          <w:tcPr/>
+          <w:p>
+            <w:pPr>
+              <w:pStyle w:val="Compact"/>
+              <w:jc w:val="left"/>
+            </w:pPr>
+            <w:r>
+              <w:t xml:space="preserve">41%</w:t>
+            </w:r>
+          </w:p>
+        </w:tc>
+      </w:tr>
+      <w:tr>
+        <w:tc>
+          <w:tcPr/>
+          <w:p>
+            <w:pPr>
+              <w:pStyle w:val="Compact"/>
+              <w:jc w:val="left"/>
+            </w:pPr>
+            <w:r>
+              <w:t xml:space="preserve">hybrid (RRF)</w:t>
+            </w:r>
+          </w:p>
+        </w:tc>
+        <w:tc>
+          <w:tcPr/>
+          <w:p>
+            <w:pPr>
+              <w:pStyle w:val="Compact"/>
+              <w:jc w:val="left"/>
+            </w:pPr>
+            <w:r>
+              <w:t xml:space="preserve">45%</w:t>
+            </w:r>
+          </w:p>
+        </w:tc>
+        <w:tc>
+          <w:tcPr/>
+          <w:p>
+            <w:pPr>
+              <w:pStyle w:val="Compact"/>
+              <w:jc w:val="left"/>
+            </w:pPr>
+            <w:r>
+              <w:t xml:space="preserve">45%</w:t>
+            </w:r>
+          </w:p>
+        </w:tc>
+        <w:tc>
+          <w:tcPr/>
+          <w:p>
+            <w:pPr>
+              <w:pStyle w:val="Compact"/>
+              <w:jc w:val="left"/>
+            </w:pPr>
+            <w:r>
+              <w:t xml:space="preserve">40%</w:t>
+            </w:r>
+          </w:p>
+        </w:tc>
+        <w:tc>
+          <w:tcPr/>
+          <w:p>
+            <w:pPr>
+              <w:pStyle w:val="Compact"/>
+              <w:jc w:val="left"/>
+            </w:pPr>
+            <w:r>
+              <w:t xml:space="preserve">38%</w:t>
+            </w:r>
+          </w:p>
+        </w:tc>
+        <w:tc>
+          <w:tcPr/>
+          <w:p>
+            <w:pPr>
+              <w:pStyle w:val="Compact"/>
+              <w:jc w:val="left"/>
+            </w:pPr>
+            <w:r>
+              <w:t xml:space="preserve">49%</w:t>
+            </w:r>
+          </w:p>
+        </w:tc>
+        <w:tc>
+          <w:tcPr/>
+          <w:p>
+            <w:pPr>
+              <w:pStyle w:val="Compact"/>
+              <w:jc w:val="left"/>
+            </w:pPr>
+            <w:r>
+              <w:t xml:space="preserve">51%</w:t>
+            </w:r>
+          </w:p>
+        </w:tc>
+      </w:tr>
+    </w:tbl>
+    <w:p>
+      <w:pPr>
+        <w:pStyle w:val="BodyText"/>
+      </w:pPr>
+      <w:r>
+        <w:t xml:space="preserve">Dense retrieval alone is worse, above all on task questions; hybrid ties with BM25 overall</w:t>
+      </w:r>
+      <w:r>
+        <w:t xml:space="preserve"> </w:t>
+      </w:r>
+      <w:r>
+        <w:t xml:space="preserve">and helps on datasets, metrics and hyperparameters, which supports keeping BM25 in the</w:t>
+      </w:r>
+      <w:r>
+        <w:t xml:space="preserve"> </w:t>
+      </w:r>
+      <w:r>
+        <w:t xml:space="preserve">chat’s fusion.</w:t>
       </w:r>
     </w:p>
     <w:bookmarkEnd w:id="37"/>
@@ -6408,32 +6806,6 @@
             </w:pPr>
             <w:r>
               <w:t xml:space="preserve">extraction without asking for quotes at all</w:t>
-            </w:r>
-          </w:p>
-        </w:tc>
-      </w:tr>
-      <w:tr>
-        <w:tc>
-          <w:tcPr/>
-          <w:p>
-            <w:pPr>
-              <w:pStyle w:val="Compact"/>
-              <w:jc w:val="left"/>
-            </w:pPr>
-            <w:r>
-              <w:t xml:space="preserve">A6 dense / hybrid</w:t>
-            </w:r>
-          </w:p>
-        </w:tc>
-        <w:tc>
-          <w:tcPr/>
-          <w:p>
-            <w:pPr>
-              <w:pStyle w:val="Compact"/>
-              <w:jc w:val="left"/>
-            </w:pPr>
-            <w:r>
-              <w:t xml:space="preserve">needs the local embedding model downloaded</w:t>
             </w:r>
           </w:p>
         </w:tc>
@@ -7953,13 +8325,13 @@
         <w:t xml:space="preserve"> </w:t>
       </w:r>
       <w:r>
-        <w:t xml:space="preserve">On the reference papers, 11% of gold values are not present in the</w:t>
-      </w:r>
-      <w:r>
-        <w:t xml:space="preserve"> </w:t>
-      </w:r>
-      <w:r>
-        <w:t xml:space="preserve">GROBID text at all (A1), so no prompt change can recover them.</w:t>
+        <w:t xml:space="preserve">17% of gold values, and 33% of hyperparameter values, are not</w:t>
+      </w:r>
+      <w:r>
+        <w:t xml:space="preserve"> </w:t>
+      </w:r>
+      <w:r>
+        <w:t xml:space="preserve">present in the GROBID text at all (A1), so no prompt change can recover them.</w:t>
       </w:r>
     </w:p>
     <w:p>
